--- a/downloads/workbook/ai-1-week-29.docx
+++ b/downloads/workbook/ai-1-week-29.docx
@@ -1292,6 +1292,178 @@
         <w:t>Project connection: For the Helpful Classroom Sorter, retain the problem record, permitted scope, baseline and observable acceptance criteria.</w:t>
       </w:r>
     </w:p>
+    <w:p>
+      <w:pPr>
+        <w:pStyle w:val="Heading1"/>
+      </w:pPr>
+      <w:r>
+        <w:t>19. Project portfolio milestone</w:t>
+      </w:r>
+    </w:p>
+    <w:p>
+      <w:r>
+        <w:t>Project: Helpful Classroom Sorter</w:t>
+      </w:r>
+    </w:p>
+    <w:p>
+      <w:r>
+        <w:t>Current milestone: Prepare the demonstration. Gather reproducible instructions, evidence, access checks and remaining limitations.</w:t>
+      </w:r>
+    </w:p>
+    <w:p>
+      <w:r>
+        <w:t>For the Helpful Classroom Sorter, retain the problem record, permitted scope, baseline and observable acceptance criteria.</w:t>
+      </w:r>
+    </w:p>
+    <w:tbl>
+      <w:tblPr>
+        <w:tblStyle w:val="LightShading-Accent1"/>
+        <w:tblW w:type="auto" w:w="0"/>
+        <w:tblLook w:firstColumn="1" w:firstRow="1" w:lastColumn="0" w:lastRow="0" w:noHBand="0" w:noVBand="1" w:val="04A0"/>
+      </w:tblPr>
+      <w:tblGrid>
+        <w:gridCol w:w="5112"/>
+        <w:gridCol w:w="5112"/>
+      </w:tblGrid>
+      <w:tr>
+        <w:trPr>
+          <w:tblHeader/>
+        </w:trPr>
+        <w:tc>
+          <w:tcPr>
+            <w:tcW w:type="dxa" w:w="5112"/>
+          </w:tcPr>
+          <w:p>
+            <w:r>
+              <w:t>Evidence to keep</w:t>
+            </w:r>
+          </w:p>
+        </w:tc>
+        <w:tc>
+          <w:tcPr>
+            <w:tcW w:type="dxa" w:w="5112"/>
+          </w:tcPr>
+          <w:p>
+            <w:r>
+              <w:t>My record</w:t>
+            </w:r>
+          </w:p>
+        </w:tc>
+      </w:tr>
+      <w:tr>
+        <w:tc>
+          <w:tcPr>
+            <w:tcW w:type="dxa" w:w="5112"/>
+          </w:tcPr>
+          <w:p>
+            <w:r>
+              <w:t>This week’s input and deciding step</w:t>
+            </w:r>
+          </w:p>
+        </w:tc>
+        <w:tc>
+          <w:tcPr>
+            <w:tcW w:type="dxa" w:w="5112"/>
+          </w:tcPr>
+          <w:p>
+            <w:r/>
+          </w:p>
+        </w:tc>
+      </w:tr>
+      <w:tr>
+        <w:tc>
+          <w:tcPr>
+            <w:tcW w:type="dxa" w:w="5112"/>
+          </w:tcPr>
+          <w:p>
+            <w:r>
+              <w:t>Prediction and actual result (or labelled paper trace)</w:t>
+            </w:r>
+          </w:p>
+        </w:tc>
+        <w:tc>
+          <w:tcPr>
+            <w:tcW w:type="dxa" w:w="5112"/>
+          </w:tcPr>
+          <w:p>
+            <w:r/>
+          </w:p>
+        </w:tc>
+      </w:tr>
+      <w:tr>
+        <w:tc>
+          <w:tcPr>
+            <w:tcW w:type="dxa" w:w="5112"/>
+          </w:tcPr>
+          <w:p>
+            <w:r>
+              <w:t>One change since the previous checkpoint and why</w:t>
+            </w:r>
+          </w:p>
+        </w:tc>
+        <w:tc>
+          <w:tcPr>
+            <w:tcW w:type="dxa" w:w="5112"/>
+          </w:tcPr>
+          <w:p>
+            <w:r/>
+          </w:p>
+        </w:tc>
+      </w:tr>
+      <w:tr>
+        <w:tc>
+          <w:tcPr>
+            <w:tcW w:type="dxa" w:w="5112"/>
+          </w:tcPr>
+          <w:p>
+            <w:r>
+              <w:t>One error or limit and the next test</w:t>
+            </w:r>
+          </w:p>
+        </w:tc>
+        <w:tc>
+          <w:tcPr>
+            <w:tcW w:type="dxa" w:w="5112"/>
+          </w:tcPr>
+          <w:p>
+            <w:r/>
+          </w:p>
+        </w:tc>
+      </w:tr>
+    </w:tbl>
+    <w:p>
+      <w:pPr>
+        <w:pStyle w:val="Heading3"/>
+      </w:pPr>
+      <w:r>
+        <w:t>Explain what this week adds to your project. Reuse last week’s record rather than starting again.</w:t>
+      </w:r>
+    </w:p>
+    <w:p>
+      <w:r>
+        <w:t>________________________________________________________________</w:t>
+      </w:r>
+    </w:p>
+    <w:p>
+      <w:r>
+        <w:t>________________________________________________________________</w:t>
+      </w:r>
+    </w:p>
+    <w:p>
+      <w:r>
+        <w:t>________________________________________________________________</w:t>
+      </w:r>
+    </w:p>
+    <w:p>
+      <w:r>
+        <w:t>________________________________________________________________</w:t>
+      </w:r>
+    </w:p>
+    <w:p>
+      <w:r>
+        <w:t>________________________________________________________________</w:t>
+      </w:r>
+    </w:p>
     <w:sectPr>
       <w:pgSz w:w="12240" w:h="15840"/>
       <w:pgMar w:top="936" w:right="1008" w:bottom="936" w:left="1008" w:header="720" w:footer="720" w:gutter="0"/>

--- a/downloads/workbook/ai-1-week-29.docx
+++ b/downloads/workbook/ai-1-week-29.docx
@@ -1464,6 +1464,240 @@
         <w:t>________________________________________________________________</w:t>
       </w:r>
     </w:p>
+    <w:p>
+      <w:pPr>
+        <w:pStyle w:val="Heading1"/>
+      </w:pPr>
+      <w:r>
+        <w:t>20. Supported practice and learning evidence</w:t>
+      </w:r>
+    </w:p>
+    <w:p>
+      <w:r>
+        <w:t>Use this supported practice once, in the browser or on paper. Keep the reserved independent assessment for a separate first attempt before teacher feedback.</w:t>
+      </w:r>
+    </w:p>
+    <w:p>
+      <w:r>
+        <w:t>A fictional class loses time finding the correct craft tray.</w:t>
+      </w:r>
+    </w:p>
+    <w:p>
+      <w:pPr>
+        <w:pStyle w:val="Heading3"/>
+      </w:pPr>
+      <w:r>
+        <w:t>Practice 1: explain the deciding evidence</w:t>
+      </w:r>
+    </w:p>
+    <w:p>
+      <w:r>
+        <w:t>Which labelled step matches this detail? Use fictional tool requests; do not collect identity or purchase equipment.</w:t>
+      </w:r>
+    </w:p>
+    <w:p>
+      <w:r>
+        <w:t>1. Bound the project</w:t>
+      </w:r>
+    </w:p>
+    <w:p>
+      <w:r>
+        <w:t>2. Observe problem</w:t>
+      </w:r>
+    </w:p>
+    <w:p>
+      <w:r>
+        <w:t>3. Set success test</w:t>
+      </w:r>
+    </w:p>
+    <w:p>
+      <w:r>
+        <w:t>4. Define need</w:t>
+      </w:r>
+    </w:p>
+    <w:p>
+      <w:pPr>
+        <w:pStyle w:val="Heading3"/>
+      </w:pPr>
+      <w:r>
+        <w:t>My selected conclusion, deciding fact and explanation</w:t>
+      </w:r>
+    </w:p>
+    <w:p>
+      <w:r>
+        <w:t>________________________________________________________________</w:t>
+      </w:r>
+    </w:p>
+    <w:p>
+      <w:r>
+        <w:t>________________________________________________________________</w:t>
+      </w:r>
+    </w:p>
+    <w:p>
+      <w:r>
+        <w:t>________________________________________________________________</w:t>
+      </w:r>
+    </w:p>
+    <w:p>
+      <w:r>
+        <w:t>________________________________________________________________</w:t>
+      </w:r>
+    </w:p>
+    <w:p>
+      <w:r>
+        <w:t>________________________________________________________________</w:t>
+      </w:r>
+    </w:p>
+    <w:p>
+      <w:r>
+        <w:t>Hint if needed: Read the steps in the pictorial case. Match the supplied detail to the stage that performs or records it.</w:t>
+      </w:r>
+    </w:p>
+    <w:p>
+      <w:r>
+        <w:t>After your attempt, compare with the supported explanation: Bound the project Use fictional tool requests; do not collect identity or purchase equipment. The mismatch record describes a concrete need. A measurable goal checks whether the chosen tray satisfies the request; calling the system smart would not tell us how to evaluate it. Start with a transparent paper baseline, and keep unsatisfied requests visible instead of selecting a near match without warning.</w:t>
+      </w:r>
+    </w:p>
+    <w:p>
+      <w:pPr>
+        <w:pStyle w:val="Heading3"/>
+      </w:pPr>
+      <w:r>
+        <w:t>Practice 2: explain the deciding evidence</w:t>
+      </w:r>
+    </w:p>
+    <w:p>
+      <w:r>
+        <w:t>Changed-case practice: The approved list contains no tray with every requested tool. Which conclusion is supported by the supplied facts?</w:t>
+      </w:r>
+    </w:p>
+    <w:p>
+      <w:r>
+        <w:t>1. We can decide the result without examining the changed input or the procedure.</w:t>
+      </w:r>
+    </w:p>
+    <w:p>
+      <w:r>
+        <w:t>2. The finder should report no suitable tray rather than guess.</w:t>
+      </w:r>
+    </w:p>
+    <w:p>
+      <w:r>
+        <w:t>3. This one example guarantees correct results for every future input.</w:t>
+      </w:r>
+    </w:p>
+    <w:p>
+      <w:pPr>
+        <w:pStyle w:val="Heading3"/>
+      </w:pPr>
+      <w:r>
+        <w:t>My selected conclusion, deciding fact and explanation</w:t>
+      </w:r>
+    </w:p>
+    <w:p>
+      <w:r>
+        <w:t>________________________________________________________________</w:t>
+      </w:r>
+    </w:p>
+    <w:p>
+      <w:r>
+        <w:t>________________________________________________________________</w:t>
+      </w:r>
+    </w:p>
+    <w:p>
+      <w:r>
+        <w:t>________________________________________________________________</w:t>
+      </w:r>
+    </w:p>
+    <w:p>
+      <w:r>
+        <w:t>________________________________________________________________</w:t>
+      </w:r>
+    </w:p>
+    <w:p>
+      <w:r>
+        <w:t>________________________________________________________________</w:t>
+      </w:r>
+    </w:p>
+    <w:p>
+      <w:r>
+        <w:t>Hint if needed: Use the changed condition and the deciding step in the pictorial trace. The answer must say what follows from those facts.</w:t>
+      </w:r>
+    </w:p>
+    <w:p>
+      <w:r>
+        <w:t>After your attempt, compare with the supported explanation: The finder should report no suitable tray rather than guess. Success includes honestly identifying unsatisfied requirements.</w:t>
+      </w:r>
+    </w:p>
+    <w:p>
+      <w:pPr>
+        <w:pStyle w:val="Heading3"/>
+      </w:pPr>
+      <w:r>
+        <w:t>Repair a missing building block</w:t>
+      </w:r>
+    </w:p>
+    <w:p>
+      <w:r>
+        <w:t>Review Humans Set Boundaries (ai-1/28). Goal: Distinguish a system’s capability, the correctness of its output and permission to take an action. Short practice: Which original proposal is authorised? Why do the other two need separate approval?. Return to this week and explain what you changed.</w:t>
+      </w:r>
+    </w:p>
+    <w:p>
+      <w:r>
+        <w:t>Review Prompts Are Design Instructions (ai-1/26). Goal: Write a prompt with a clear task, supplied evidence and checkable output requirements. Short practice: What must happen if B instead conflicts with another equally authoritative duration record?. Return to this week and explain what you changed.</w:t>
+      </w:r>
+    </w:p>
+    <w:p>
+      <w:r>
+        <w:t>Review Fair for Whom? (ai-1/23). Goal: Compute a correct-out-of-assessed fraction and explain its denominator. Short practice: Which group loses performance under N, and can total improvement erase that fact?. Return to this week and explain what you changed.</w:t>
+      </w:r>
+    </w:p>
+    <w:p>
+      <w:pPr>
+        <w:pStyle w:val="Heading3"/>
+      </w:pPr>
+      <w:r>
+        <w:t>Keep your completed work</w:t>
+      </w:r>
+    </w:p>
+    <w:p>
+      <w:r>
+        <w:t>Use Download completed work in the hosted lesson to export your answers, reflections, practice feedback and code-run evidence. Open the HTML copy to read or print it. Drafts stay in this browser when storage is available; clear drafts on a shared device.</w:t>
+      </w:r>
+    </w:p>
+    <w:p>
+      <w:pPr>
+        <w:pStyle w:val="Heading3"/>
+      </w:pPr>
+      <w:r>
+        <w:t>What I repaired, the evidence I kept and the next test</w:t>
+      </w:r>
+    </w:p>
+    <w:p>
+      <w:r>
+        <w:t>________________________________________________________________</w:t>
+      </w:r>
+    </w:p>
+    <w:p>
+      <w:r>
+        <w:t>________________________________________________________________</w:t>
+      </w:r>
+    </w:p>
+    <w:p>
+      <w:r>
+        <w:t>________________________________________________________________</w:t>
+      </w:r>
+    </w:p>
+    <w:p>
+      <w:r>
+        <w:t>________________________________________________________________</w:t>
+      </w:r>
+    </w:p>
+    <w:p>
+      <w:r>
+        <w:t>________________________________________________________________</w:t>
+      </w:r>
+    </w:p>
     <w:sectPr>
       <w:pgSz w:w="12240" w:h="15840"/>
       <w:pgMar w:top="936" w:right="1008" w:bottom="936" w:left="1008" w:header="720" w:footer="720" w:gutter="0"/>

--- a/downloads/workbook/ai-1-week-29.docx
+++ b/downloads/workbook/ai-1-week-29.docx
@@ -30,6 +30,17 @@
     </w:p>
     <w:p>
       <w:r>
+        <w:t>Record your starting explanation for Find a Real Problem before opening notes. Show any later correction separately.</w:t>
+      </w:r>
+    </w:p>
+    <w:p>
+      <w:pPr>
+        <w:spacing w:line="336" w:lineRule="auto" w:after="180"/>
+      </w:pPr>
+      <w:r>
+        <w:rPr>
+          <w:b w:val="0"/>
+        </w:rPr>
         <w:t>Try the recall before opening notes. Then use a different colour or a labelled second line to correct your explanation.</w:t>
       </w:r>
     </w:p>
@@ -42,7 +53,13 @@
       </w:r>
     </w:p>
     <w:p>
-      <w:r>
+      <w:pPr>
+        <w:spacing w:line="336" w:lineRule="auto" w:after="180"/>
+      </w:pPr>
+      <w:r>
+        <w:rPr>
+          <w:b w:val="0"/>
+        </w:rPr>
         <w:t>Without opening the old lesson, explain one key idea from Humans Set Boundaries. Give an example and a mistake that the idea helps you avoid.</w:t>
       </w:r>
     </w:p>
@@ -78,7 +95,13 @@
       </w:r>
     </w:p>
     <w:p>
-      <w:r>
+      <w:pPr>
+        <w:spacing w:line="336" w:lineRule="auto" w:after="180"/>
+      </w:pPr>
+      <w:r>
+        <w:rPr>
+          <w:b w:val="0"/>
+        </w:rPr>
         <w:t>Without opening the old lesson, explain one key idea from Prompts Are Design Instructions. Give an example and a mistake that the idea helps you avoid.</w:t>
       </w:r>
     </w:p>
@@ -114,7 +137,13 @@
       </w:r>
     </w:p>
     <w:p>
-      <w:r>
+      <w:pPr>
+        <w:spacing w:line="336" w:lineRule="auto" w:after="180"/>
+      </w:pPr>
+      <w:r>
+        <w:rPr>
+          <w:b w:val="0"/>
+        </w:rPr>
         <w:t>Without opening the old lesson, explain one key idea from Fair for Whom?. Give an example and a mistake that the idea helps you avoid.</w:t>
       </w:r>
     </w:p>
@@ -151,7 +180,30 @@
     </w:p>
     <w:p>
       <w:r>
-        <w:t>Use W2: Identify claims beyond the evidence for A problem worth solving. Record the answer once; the lesson and workbook refer to the same attempt.</w:t>
+        <w:t>Complete the supported Find a Real Problem trace and record the first step you can explain without help.</w:t>
+      </w:r>
+    </w:p>
+    <w:p>
+      <w:pPr>
+        <w:spacing w:line="336" w:lineRule="auto" w:after="180"/>
+      </w:pPr>
+      <w:r>
+        <w:rPr>
+          <w:b w:val="0"/>
+        </w:rPr>
+        <w:t xml:space="preserve">Use W2: Identify claims beyond the </w:t>
+      </w:r>
+      <w:r>
+        <w:rPr>
+          <w:b/>
+        </w:rPr>
+        <w:t>evidence</w:t>
+      </w:r>
+      <w:r>
+        <w:rPr>
+          <w:b w:val="0"/>
+        </w:rPr>
+        <w:t xml:space="preserve"> for A problem worth solving. Record the answer once; the lesson and workbook refer to the same attempt.</w:t>
       </w:r>
     </w:p>
     <w:tbl>
@@ -279,7 +331,53 @@
     </w:p>
     <w:p>
       <w:r>
-        <w:t>Use the worked case for A problem worth solving. Proposed explanation: “Using AI is itself the outcome”. Decide whether this explanation is supported. Point to the step or supplied fact that decides; explain your repair if needed.</w:t>
+        <w:t>Check the proposed Find a Real Problem explanation against the supplied facts before discussing it.</w:t>
+      </w:r>
+    </w:p>
+    <w:p>
+      <w:pPr>
+        <w:spacing w:line="336" w:lineRule="auto" w:after="180"/>
+      </w:pPr>
+      <w:r>
+        <w:rPr>
+          <w:b w:val="0"/>
+        </w:rPr>
+        <w:t xml:space="preserve">Use the worked case for A problem worth solving. Proposed explanation: “Using AI is itself the </w:t>
+      </w:r>
+      <w:r>
+        <w:rPr>
+          <w:b/>
+        </w:rPr>
+        <w:t>outcome</w:t>
+      </w:r>
+      <w:r>
+        <w:rPr>
+          <w:b w:val="0"/>
+        </w:rPr>
+        <w:t>”. Decide whether this explanation is supported.</w:t>
+      </w:r>
+    </w:p>
+    <w:p>
+      <w:pPr>
+        <w:spacing w:line="336" w:lineRule="auto" w:after="180"/>
+      </w:pPr>
+      <w:r>
+        <w:rPr>
+          <w:b w:val="0"/>
+        </w:rPr>
+        <w:t xml:space="preserve">Point to the step or supplied fact that decides; explain your repair if </w:t>
+      </w:r>
+      <w:r>
+        <w:rPr>
+          <w:b/>
+        </w:rPr>
+        <w:t>need</w:t>
+      </w:r>
+      <w:r>
+        <w:rPr>
+          <w:b w:val="0"/>
+        </w:rPr>
+        <w:t>ed.</w:t>
       </w:r>
     </w:p>
     <w:p>
@@ -319,6 +417,11 @@
       </w:r>
     </w:p>
     <w:p>
+      <w:r>
+        <w:t>Write one first attempt at the reserved independent case before feedback. Repeated copies of that case refer to the same recorded attempt.</w:t>
+      </w:r>
+    </w:p>
+    <w:p>
       <w:pPr>
         <w:pStyle w:val="Heading3"/>
       </w:pPr>
@@ -327,8 +430,72 @@
       </w:r>
     </w:p>
     <w:p>
-      <w:r>
-        <w:t>In a fictional equipment cupboard exercise, eight teams choose a box from a list. Three boxes do not contain the items required by the corresponding request; five do. The teacher permits a paper box-finder using fictional item requests and an inventory. Write a brief naming the user difficulty, evidence, desired outcome, necessary information, an excluded action and a simple alternative. Identify one cause or benefit that these counts do not establish.</w:t>
+      <w:pPr>
+        <w:spacing w:line="336" w:lineRule="auto" w:after="180"/>
+      </w:pPr>
+      <w:r>
+        <w:rPr>
+          <w:b w:val="0"/>
+        </w:rPr>
+        <w:t>In a fictional equipment cupboard exercise, eight teams choose a box from a list. Three boxes do not contain the items required by the corresponding request; five do.</w:t>
+      </w:r>
+    </w:p>
+    <w:p>
+      <w:pPr>
+        <w:spacing w:line="336" w:lineRule="auto" w:after="180"/>
+      </w:pPr>
+      <w:r>
+        <w:rPr>
+          <w:b w:val="0"/>
+        </w:rPr>
+        <w:t xml:space="preserve">The teacher permits a paper box-finder using fictional item requests and an inventory. Write a brief naming the </w:t>
+      </w:r>
+      <w:r>
+        <w:rPr>
+          <w:b/>
+        </w:rPr>
+        <w:t>user</w:t>
+      </w:r>
+      <w:r>
+        <w:rPr>
+          <w:b w:val="0"/>
+        </w:rPr>
+        <w:t xml:space="preserve"> difficulty, </w:t>
+      </w:r>
+      <w:r>
+        <w:rPr>
+          <w:b/>
+        </w:rPr>
+        <w:t>evidence</w:t>
+      </w:r>
+      <w:r>
+        <w:rPr>
+          <w:b w:val="0"/>
+        </w:rPr>
+        <w:t xml:space="preserve">, desired </w:t>
+      </w:r>
+      <w:r>
+        <w:rPr>
+          <w:b/>
+        </w:rPr>
+        <w:t>outcome</w:t>
+      </w:r>
+      <w:r>
+        <w:rPr>
+          <w:b w:val="0"/>
+        </w:rPr>
+        <w:t>, necessary information, an excluded action and a simple alternative.</w:t>
+      </w:r>
+    </w:p>
+    <w:p>
+      <w:pPr>
+        <w:spacing w:line="336" w:lineRule="auto" w:after="180"/>
+      </w:pPr>
+      <w:r>
+        <w:rPr>
+          <w:b w:val="0"/>
+        </w:rPr>
+        <w:t>Identify one cause or benefit that these counts do not establish.</w:t>
       </w:r>
     </w:p>
     <w:p>
@@ -375,7 +542,13 @@
       </w:r>
     </w:p>
     <w:p>
-      <w:r>
+      <w:pPr>
+        <w:spacing w:line="336" w:lineRule="auto" w:after="180"/>
+      </w:pPr>
+      <w:r>
+        <w:rPr>
+          <w:b w:val="0"/>
+        </w:rPr>
         <w:t>Attempt this case before feedback. Record any help. Earlier examples below are further practice; a case already practised with feedback cannot establish fresh transfer.</w:t>
       </w:r>
     </w:p>
@@ -389,6 +562,17 @@
     </w:p>
     <w:p>
       <w:r>
+        <w:t>Connect the Find a Real Problem target to a trace and a justified conclusion.</w:t>
+      </w:r>
+    </w:p>
+    <w:p>
+      <w:pPr>
+        <w:spacing w:line="336" w:lineRule="auto" w:after="180"/>
+      </w:pPr>
+      <w:r>
+        <w:rPr>
+          <w:b w:val="0"/>
+        </w:rPr>
         <w:t>Students spend three minutes finding returned books. Compare shelf labels with an AI locator. Define one fair success test before choosing a solution.</w:t>
       </w:r>
     </w:p>
@@ -402,17 +586,58 @@
     </w:p>
     <w:p>
       <w:r>
+        <w:t>Solve the supplied Find a Real Problem case and show the deciding evidence.</w:t>
+      </w:r>
+    </w:p>
+    <w:p>
+      <w:pPr>
+        <w:spacing w:line="336" w:lineRule="auto" w:after="180"/>
+      </w:pPr>
+      <w:r>
+        <w:rPr>
+          <w:b w:val="0"/>
+        </w:rPr>
         <w:t>Shared markers are often lost because tray labels are unclear.</w:t>
       </w:r>
     </w:p>
     <w:p>
-      <w:r>
-        <w:t>State the need before selecting AI.</w:t>
-      </w:r>
-    </w:p>
-    <w:p>
-      <w:r>
-        <w:t>Show your trace, calculation or evidence</w:t>
+      <w:pPr>
+        <w:spacing w:line="336" w:lineRule="auto" w:after="180"/>
+      </w:pPr>
+      <w:r>
+        <w:rPr>
+          <w:b w:val="0"/>
+        </w:rPr>
+        <w:t xml:space="preserve">State the </w:t>
+      </w:r>
+      <w:r>
+        <w:rPr>
+          <w:b/>
+        </w:rPr>
+        <w:t>need</w:t>
+      </w:r>
+      <w:r>
+        <w:rPr>
+          <w:b w:val="0"/>
+        </w:rPr>
+        <w:t xml:space="preserve"> before selecting AI.</w:t>
+      </w:r>
+    </w:p>
+    <w:p>
+      <w:pPr>
+        <w:spacing w:line="336" w:lineRule="auto" w:after="180"/>
+      </w:pPr>
+      <w:r>
+        <w:rPr>
+          <w:b w:val="0"/>
+        </w:rPr>
+        <w:t xml:space="preserve">Show your trace, calculation or </w:t>
+      </w:r>
+      <w:r>
+        <w:rPr>
+          <w:b/>
+        </w:rPr>
+        <w:t>evidence</w:t>
       </w:r>
     </w:p>
     <w:p>
@@ -458,11 +683,28 @@
     </w:p>
     <w:p>
       <w:r>
+        <w:t>Apply the procedure to the changed case and record why the conclusion follows.</w:t>
+      </w:r>
+    </w:p>
+    <w:p>
+      <w:pPr>
+        <w:spacing w:line="336" w:lineRule="auto" w:after="180"/>
+      </w:pPr>
+      <w:r>
+        <w:rPr>
+          <w:b w:val="0"/>
+        </w:rPr>
         <w:t>Learners often cannot find borrowed classroom books. Define the problem before choosing an AI tool. Suggest one simple solution to compare with AI.</w:t>
       </w:r>
     </w:p>
     <w:p>
-      <w:r>
+      <w:pPr>
+        <w:spacing w:line="336" w:lineRule="auto" w:after="180"/>
+      </w:pPr>
+      <w:r>
+        <w:rPr>
+          <w:b w:val="0"/>
+        </w:rPr>
         <w:t>My independent answer and reason</w:t>
       </w:r>
     </w:p>
@@ -517,7 +759,30 @@
     </w:p>
     <w:p>
       <w:r>
-        <w:t>Create a changed input, boundary case or missing-information case. Write the expected answer or safe response before testing.</w:t>
+        <w:t>Specify a changed input, expected result and observation separately.</w:t>
+      </w:r>
+    </w:p>
+    <w:p>
+      <w:pPr>
+        <w:spacing w:line="336" w:lineRule="auto" w:after="180"/>
+      </w:pPr>
+      <w:r>
+        <w:rPr>
+          <w:b w:val="0"/>
+        </w:rPr>
+        <w:t xml:space="preserve">Create a changed </w:t>
+      </w:r>
+      <w:r>
+        <w:rPr>
+          <w:b/>
+        </w:rPr>
+        <w:t>input</w:t>
+      </w:r>
+      <w:r>
+        <w:rPr>
+          <w:b w:val="0"/>
+        </w:rPr>
+        <w:t>, boundary case or missing-information case. Write the expected answer or safe response before testing.</w:t>
       </w:r>
     </w:p>
     <w:tbl>
@@ -646,12 +911,65 @@
     </w:p>
     <w:p>
       <w:r>
-        <w:t>Choose the Classroom Sorter's real user and measurable need; keep an AI-free solution option open.</w:t>
-      </w:r>
-    </w:p>
-    <w:p>
-      <w:r>
-        <w:t>The project change and evidence I will keep</w:t>
+        <w:t>Justify what Find a Real Problem adds to Helpful Classroom Sorter and keep the evidence.</w:t>
+      </w:r>
+    </w:p>
+    <w:p>
+      <w:pPr>
+        <w:spacing w:line="336" w:lineRule="auto" w:after="180"/>
+      </w:pPr>
+      <w:r>
+        <w:rPr>
+          <w:b w:val="0"/>
+        </w:rPr>
+        <w:t xml:space="preserve">Choose the Classroom Sorter's real </w:t>
+      </w:r>
+      <w:r>
+        <w:rPr>
+          <w:b/>
+        </w:rPr>
+        <w:t>user</w:t>
+      </w:r>
+      <w:r>
+        <w:rPr>
+          <w:b w:val="0"/>
+        </w:rPr>
+        <w:t xml:space="preserve"> and measurable </w:t>
+      </w:r>
+      <w:r>
+        <w:rPr>
+          <w:b/>
+        </w:rPr>
+        <w:t>need</w:t>
+      </w:r>
+      <w:r>
+        <w:rPr>
+          <w:b w:val="0"/>
+        </w:rPr>
+        <w:t>; keep an AI-free solution option open.</w:t>
+      </w:r>
+    </w:p>
+    <w:p>
+      <w:pPr>
+        <w:spacing w:line="336" w:lineRule="auto" w:after="180"/>
+      </w:pPr>
+      <w:r>
+        <w:rPr>
+          <w:b w:val="0"/>
+        </w:rPr>
+        <w:t xml:space="preserve">The project change and </w:t>
+      </w:r>
+      <w:r>
+        <w:rPr>
+          <w:b/>
+        </w:rPr>
+        <w:t>evidence</w:t>
+      </w:r>
+      <w:r>
+        <w:rPr>
+          <w:b w:val="0"/>
+        </w:rPr>
+        <w:t xml:space="preserve"> I will keep</w:t>
       </w:r>
     </w:p>
     <w:p>
@@ -697,11 +1015,54 @@
     </w:p>
     <w:p>
       <w:r>
-        <w:t>I can explain the mechanism. I can show evidence. I can handle a changed case. I can name a limit. Mark each as not yet, with help or independently, and attach supporting work.</w:t>
-      </w:r>
-    </w:p>
-    <w:p>
-      <w:r>
+        <w:t>Judge explanation, evidence, transfer and limits separately; attach the work behind your judgement.</w:t>
+      </w:r>
+    </w:p>
+    <w:p>
+      <w:pPr>
+        <w:pStyle w:val="ListBullet"/>
+      </w:pPr>
+      <w:r>
+        <w:t>I can explain the mechanism.</w:t>
+      </w:r>
+    </w:p>
+    <w:p>
+      <w:pPr>
+        <w:pStyle w:val="ListBullet"/>
+      </w:pPr>
+      <w:r>
+        <w:t>I can show evidence.</w:t>
+      </w:r>
+    </w:p>
+    <w:p>
+      <w:pPr>
+        <w:pStyle w:val="ListBullet"/>
+      </w:pPr>
+      <w:r>
+        <w:t>I can handle a changed case.</w:t>
+      </w:r>
+    </w:p>
+    <w:p>
+      <w:pPr>
+        <w:pStyle w:val="ListBullet"/>
+      </w:pPr>
+      <w:r>
+        <w:t>I can name a limit.</w:t>
+      </w:r>
+    </w:p>
+    <w:p>
+      <w:r>
+        <w:t>Mark each as not yet, with help or independently, and attach supporting work.</w:t>
+      </w:r>
+    </w:p>
+    <w:p>
+      <w:pPr>
+        <w:spacing w:line="336" w:lineRule="auto" w:after="180"/>
+      </w:pPr>
+      <w:r>
+        <w:rPr>
+          <w:b w:val="0"/>
+        </w:rPr>
         <w:t>Teacher review ____________________  Next step ____________________</w:t>
       </w:r>
     </w:p>
@@ -715,6 +1076,17 @@
     </w:p>
     <w:p>
       <w:r>
+        <w:t>Use this earlier case as transfer practice. A case already discussed with feedback is not fresh assessment evidence.</w:t>
+      </w:r>
+    </w:p>
+    <w:p>
+      <w:pPr>
+        <w:spacing w:line="336" w:lineRule="auto" w:after="180"/>
+      </w:pPr>
+      <w:r>
+        <w:rPr>
+          <w:b w:val="0"/>
+        </w:rPr>
         <w:t>Students spend three minutes finding returned books. Compare shelf labels with an AI locator. Define one fair success test before choosing a solution.</w:t>
       </w:r>
     </w:p>
@@ -762,7 +1134,13 @@
       </w:r>
     </w:p>
     <w:p>
-      <w:r>
+      <w:pPr>
+        <w:spacing w:line="336" w:lineRule="auto" w:after="180"/>
+      </w:pPr>
+      <w:r>
+        <w:rPr>
+          <w:b w:val="0"/>
+        </w:rPr>
         <w:t>Record support used: none, hint or teacher explanation.</w:t>
       </w:r>
     </w:p>
@@ -776,7 +1154,54 @@
     </w:p>
     <w:p>
       <w:r>
-        <w:t>Use the ten-request activity log to write a problem statement with a user, setting and observed difficulty. Explain why “Build an AI app” is not yet a problem statement.</w:t>
+        <w:t>Write the problem without prescribing a tool. Apply the supplied Find a Real Problem facts and keep your reasoning.</w:t>
+      </w:r>
+    </w:p>
+    <w:p>
+      <w:pPr>
+        <w:spacing w:line="336" w:lineRule="auto" w:after="180"/>
+      </w:pPr>
+      <w:r>
+        <w:rPr>
+          <w:b w:val="0"/>
+        </w:rPr>
+        <w:t xml:space="preserve">Use the ten-request activity log to write a </w:t>
+      </w:r>
+      <w:r>
+        <w:rPr>
+          <w:b/>
+        </w:rPr>
+        <w:t>problem statement</w:t>
+      </w:r>
+      <w:r>
+        <w:rPr>
+          <w:b w:val="0"/>
+        </w:rPr>
+        <w:t xml:space="preserve"> with a </w:t>
+      </w:r>
+      <w:r>
+        <w:rPr>
+          <w:b/>
+        </w:rPr>
+        <w:t>user</w:t>
+      </w:r>
+      <w:r>
+        <w:rPr>
+          <w:b w:val="0"/>
+        </w:rPr>
+        <w:t xml:space="preserve">, setting and observed difficulty. Explain why “Build an AI app” is not yet a </w:t>
+      </w:r>
+      <w:r>
+        <w:rPr>
+          <w:b/>
+        </w:rPr>
+        <w:t>problem statement</w:t>
+      </w:r>
+      <w:r>
+        <w:rPr>
+          <w:b w:val="0"/>
+        </w:rPr>
+        <w:t>.</w:t>
       </w:r>
     </w:p>
     <w:p>
@@ -827,6 +1252,17 @@
     </w:p>
     <w:p>
       <w:r>
+        <w:t>Identify claims beyond the evidence. Apply the supplied Find a Real Problem facts and keep your reasoning.</w:t>
+      </w:r>
+    </w:p>
+    <w:p>
+      <w:pPr>
+        <w:spacing w:line="336" w:lineRule="auto" w:after="180"/>
+      </w:pPr>
+      <w:r>
+        <w:rPr>
+          <w:b w:val="0"/>
+        </w:rPr>
         <w:t>A team says that the four mismatches prove every pupil dislikes the catalogue and that a recommender will fix the problem. Identify two unsupported conclusions and state what the log actually establishes.</w:t>
       </w:r>
     </w:p>
@@ -878,7 +1314,53 @@
     </w:p>
     <w:p>
       <w:r>
-        <w:t>The paper project must suggest an activity compatible with available time and a quiet-room requirement. Choose relevant inputs from minutes available, quiet required, pupil name and home address. State the output and a simpler alternative to a recommender. Explain one boundary.</w:t>
+        <w:t>Choose information that serves the outcome. Apply the supplied Find a Real Problem facts and keep your reasoning.</w:t>
+      </w:r>
+    </w:p>
+    <w:p>
+      <w:pPr>
+        <w:spacing w:line="336" w:lineRule="auto" w:after="180"/>
+      </w:pPr>
+      <w:r>
+        <w:rPr>
+          <w:b w:val="0"/>
+        </w:rPr>
+        <w:t xml:space="preserve">The paper project must suggest an activity compatible with available time and a quiet-room requirement. Choose relevant </w:t>
+      </w:r>
+      <w:r>
+        <w:rPr>
+          <w:b/>
+        </w:rPr>
+        <w:t>input</w:t>
+      </w:r>
+      <w:r>
+        <w:rPr>
+          <w:b w:val="0"/>
+        </w:rPr>
+        <w:t>s from minutes available, quiet required, pupil name and home address.</w:t>
+      </w:r>
+    </w:p>
+    <w:p>
+      <w:pPr>
+        <w:spacing w:line="336" w:lineRule="auto" w:after="180"/>
+      </w:pPr>
+      <w:r>
+        <w:rPr>
+          <w:b w:val="0"/>
+        </w:rPr>
+        <w:t xml:space="preserve">State the </w:t>
+      </w:r>
+      <w:r>
+        <w:rPr>
+          <w:b/>
+        </w:rPr>
+        <w:t>output</w:t>
+      </w:r>
+      <w:r>
+        <w:rPr>
+          <w:b w:val="0"/>
+        </w:rPr>
+        <w:t xml:space="preserve"> and a simpler alternative to a recommender. Explain one boundary.</w:t>
       </w:r>
     </w:p>
     <w:p>
@@ -929,7 +1411,76 @@
     </w:p>
     <w:p>
       <w:r>
-        <w:t>In a fictional equipment cupboard exercise, eight teams choose a box from a list. Three boxes do not contain the items required by the corresponding request; five do. The teacher permits a paper box-finder using fictional item requests and an inventory. Write a brief naming the user difficulty, evidence, desired outcome, necessary information, an excluded action and a simple alternative. Identify one cause or benefit that these counts do not establish.</w:t>
+        <w:t>Attempt before feedback. If this repeats the selected independent case, reuse that first attempt; otherwise keep a separate record. Frame a different problem independently. Apply the supplied Find a Real Problem facts and keep your reasoning.</w:t>
+      </w:r>
+    </w:p>
+    <w:p>
+      <w:pPr>
+        <w:spacing w:line="336" w:lineRule="auto" w:after="180"/>
+      </w:pPr>
+      <w:r>
+        <w:rPr>
+          <w:b w:val="0"/>
+        </w:rPr>
+        <w:t>In a fictional equipment cupboard exercise, eight teams choose a box from a list. Three boxes do not contain the items required by the corresponding request; five do.</w:t>
+      </w:r>
+    </w:p>
+    <w:p>
+      <w:pPr>
+        <w:spacing w:line="336" w:lineRule="auto" w:after="180"/>
+      </w:pPr>
+      <w:r>
+        <w:rPr>
+          <w:b w:val="0"/>
+        </w:rPr>
+        <w:t xml:space="preserve">The teacher permits a paper box-finder using fictional item requests and an inventory. Write a brief naming the </w:t>
+      </w:r>
+      <w:r>
+        <w:rPr>
+          <w:b/>
+        </w:rPr>
+        <w:t>user</w:t>
+      </w:r>
+      <w:r>
+        <w:rPr>
+          <w:b w:val="0"/>
+        </w:rPr>
+        <w:t xml:space="preserve"> difficulty, </w:t>
+      </w:r>
+      <w:r>
+        <w:rPr>
+          <w:b/>
+        </w:rPr>
+        <w:t>evidence</w:t>
+      </w:r>
+      <w:r>
+        <w:rPr>
+          <w:b w:val="0"/>
+        </w:rPr>
+        <w:t xml:space="preserve">, desired </w:t>
+      </w:r>
+      <w:r>
+        <w:rPr>
+          <w:b/>
+        </w:rPr>
+        <w:t>outcome</w:t>
+      </w:r>
+      <w:r>
+        <w:rPr>
+          <w:b w:val="0"/>
+        </w:rPr>
+        <w:t>, necessary information, an excluded action and a simple alternative.</w:t>
+      </w:r>
+    </w:p>
+    <w:p>
+      <w:pPr>
+        <w:spacing w:line="336" w:lineRule="auto" w:after="180"/>
+      </w:pPr>
+      <w:r>
+        <w:rPr>
+          <w:b w:val="0"/>
+        </w:rPr>
+        <w:t>Identify one cause or benefit that these counts do not establish.</w:t>
       </w:r>
     </w:p>
     <w:p>
@@ -990,7 +1541,41 @@
     </w:p>
     <w:p>
       <w:r>
-        <w:t>For W4, a proposed box-finder never selects a wrong box because it always reports no match. Explain why counting only wrong suggestions would hide a failure. Name two results to record on test requests and explain why the original three-of-eight observation is not already an evaluation of the new tool.</w:t>
+        <w:t>Measure help as well as avoided errors. Apply the supplied Find a Real Problem facts and keep your reasoning.</w:t>
+      </w:r>
+    </w:p>
+    <w:p>
+      <w:pPr>
+        <w:spacing w:line="336" w:lineRule="auto" w:after="180"/>
+      </w:pPr>
+      <w:r>
+        <w:rPr>
+          <w:b w:val="0"/>
+        </w:rPr>
+        <w:t>For W4, a proposed box-finder never selects a wrong box because it always reports no match. Explain why counting only wrong suggestions would hide a failure.</w:t>
+      </w:r>
+    </w:p>
+    <w:p>
+      <w:pPr>
+        <w:spacing w:line="336" w:lineRule="auto" w:after="180"/>
+      </w:pPr>
+      <w:r>
+        <w:rPr>
+          <w:b w:val="0"/>
+        </w:rPr>
+        <w:t xml:space="preserve">Name two results to record on test requests and explain why the original three-of-eight </w:t>
+      </w:r>
+      <w:r>
+        <w:rPr>
+          <w:b/>
+        </w:rPr>
+        <w:t>observation</w:t>
+      </w:r>
+      <w:r>
+        <w:rPr>
+          <w:b w:val="0"/>
+        </w:rPr>
+        <w:t xml:space="preserve"> is not already an evaluation of the new tool.</w:t>
       </w:r>
     </w:p>
     <w:p>
@@ -1037,6 +1622,11 @@
       </w:pPr>
       <w:r>
         <w:t>17. Feedback, return check and learning record</w:t>
+      </w:r>
+    </w:p>
+    <w:p>
+      <w:r>
+        <w:t>Record the first repaired step and a different case to revisit after a delay.</w:t>
       </w:r>
     </w:p>
     <w:tbl>
@@ -1176,7 +1766,13 @@
       </w:tr>
     </w:tbl>
     <w:p>
-      <w:r>
+      <w:pPr>
+        <w:spacing w:line="336" w:lineRule="auto" w:after="180"/>
+      </w:pPr>
+      <w:r>
+        <w:rPr>
+          <w:b w:val="0"/>
+        </w:rPr>
         <w:t>Revisit this idea with your teacher after a delay. Familiarity is different from explaining and using it on a changed case.</w:t>
       </w:r>
     </w:p>
@@ -1190,16 +1786,39 @@
     </w:p>
     <w:p>
       <w:r>
+        <w:t>A fictional class loses time finding the correct craft tray. Explain the labelled step before checking the changed condition.</w:t>
+      </w:r>
+    </w:p>
+    <w:p>
+      <w:pPr>
+        <w:spacing w:line="336" w:lineRule="auto" w:after="180"/>
+      </w:pPr>
+      <w:r>
+        <w:rPr>
+          <w:b w:val="0"/>
+        </w:rPr>
         <w:t>A fictional class loses time finding the correct craft tray.</w:t>
       </w:r>
     </w:p>
     <w:p>
-      <w:r>
+      <w:pPr>
+        <w:spacing w:line="336" w:lineRule="auto" w:after="180"/>
+      </w:pPr>
+      <w:r>
+        <w:rPr>
+          <w:b w:val="0"/>
+        </w:rPr>
         <w:t>In eight recorded requests, three selected trays lack a required tool; five match.</w:t>
       </w:r>
     </w:p>
     <w:p>
-      <w:r>
+      <w:pPr>
+        <w:spacing w:line="336" w:lineRule="auto" w:after="180"/>
+      </w:pPr>
+      <w:r>
+        <w:rPr>
+          <w:b w:val="0"/>
+        </w:rPr>
         <w:t>The teacher permits a paper finder using fictional requests and an approved tray list, with no pupil names.</w:t>
       </w:r>
     </w:p>
@@ -1240,8 +1859,26 @@
       </w:r>
     </w:p>
     <w:p>
-      <w:r>
-        <w:t>Write a one-sentence project goal and say what evidence would count as a failure.</w:t>
+      <w:pPr>
+        <w:spacing w:line="336" w:lineRule="auto" w:after="180"/>
+      </w:pPr>
+      <w:r>
+        <w:rPr>
+          <w:b w:val="0"/>
+        </w:rPr>
+        <w:t xml:space="preserve">Write a one-sentence project goal and say what </w:t>
+      </w:r>
+      <w:r>
+        <w:rPr>
+          <w:b/>
+        </w:rPr>
+        <w:t>evidence</w:t>
+      </w:r>
+      <w:r>
+        <w:rPr>
+          <w:b w:val="0"/>
+        </w:rPr>
+        <w:t xml:space="preserve"> would count as a failure.</w:t>
       </w:r>
     </w:p>
     <w:p>
@@ -1283,12 +1920,45 @@
       </w:r>
     </w:p>
     <w:p>
-      <w:r>
-        <w:t>Support used: alone / hint / worked example. This record is practice evidence.</w:t>
-      </w:r>
-    </w:p>
-    <w:p>
-      <w:r>
+      <w:pPr>
+        <w:pStyle w:val="Heading3"/>
+      </w:pPr>
+      <w:r>
+        <w:t>Record the help used</w:t>
+      </w:r>
+    </w:p>
+    <w:p>
+      <w:pPr>
+        <w:spacing w:line="336" w:lineRule="auto" w:after="180"/>
+        <w:shd w:fill="F1F6F8"/>
+      </w:pPr>
+      <w:r>
+        <w:rPr>
+          <w:b w:val="0"/>
+        </w:rPr>
+        <w:t xml:space="preserve">Support used: alone / hint / worked example. This record is practice </w:t>
+      </w:r>
+      <w:r>
+        <w:rPr>
+          <w:b/>
+        </w:rPr>
+        <w:t>evidence</w:t>
+      </w:r>
+      <w:r>
+        <w:rPr>
+          <w:b w:val="0"/>
+        </w:rPr>
+        <w:t>.</w:t>
+      </w:r>
+    </w:p>
+    <w:p>
+      <w:pPr>
+        <w:spacing w:line="336" w:lineRule="auto" w:after="180"/>
+      </w:pPr>
+      <w:r>
+        <w:rPr>
+          <w:b w:val="0"/>
+        </w:rPr>
         <w:t>Project connection: For the Helpful Classroom Sorter, retain the problem record, permitted scope, baseline and observable acceptance criteria.</w:t>
       </w:r>
     </w:p>
@@ -1302,16 +1972,51 @@
     </w:p>
     <w:p>
       <w:r>
+        <w:t>Keep this week’s input, deciding step, result and limit together in the Helpful Classroom Sorter record.</w:t>
+      </w:r>
+    </w:p>
+    <w:p>
+      <w:pPr>
+        <w:spacing w:line="336" w:lineRule="auto" w:after="180"/>
+      </w:pPr>
+      <w:r>
+        <w:rPr>
+          <w:b w:val="0"/>
+        </w:rPr>
         <w:t>Project: Helpful Classroom Sorter</w:t>
       </w:r>
     </w:p>
     <w:p>
-      <w:r>
-        <w:t>Current milestone: Prepare the demonstration. Gather reproducible instructions, evidence, access checks and remaining limitations.</w:t>
-      </w:r>
-    </w:p>
-    <w:p>
-      <w:r>
+      <w:pPr>
+        <w:spacing w:line="336" w:lineRule="auto" w:after="180"/>
+      </w:pPr>
+      <w:r>
+        <w:rPr>
+          <w:b w:val="0"/>
+        </w:rPr>
+        <w:t xml:space="preserve">Current milestone: Prepare the demonstration. Gather reproducible instructions, </w:t>
+      </w:r>
+      <w:r>
+        <w:rPr>
+          <w:b/>
+        </w:rPr>
+        <w:t>evidence</w:t>
+      </w:r>
+      <w:r>
+        <w:rPr>
+          <w:b w:val="0"/>
+        </w:rPr>
+        <w:t>, access checks and remaining limitations.</w:t>
+      </w:r>
+    </w:p>
+    <w:p>
+      <w:pPr>
+        <w:spacing w:line="336" w:lineRule="auto" w:after="180"/>
+      </w:pPr>
+      <w:r>
+        <w:rPr>
+          <w:b w:val="0"/>
+        </w:rPr>
         <w:t>For the Helpful Classroom Sorter, retain the problem record, permitted scope, baseline and observable acceptance criteria.</w:t>
       </w:r>
     </w:p>
@@ -1474,11 +2179,28 @@
     </w:p>
     <w:p>
       <w:r>
+        <w:t>Try the supported questions before comparing with hints and feedback. Record what you repaired and the evidence you retained.</w:t>
+      </w:r>
+    </w:p>
+    <w:p>
+      <w:pPr>
+        <w:spacing w:line="336" w:lineRule="auto" w:after="180"/>
+      </w:pPr>
+      <w:r>
+        <w:rPr>
+          <w:b w:val="0"/>
+        </w:rPr>
         <w:t>Use this supported practice once, in the browser or on paper. Keep the reserved independent assessment for a separate first attempt before teacher feedback.</w:t>
       </w:r>
     </w:p>
     <w:p>
-      <w:r>
+      <w:pPr>
+        <w:spacing w:line="336" w:lineRule="auto" w:after="180"/>
+      </w:pPr>
+      <w:r>
+        <w:rPr>
+          <w:b w:val="0"/>
+        </w:rPr>
         <w:t>A fictional class loses time finding the correct craft tray.</w:t>
       </w:r>
     </w:p>
@@ -1491,28 +2213,68 @@
       </w:r>
     </w:p>
     <w:p>
-      <w:r>
+      <w:pPr>
+        <w:spacing w:line="336" w:lineRule="auto" w:after="180"/>
+      </w:pPr>
+      <w:r>
+        <w:rPr>
+          <w:b w:val="0"/>
+        </w:rPr>
         <w:t>Which labelled step matches this detail? Use fictional tool requests; do not collect identity or purchase equipment.</w:t>
       </w:r>
     </w:p>
     <w:p>
-      <w:r>
+      <w:pPr>
+        <w:spacing w:line="336" w:lineRule="auto" w:after="180"/>
+        <w:shd w:fill="F4F9FC"/>
+      </w:pPr>
+      <w:r>
+        <w:rPr>
+          <w:b w:val="0"/>
+        </w:rPr>
         <w:t>1. Bound the project</w:t>
       </w:r>
     </w:p>
     <w:p>
-      <w:r>
+      <w:pPr>
+        <w:spacing w:line="336" w:lineRule="auto" w:after="180"/>
+        <w:shd w:fill="F4F9FC"/>
+      </w:pPr>
+      <w:r>
+        <w:rPr>
+          <w:b w:val="0"/>
+        </w:rPr>
         <w:t>2. Observe problem</w:t>
       </w:r>
     </w:p>
     <w:p>
-      <w:r>
+      <w:pPr>
+        <w:spacing w:line="336" w:lineRule="auto" w:after="180"/>
+        <w:shd w:fill="F4F9FC"/>
+      </w:pPr>
+      <w:r>
+        <w:rPr>
+          <w:b w:val="0"/>
+        </w:rPr>
         <w:t>3. Set success test</w:t>
       </w:r>
     </w:p>
     <w:p>
-      <w:r>
-        <w:t>4. Define need</w:t>
+      <w:pPr>
+        <w:spacing w:line="336" w:lineRule="auto" w:after="180"/>
+        <w:shd w:fill="F4F9FC"/>
+      </w:pPr>
+      <w:r>
+        <w:rPr>
+          <w:b w:val="0"/>
+        </w:rPr>
+        <w:t xml:space="preserve">4. Define </w:t>
+      </w:r>
+      <w:r>
+        <w:rPr>
+          <w:b/>
+        </w:rPr>
+        <w:t>need</w:t>
       </w:r>
     </w:p>
     <w:p>
@@ -1549,41 +2311,179 @@
       </w:r>
     </w:p>
     <w:p>
-      <w:r>
-        <w:t>Hint if needed: Read the steps in the pictorial case. Match the supplied detail to the stage that performs or records it.</w:t>
-      </w:r>
-    </w:p>
-    <w:p>
-      <w:r>
-        <w:t>After your attempt, compare with the supported explanation: Bound the project Use fictional tool requests; do not collect identity or purchase equipment. The mismatch record describes a concrete need. A measurable goal checks whether the chosen tray satisfies the request; calling the system smart would not tell us how to evaluate it. Start with a transparent paper baseline, and keep unsatisfied requests visible instead of selecting a near match without warning.</w:t>
-      </w:r>
-    </w:p>
-    <w:p>
       <w:pPr>
         <w:pStyle w:val="Heading3"/>
       </w:pPr>
       <w:r>
+        <w:t>Hint · try first</w:t>
+      </w:r>
+    </w:p>
+    <w:p>
+      <w:pPr>
+        <w:spacing w:line="336" w:lineRule="auto" w:after="180"/>
+        <w:shd w:fill="F1F6F8"/>
+      </w:pPr>
+      <w:r>
+        <w:rPr>
+          <w:b w:val="0"/>
+        </w:rPr>
+        <w:t xml:space="preserve">Hint if </w:t>
+      </w:r>
+      <w:r>
+        <w:rPr>
+          <w:b/>
+        </w:rPr>
+        <w:t>need</w:t>
+      </w:r>
+      <w:r>
+        <w:rPr>
+          <w:b w:val="0"/>
+        </w:rPr>
+        <w:t>ed: Read the steps in the pictorial case. Match the supplied detail to the stage that performs or records it.</w:t>
+      </w:r>
+    </w:p>
+    <w:p>
+      <w:pPr>
+        <w:pStyle w:val="Heading3"/>
+      </w:pPr>
+      <w:r>
+        <w:t>Feedback · compare after trying</w:t>
+      </w:r>
+    </w:p>
+    <w:p>
+      <w:pPr>
+        <w:spacing w:line="336" w:lineRule="auto" w:after="180"/>
+        <w:shd w:fill="F1F6FC"/>
+      </w:pPr>
+      <w:r>
+        <w:rPr>
+          <w:b w:val="0"/>
+        </w:rPr>
+        <w:t xml:space="preserve">After your attempt, compare with the supported explanation: Bound the project Use fictional tool requests; do not collect identity or purchase equipment. The mismatch record describes a concrete </w:t>
+      </w:r>
+      <w:r>
+        <w:rPr>
+          <w:b/>
+        </w:rPr>
+        <w:t>need</w:t>
+      </w:r>
+      <w:r>
+        <w:rPr>
+          <w:b w:val="0"/>
+        </w:rPr>
+        <w:t>.</w:t>
+      </w:r>
+    </w:p>
+    <w:p>
+      <w:pPr>
+        <w:spacing w:line="336" w:lineRule="auto" w:after="180"/>
+        <w:shd w:fill="F1F6FC"/>
+      </w:pPr>
+      <w:r>
+        <w:rPr>
+          <w:b w:val="0"/>
+        </w:rPr>
+        <w:t>A measurable goal checks whether the chosen tray satisfies the request; calling the system smart would not tell us how to evaluate it.</w:t>
+      </w:r>
+    </w:p>
+    <w:p>
+      <w:pPr>
+        <w:spacing w:line="336" w:lineRule="auto" w:after="180"/>
+        <w:shd w:fill="F1F6FC"/>
+      </w:pPr>
+      <w:r>
+        <w:rPr>
+          <w:b w:val="0"/>
+        </w:rPr>
+        <w:t>Start with a transparent paper baseline, and keep unsatisfied requests visible instead of selecting a near match without warning.</w:t>
+      </w:r>
+    </w:p>
+    <w:p>
+      <w:pPr>
+        <w:pStyle w:val="Heading3"/>
+      </w:pPr>
+      <w:r>
         <w:t>Practice 2: explain the deciding evidence</w:t>
       </w:r>
     </w:p>
     <w:p>
-      <w:r>
+      <w:pPr>
+        <w:pStyle w:val="Heading3"/>
+      </w:pPr>
+      <w:r>
+        <w:t>Changed case · predict first</w:t>
+      </w:r>
+    </w:p>
+    <w:p>
+      <w:pPr>
+        <w:spacing w:line="336" w:lineRule="auto" w:after="180"/>
+        <w:shd w:fill="F5F1FB"/>
+      </w:pPr>
+      <w:r>
+        <w:rPr>
+          <w:b w:val="0"/>
+        </w:rPr>
         <w:t>Changed-case practice: The approved list contains no tray with every requested tool. Which conclusion is supported by the supplied facts?</w:t>
       </w:r>
     </w:p>
     <w:p>
-      <w:r>
-        <w:t>1. We can decide the result without examining the changed input or the procedure.</w:t>
-      </w:r>
-    </w:p>
-    <w:p>
-      <w:r>
+      <w:pPr>
+        <w:spacing w:line="336" w:lineRule="auto" w:after="180"/>
+        <w:shd w:fill="F4F9FC"/>
+      </w:pPr>
+      <w:r>
+        <w:rPr>
+          <w:b w:val="0"/>
+        </w:rPr>
+        <w:t xml:space="preserve">1. We can decide the result without examining the changed </w:t>
+      </w:r>
+      <w:r>
+        <w:rPr>
+          <w:b/>
+        </w:rPr>
+        <w:t>input</w:t>
+      </w:r>
+      <w:r>
+        <w:rPr>
+          <w:b w:val="0"/>
+        </w:rPr>
+        <w:t xml:space="preserve"> or the procedure.</w:t>
+      </w:r>
+    </w:p>
+    <w:p>
+      <w:pPr>
+        <w:spacing w:line="336" w:lineRule="auto" w:after="180"/>
+        <w:shd w:fill="F4F9FC"/>
+      </w:pPr>
+      <w:r>
+        <w:rPr>
+          <w:b w:val="0"/>
+        </w:rPr>
         <w:t>2. The finder should report no suitable tray rather than guess.</w:t>
       </w:r>
     </w:p>
     <w:p>
-      <w:r>
-        <w:t>3. This one example guarantees correct results for every future input.</w:t>
+      <w:pPr>
+        <w:spacing w:line="336" w:lineRule="auto" w:after="180"/>
+        <w:shd w:fill="F4F9FC"/>
+      </w:pPr>
+      <w:r>
+        <w:rPr>
+          <w:b w:val="0"/>
+        </w:rPr>
+        <w:t xml:space="preserve">3. This one example guarantees correct results for every future </w:t>
+      </w:r>
+      <w:r>
+        <w:rPr>
+          <w:b/>
+        </w:rPr>
+        <w:t>input</w:t>
+      </w:r>
+      <w:r>
+        <w:rPr>
+          <w:b w:val="0"/>
+        </w:rPr>
+        <w:t>.</w:t>
       </w:r>
     </w:p>
     <w:p>
@@ -1620,12 +2520,54 @@
       </w:r>
     </w:p>
     <w:p>
-      <w:r>
-        <w:t>Hint if needed: Use the changed condition and the deciding step in the pictorial trace. The answer must say what follows from those facts.</w:t>
-      </w:r>
-    </w:p>
-    <w:p>
-      <w:r>
+      <w:pPr>
+        <w:pStyle w:val="Heading3"/>
+      </w:pPr>
+      <w:r>
+        <w:t>Hint · try first</w:t>
+      </w:r>
+    </w:p>
+    <w:p>
+      <w:pPr>
+        <w:spacing w:line="336" w:lineRule="auto" w:after="180"/>
+        <w:shd w:fill="F1F6F8"/>
+      </w:pPr>
+      <w:r>
+        <w:rPr>
+          <w:b w:val="0"/>
+        </w:rPr>
+        <w:t xml:space="preserve">Hint if </w:t>
+      </w:r>
+      <w:r>
+        <w:rPr>
+          <w:b/>
+        </w:rPr>
+        <w:t>need</w:t>
+      </w:r>
+      <w:r>
+        <w:rPr>
+          <w:b w:val="0"/>
+        </w:rPr>
+        <w:t>ed: Use the changed condition and the deciding step in the pictorial trace. The answer must say what follows from those facts.</w:t>
+      </w:r>
+    </w:p>
+    <w:p>
+      <w:pPr>
+        <w:pStyle w:val="Heading3"/>
+      </w:pPr>
+      <w:r>
+        <w:t>Feedback · compare after trying</w:t>
+      </w:r>
+    </w:p>
+    <w:p>
+      <w:pPr>
+        <w:spacing w:line="336" w:lineRule="auto" w:after="180"/>
+        <w:shd w:fill="F1F6FC"/>
+      </w:pPr>
+      <w:r>
+        <w:rPr>
+          <w:b w:val="0"/>
+        </w:rPr>
         <w:t>After your attempt, compare with the supported explanation: The finder should report no suitable tray rather than guess. Success includes honestly identifying unsatisfied requirements.</w:t>
       </w:r>
     </w:p>
@@ -1638,18 +2580,117 @@
       </w:r>
     </w:p>
     <w:p>
-      <w:r>
-        <w:t>Review Humans Set Boundaries (ai-1/28). Goal: Distinguish a system’s capability, the correctness of its output and permission to take an action. Short practice: Which original proposal is authorised? Why do the other two need separate approval?. Return to this week and explain what you changed.</w:t>
-      </w:r>
-    </w:p>
-    <w:p>
-      <w:r>
-        <w:t>Review Prompts Are Design Instructions (ai-1/26). Goal: Write a prompt with a clear task, supplied evidence and checkable output requirements. Short practice: What must happen if B instead conflicts with another equally authoritative duration record?. Return to this week and explain what you changed.</w:t>
-      </w:r>
-    </w:p>
-    <w:p>
-      <w:r>
-        <w:t>Review Fair for Whom? (ai-1/23). Goal: Compute a correct-out-of-assessed fraction and explain its denominator. Short practice: Which group loses performance under N, and can total improvement erase that fact?. Return to this week and explain what you changed.</w:t>
+      <w:pPr>
+        <w:spacing w:line="336" w:lineRule="auto" w:after="180"/>
+      </w:pPr>
+      <w:r>
+        <w:rPr>
+          <w:b w:val="0"/>
+        </w:rPr>
+        <w:t xml:space="preserve">Review Humans Set Boundaries (ai-1/28). Goal: Distinguish a system’s capability, the correctness of its </w:t>
+      </w:r>
+      <w:r>
+        <w:rPr>
+          <w:b/>
+        </w:rPr>
+        <w:t>output</w:t>
+      </w:r>
+      <w:r>
+        <w:rPr>
+          <w:b w:val="0"/>
+        </w:rPr>
+        <w:t xml:space="preserve"> and permission to take an action. Short practice: Which original proposal is authorised?</w:t>
+      </w:r>
+    </w:p>
+    <w:p>
+      <w:pPr>
+        <w:spacing w:line="336" w:lineRule="auto" w:after="180"/>
+      </w:pPr>
+      <w:r>
+        <w:rPr>
+          <w:b w:val="0"/>
+        </w:rPr>
+        <w:t xml:space="preserve">Why do the other two </w:t>
+      </w:r>
+      <w:r>
+        <w:rPr>
+          <w:b/>
+        </w:rPr>
+        <w:t>need</w:t>
+      </w:r>
+      <w:r>
+        <w:rPr>
+          <w:b w:val="0"/>
+        </w:rPr>
+        <w:t xml:space="preserve"> separate approval?. Return to this week and explain what you changed.</w:t>
+      </w:r>
+    </w:p>
+    <w:p>
+      <w:pPr>
+        <w:spacing w:line="336" w:lineRule="auto" w:after="180"/>
+      </w:pPr>
+      <w:r>
+        <w:rPr>
+          <w:b w:val="0"/>
+        </w:rPr>
+        <w:t xml:space="preserve">Review Prompts Are Design Instructions (ai-1/26). Goal: Write a prompt with a clear task, supplied </w:t>
+      </w:r>
+      <w:r>
+        <w:rPr>
+          <w:b/>
+        </w:rPr>
+        <w:t>evidence</w:t>
+      </w:r>
+      <w:r>
+        <w:rPr>
+          <w:b w:val="0"/>
+        </w:rPr>
+        <w:t xml:space="preserve"> and checkable </w:t>
+      </w:r>
+      <w:r>
+        <w:rPr>
+          <w:b/>
+        </w:rPr>
+        <w:t>output</w:t>
+      </w:r>
+      <w:r>
+        <w:rPr>
+          <w:b w:val="0"/>
+        </w:rPr>
+        <w:t xml:space="preserve"> requirements.</w:t>
+      </w:r>
+    </w:p>
+    <w:p>
+      <w:pPr>
+        <w:spacing w:line="336" w:lineRule="auto" w:after="180"/>
+      </w:pPr>
+      <w:r>
+        <w:rPr>
+          <w:b w:val="0"/>
+        </w:rPr>
+        <w:t>Short practice: What must happen if B instead conflicts with another equally authoritative duration record?. Return to this week and explain what you changed.</w:t>
+      </w:r>
+    </w:p>
+    <w:p>
+      <w:pPr>
+        <w:spacing w:line="336" w:lineRule="auto" w:after="180"/>
+      </w:pPr>
+      <w:r>
+        <w:rPr>
+          <w:b w:val="0"/>
+        </w:rPr>
+        <w:t>Review Fair for Whom? (ai-1/23). Goal: Compute a correct-out-of-assessed fraction and explain its denominator. Short practice: Which group loses performance under N, and can total improvement erase that fact?.</w:t>
+      </w:r>
+    </w:p>
+    <w:p>
+      <w:pPr>
+        <w:spacing w:line="336" w:lineRule="auto" w:after="180"/>
+      </w:pPr>
+      <w:r>
+        <w:rPr>
+          <w:b w:val="0"/>
+        </w:rPr>
+        <w:t>Return to this week and explain what you changed.</w:t>
       </w:r>
     </w:p>
     <w:p>
@@ -1661,8 +2702,37 @@
       </w:r>
     </w:p>
     <w:p>
-      <w:r>
-        <w:t>Use Download completed work in the hosted lesson to export your answers, reflections, practice feedback and code-run evidence. Open the HTML copy to read or print it. Drafts stay in this browser when storage is available; clear drafts on a shared device.</w:t>
+      <w:pPr>
+        <w:spacing w:line="336" w:lineRule="auto" w:after="180"/>
+      </w:pPr>
+      <w:r>
+        <w:rPr>
+          <w:b w:val="0"/>
+        </w:rPr>
+        <w:t xml:space="preserve">Use Download completed work in the hosted lesson to export your answers, reflections, practice feedback and code-run </w:t>
+      </w:r>
+      <w:r>
+        <w:rPr>
+          <w:b/>
+        </w:rPr>
+        <w:t>evidence</w:t>
+      </w:r>
+      <w:r>
+        <w:rPr>
+          <w:b w:val="0"/>
+        </w:rPr>
+        <w:t>. Open the HTML copy to read or print it.</w:t>
+      </w:r>
+    </w:p>
+    <w:p>
+      <w:pPr>
+        <w:spacing w:line="336" w:lineRule="auto" w:after="180"/>
+      </w:pPr>
+      <w:r>
+        <w:rPr>
+          <w:b w:val="0"/>
+        </w:rPr>
+        <w:t>Drafts stay in this browser when storage is available; clear drafts on a shared device.</w:t>
       </w:r>
     </w:p>
     <w:p>
@@ -1676,6 +2746,799 @@
     <w:p>
       <w:r>
         <w:t>________________________________________________________________</w:t>
+      </w:r>
+    </w:p>
+    <w:p>
+      <w:r>
+        <w:t>________________________________________________________________</w:t>
+      </w:r>
+    </w:p>
+    <w:p>
+      <w:r>
+        <w:t>________________________________________________________________</w:t>
+      </w:r>
+    </w:p>
+    <w:p>
+      <w:r>
+        <w:t>________________________________________________________________</w:t>
+      </w:r>
+    </w:p>
+    <w:p>
+      <w:r>
+        <w:t>________________________________________________________________</w:t>
+      </w:r>
+    </w:p>
+    <w:p>
+      <w:pPr>
+        <w:pStyle w:val="Heading1"/>
+      </w:pPr>
+      <w:r>
+        <w:t>21. Visual concept journey</w:t>
+      </w:r>
+    </w:p>
+    <w:p>
+      <w:r>
+        <w:t>Explain each Find a Real Problem picture from its labels, then record a relevant limit.</w:t>
+      </w:r>
+    </w:p>
+    <w:p>
+      <w:pPr>
+        <w:pStyle w:val="Heading3"/>
+      </w:pPr>
+      <w:r>
+        <w:t>01. Find a Real Problem: the case</w:t>
+      </w:r>
+    </w:p>
+    <w:p>
+      <w:r>
+        <w:drawing>
+          <wp:inline xmlns:a="http://schemas.openxmlformats.org/drawingml/2006/main" xmlns:pic="http://schemas.openxmlformats.org/drawingml/2006/picture">
+            <wp:extent cx="5486400" cy="2840736"/>
+            <wp:docPr id="2" name="Picture 2" descr="A fictional class loses time finding the correct craft tray. Supplied facts: In eight recorded requests, three selected trays lack a required tool; five match. The teacher permits a paper finder using fictional requests and an approved tray list, with no pupil names."/>
+            <wp:cNvGraphicFramePr>
+              <a:graphicFrameLocks noChangeAspect="1"/>
+            </wp:cNvGraphicFramePr>
+            <a:graphic>
+              <a:graphicData uri="http://schemas.openxmlformats.org/drawingml/2006/picture">
+                <pic:pic>
+                  <pic:nvPicPr>
+                    <pic:cNvPr id="0" name="academy-story-ai-1-29-01.png"/>
+                    <pic:cNvPicPr/>
+                  </pic:nvPicPr>
+                  <pic:blipFill>
+                    <a:blip r:embed="rId10"/>
+                    <a:stretch>
+                      <a:fillRect/>
+                    </a:stretch>
+                  </pic:blipFill>
+                  <pic:spPr>
+                    <a:xfrm>
+                      <a:off x="0" y="0"/>
+                      <a:ext cx="5486400" cy="2840736"/>
+                    </a:xfrm>
+                    <a:prstGeom prst="rect"/>
+                  </pic:spPr>
+                </pic:pic>
+              </a:graphicData>
+            </a:graphic>
+          </wp:inline>
+        </w:drawing>
+      </w:r>
+    </w:p>
+    <w:p>
+      <w:pPr>
+        <w:spacing w:line="336" w:lineRule="auto" w:after="180"/>
+      </w:pPr>
+      <w:r>
+        <w:rPr>
+          <w:b w:val="0"/>
+        </w:rPr>
+        <w:t>A fictional class loses time finding the correct craft tray. Supplied facts: In eight recorded requests, three selected trays lack a required tool; five match.</w:t>
+      </w:r>
+    </w:p>
+    <w:p>
+      <w:pPr>
+        <w:spacing w:line="336" w:lineRule="auto" w:after="180"/>
+      </w:pPr>
+      <w:r>
+        <w:rPr>
+          <w:b w:val="0"/>
+        </w:rPr>
+        <w:t>The teacher permits a paper finder using fictional requests and an approved tray list, with no pupil names.</w:t>
+      </w:r>
+    </w:p>
+    <w:p>
+      <w:pPr>
+        <w:spacing w:line="336" w:lineRule="auto" w:after="180"/>
+        <w:shd w:fill="F5F1FB"/>
+      </w:pPr>
+      <w:r>
+        <w:rPr>
+          <w:b w:val="0"/>
+        </w:rPr>
+        <w:t>Point to the given fact that matters most. Explain why it matters.</w:t>
+      </w:r>
+    </w:p>
+    <w:p>
+      <w:pPr>
+        <w:pStyle w:val="Heading3"/>
+      </w:pPr>
+      <w:r>
+        <w:t>My picture explanation, deciding evidence and one limit</w:t>
+      </w:r>
+    </w:p>
+    <w:p>
+      <w:r>
+        <w:t>________________________________________________________________</w:t>
+      </w:r>
+    </w:p>
+    <w:p>
+      <w:r>
+        <w:t>________________________________________________________________</w:t>
+      </w:r>
+    </w:p>
+    <w:p>
+      <w:r>
+        <w:t>________________________________________________________________</w:t>
+      </w:r>
+    </w:p>
+    <w:p>
+      <w:r>
+        <w:t>________________________________________________________________</w:t>
+      </w:r>
+    </w:p>
+    <w:p>
+      <w:pPr>
+        <w:pStyle w:val="Heading3"/>
+      </w:pPr>
+      <w:r>
+        <w:t>02. Follow the deciding steps</w:t>
+      </w:r>
+    </w:p>
+    <w:p>
+      <w:r>
+        <w:drawing>
+          <wp:inline xmlns:a="http://schemas.openxmlformats.org/drawingml/2006/main" xmlns:pic="http://schemas.openxmlformats.org/drawingml/2006/picture">
+            <wp:extent cx="5486400" cy="4005072"/>
+            <wp:docPr id="3" name="Picture 3" descr="Observe problem: Three mismatches are recorded out of eight requests. → Define need: Help users choose a tray containing every requested tool. → Set success test: Compare selected tray against the approved inventory for each new case. → Bound the project: Use fictional tool requests; do not collect identity or purchase equipment."/>
+            <wp:cNvGraphicFramePr>
+              <a:graphicFrameLocks noChangeAspect="1"/>
+            </wp:cNvGraphicFramePr>
+            <a:graphic>
+              <a:graphicData uri="http://schemas.openxmlformats.org/drawingml/2006/picture">
+                <pic:pic>
+                  <pic:nvPicPr>
+                    <pic:cNvPr id="0" name="academy-story-ai-1-29-02.png"/>
+                    <pic:cNvPicPr/>
+                  </pic:nvPicPr>
+                  <pic:blipFill>
+                    <a:blip r:embed="rId11"/>
+                    <a:stretch>
+                      <a:fillRect/>
+                    </a:stretch>
+                  </pic:blipFill>
+                  <pic:spPr>
+                    <a:xfrm>
+                      <a:off x="0" y="0"/>
+                      <a:ext cx="5486400" cy="4005072"/>
+                    </a:xfrm>
+                    <a:prstGeom prst="rect"/>
+                  </pic:spPr>
+                </pic:pic>
+              </a:graphicData>
+            </a:graphic>
+          </wp:inline>
+        </w:drawing>
+      </w:r>
+    </w:p>
+    <w:p>
+      <w:pPr>
+        <w:spacing w:line="336" w:lineRule="auto" w:after="180"/>
+      </w:pPr>
+      <w:r>
+        <w:rPr>
+          <w:b w:val="0"/>
+        </w:rPr>
+        <w:t xml:space="preserve">Observe problem: Three mismatches are recorded out of eight requests. → Define </w:t>
+      </w:r>
+      <w:r>
+        <w:rPr>
+          <w:b/>
+        </w:rPr>
+        <w:t>need</w:t>
+      </w:r>
+      <w:r>
+        <w:rPr>
+          <w:b w:val="0"/>
+        </w:rPr>
+        <w:t xml:space="preserve">: Help </w:t>
+      </w:r>
+      <w:r>
+        <w:rPr>
+          <w:b/>
+        </w:rPr>
+        <w:t>user</w:t>
+      </w:r>
+      <w:r>
+        <w:rPr>
+          <w:b w:val="0"/>
+        </w:rPr>
+        <w:t>s choose a tray containing every requested tool. → Set success test: Compare selected tray against the approved inventory for each new case. → Bound the project: Use fictional tool requests; do not collect identity or purchase equipment.</w:t>
+      </w:r>
+    </w:p>
+    <w:p>
+      <w:pPr>
+        <w:spacing w:line="336" w:lineRule="auto" w:after="180"/>
+        <w:shd w:fill="F5F1FB"/>
+      </w:pPr>
+      <w:r>
+        <w:rPr>
+          <w:b w:val="0"/>
+        </w:rPr>
+        <w:t xml:space="preserve">Point to each numbered stage and explain which recorded </w:t>
+      </w:r>
+      <w:r>
+        <w:rPr>
+          <w:b/>
+        </w:rPr>
+        <w:t>input</w:t>
+      </w:r>
+      <w:r>
+        <w:rPr>
+          <w:b w:val="0"/>
+        </w:rPr>
+        <w:t xml:space="preserve"> it uses.</w:t>
+      </w:r>
+    </w:p>
+    <w:p>
+      <w:pPr>
+        <w:pStyle w:val="Heading3"/>
+      </w:pPr>
+      <w:r>
+        <w:t>My picture explanation, deciding evidence and one limit</w:t>
+      </w:r>
+    </w:p>
+    <w:p>
+      <w:r>
+        <w:t>________________________________________________________________</w:t>
+      </w:r>
+    </w:p>
+    <w:p>
+      <w:r>
+        <w:t>________________________________________________________________</w:t>
+      </w:r>
+    </w:p>
+    <w:p>
+      <w:r>
+        <w:t>________________________________________________________________</w:t>
+      </w:r>
+    </w:p>
+    <w:p>
+      <w:r>
+        <w:t>________________________________________________________________</w:t>
+      </w:r>
+    </w:p>
+    <w:p>
+      <w:pPr>
+        <w:pStyle w:val="Heading3"/>
+      </w:pPr>
+      <w:r>
+        <w:t>03. From an observed difficulty to a testable goal</w:t>
+      </w:r>
+    </w:p>
+    <w:p>
+      <w:r>
+        <w:drawing>
+          <wp:inline xmlns:a="http://schemas.openxmlformats.org/drawingml/2006/main" xmlns:pic="http://schemas.openxmlformats.org/drawingml/2006/picture">
+            <wp:extent cx="5486400" cy="2834640"/>
+            <wp:docPr id="4" name="Picture 4" descr="From an observed difficulty to a testable goal. 4 of 10 choices mismatch | Some re-selection occurred | Cause is not established. Need a compatible choice | Check time and conditions | User can still decline. Paper suggestion process | Small permitted prototype | Benefit needs a comparison. Measure fit and coverage | Observe useful outcomes | Do not hide no-result cases"/>
+            <wp:cNvGraphicFramePr>
+              <a:graphicFrameLocks noChangeAspect="1"/>
+            </wp:cNvGraphicFramePr>
+            <a:graphic>
+              <a:graphicData uri="http://schemas.openxmlformats.org/drawingml/2006/picture">
+                <pic:pic>
+                  <pic:nvPicPr>
+                    <pic:cNvPr id="0" name="academy-story-ai-1-29-03.png"/>
+                    <pic:cNvPicPr/>
+                  </pic:nvPicPr>
+                  <pic:blipFill>
+                    <a:blip r:embed="rId12"/>
+                    <a:stretch>
+                      <a:fillRect/>
+                    </a:stretch>
+                  </pic:blipFill>
+                  <pic:spPr>
+                    <a:xfrm>
+                      <a:off x="0" y="0"/>
+                      <a:ext cx="5486400" cy="2834640"/>
+                    </a:xfrm>
+                    <a:prstGeom prst="rect"/>
+                  </pic:spPr>
+                </pic:pic>
+              </a:graphicData>
+            </a:graphic>
+          </wp:inline>
+        </w:drawing>
+      </w:r>
+    </w:p>
+    <w:p>
+      <w:pPr>
+        <w:spacing w:line="336" w:lineRule="auto" w:after="180"/>
+      </w:pPr>
+      <w:r>
+        <w:rPr>
+          <w:b w:val="0"/>
+        </w:rPr>
+        <w:t xml:space="preserve">From an observed difficulty to a testable goal. 4 of 10 choices mismatch | Some re-selection occurred | Cause is not established. </w:t>
+      </w:r>
+      <w:r>
+        <w:rPr>
+          <w:b/>
+        </w:rPr>
+        <w:t>Need</w:t>
+      </w:r>
+      <w:r>
+        <w:rPr>
+          <w:b w:val="0"/>
+        </w:rPr>
+        <w:t xml:space="preserve"> a compatible choice | Check time and conditions | </w:t>
+      </w:r>
+      <w:r>
+        <w:rPr>
+          <w:b/>
+        </w:rPr>
+        <w:t>User</w:t>
+      </w:r>
+      <w:r>
+        <w:rPr>
+          <w:b w:val="0"/>
+        </w:rPr>
+        <w:t xml:space="preserve"> can still decline.</w:t>
+      </w:r>
+    </w:p>
+    <w:p>
+      <w:pPr>
+        <w:spacing w:line="336" w:lineRule="auto" w:after="180"/>
+      </w:pPr>
+      <w:r>
+        <w:rPr>
+          <w:b w:val="0"/>
+        </w:rPr>
+        <w:t xml:space="preserve">Paper suggestion </w:t>
+      </w:r>
+      <w:r>
+        <w:rPr>
+          <w:b/>
+        </w:rPr>
+        <w:t>process</w:t>
+      </w:r>
+      <w:r>
+        <w:rPr>
+          <w:b w:val="0"/>
+        </w:rPr>
+        <w:t xml:space="preserve"> | Small permitted prototype | Benefit </w:t>
+      </w:r>
+      <w:r>
+        <w:rPr>
+          <w:b/>
+        </w:rPr>
+        <w:t>need</w:t>
+      </w:r>
+      <w:r>
+        <w:rPr>
+          <w:b w:val="0"/>
+        </w:rPr>
+        <w:t xml:space="preserve">s a comparison. Measure fit and coverage | Observe useful </w:t>
+      </w:r>
+      <w:r>
+        <w:rPr>
+          <w:b/>
+        </w:rPr>
+        <w:t>outcome</w:t>
+      </w:r>
+      <w:r>
+        <w:rPr>
+          <w:b w:val="0"/>
+        </w:rPr>
+        <w:t>s | Do not hide no-result cases</w:t>
+      </w:r>
+    </w:p>
+    <w:p>
+      <w:pPr>
+        <w:spacing w:line="336" w:lineRule="auto" w:after="180"/>
+        <w:shd w:fill="F5F1FB"/>
+      </w:pPr>
+      <w:r>
+        <w:rPr>
+          <w:b w:val="0"/>
+        </w:rPr>
+        <w:t>Read the labels and values. Explain the relationship the model shows.</w:t>
+      </w:r>
+    </w:p>
+    <w:p>
+      <w:pPr>
+        <w:pStyle w:val="Heading3"/>
+      </w:pPr>
+      <w:r>
+        <w:t>My picture explanation, deciding evidence and one limit</w:t>
+      </w:r>
+    </w:p>
+    <w:p>
+      <w:r>
+        <w:t>________________________________________________________________</w:t>
+      </w:r>
+    </w:p>
+    <w:p>
+      <w:r>
+        <w:t>________________________________________________________________</w:t>
+      </w:r>
+    </w:p>
+    <w:p>
+      <w:r>
+        <w:t>________________________________________________________________</w:t>
+      </w:r>
+    </w:p>
+    <w:p>
+      <w:r>
+        <w:t>________________________________________________________________</w:t>
+      </w:r>
+    </w:p>
+    <w:p>
+      <w:pPr>
+        <w:pStyle w:val="Heading3"/>
+      </w:pPr>
+      <w:r>
+        <w:t>04. Change one thing. Trace what follows.</w:t>
+      </w:r>
+    </w:p>
+    <w:p>
+      <w:r>
+        <w:drawing>
+          <wp:inline xmlns:a="http://schemas.openxmlformats.org/drawingml/2006/main" xmlns:pic="http://schemas.openxmlformats.org/drawingml/2006/picture">
+            <wp:extent cx="5486400" cy="3026664"/>
+            <wp:docPr id="5" name="Picture 5" descr="Original case: Use fictional tool requests; do not collect identity or purchase equipment. Changed condition: The approved list contains no tray with every requested tool. Expected result: The finder should report no suitable tray rather than guess. Reason: Success includes honestly identifying unsatisfied requirements."/>
+            <wp:cNvGraphicFramePr>
+              <a:graphicFrameLocks noChangeAspect="1"/>
+            </wp:cNvGraphicFramePr>
+            <a:graphic>
+              <a:graphicData uri="http://schemas.openxmlformats.org/drawingml/2006/picture">
+                <pic:pic>
+                  <pic:nvPicPr>
+                    <pic:cNvPr id="0" name="academy-story-ai-1-29-04.png"/>
+                    <pic:cNvPicPr/>
+                  </pic:nvPicPr>
+                  <pic:blipFill>
+                    <a:blip r:embed="rId13"/>
+                    <a:stretch>
+                      <a:fillRect/>
+                    </a:stretch>
+                  </pic:blipFill>
+                  <pic:spPr>
+                    <a:xfrm>
+                      <a:off x="0" y="0"/>
+                      <a:ext cx="5486400" cy="3026664"/>
+                    </a:xfrm>
+                    <a:prstGeom prst="rect"/>
+                  </pic:spPr>
+                </pic:pic>
+              </a:graphicData>
+            </a:graphic>
+          </wp:inline>
+        </w:drawing>
+      </w:r>
+    </w:p>
+    <w:p>
+      <w:pPr>
+        <w:spacing w:line="336" w:lineRule="auto" w:after="180"/>
+      </w:pPr>
+      <w:r>
+        <w:rPr>
+          <w:b w:val="0"/>
+        </w:rPr>
+        <w:t>Original case: Use fictional tool requests; do not collect identity or purchase equipment. Changed condition: The approved list contains no tray with every requested tool.</w:t>
+      </w:r>
+    </w:p>
+    <w:p>
+      <w:pPr>
+        <w:spacing w:line="336" w:lineRule="auto" w:after="180"/>
+      </w:pPr>
+      <w:r>
+        <w:rPr>
+          <w:b w:val="0"/>
+        </w:rPr>
+        <w:t>Expected result: The finder should report no suitable tray rather than guess. Reason: Success includes honestly identifying unsatisfied requirements.</w:t>
+      </w:r>
+    </w:p>
+    <w:p>
+      <w:pPr>
+        <w:spacing w:line="336" w:lineRule="auto" w:after="180"/>
+        <w:shd w:fill="F5F1FB"/>
+      </w:pPr>
+      <w:r>
+        <w:rPr>
+          <w:b w:val="0"/>
+        </w:rPr>
+        <w:t>Predict before checking the worked changed-case result. Name what changed and what the supplied facts allow you to conclude.</w:t>
+      </w:r>
+    </w:p>
+    <w:p>
+      <w:pPr>
+        <w:pStyle w:val="Heading3"/>
+      </w:pPr>
+      <w:r>
+        <w:t>My picture explanation, deciding evidence and one limit</w:t>
+      </w:r>
+    </w:p>
+    <w:p>
+      <w:r>
+        <w:t>________________________________________________________________</w:t>
+      </w:r>
+    </w:p>
+    <w:p>
+      <w:r>
+        <w:t>________________________________________________________________</w:t>
+      </w:r>
+    </w:p>
+    <w:p>
+      <w:r>
+        <w:t>________________________________________________________________</w:t>
+      </w:r>
+    </w:p>
+    <w:p>
+      <w:r>
+        <w:t>________________________________________________________________</w:t>
+      </w:r>
+    </w:p>
+    <w:p>
+      <w:pPr>
+        <w:pStyle w:val="Heading3"/>
+      </w:pPr>
+      <w:r>
+        <w:t>05. Connect the explanation to its limit</w:t>
+      </w:r>
+    </w:p>
+    <w:p>
+      <w:r>
+        <w:drawing>
+          <wp:inline xmlns:a="http://schemas.openxmlformats.org/drawingml/2006/main" xmlns:pic="http://schemas.openxmlformats.org/drawingml/2006/picture">
+            <wp:extent cx="5486400" cy="2834640"/>
+            <wp:docPr id="6" name="Picture 6" descr="The mismatch record describes a concrete need. A measurable goal checks whether the chosen tray satisfies the request; calling the system smart would not tell us how to evaluate it. Start with a transparent paper baseline, and keep unsatisfied requests visible instead of selecting a near match without warning. Limit: Eight requests do not show the problem’s frequency across the entire school or prove AI is necessary."/>
+            <wp:cNvGraphicFramePr>
+              <a:graphicFrameLocks noChangeAspect="1"/>
+            </wp:cNvGraphicFramePr>
+            <a:graphic>
+              <a:graphicData uri="http://schemas.openxmlformats.org/drawingml/2006/picture">
+                <pic:pic>
+                  <pic:nvPicPr>
+                    <pic:cNvPr id="0" name="academy-story-ai-1-29-05.png"/>
+                    <pic:cNvPicPr/>
+                  </pic:nvPicPr>
+                  <pic:blipFill>
+                    <a:blip r:embed="rId14"/>
+                    <a:stretch>
+                      <a:fillRect/>
+                    </a:stretch>
+                  </pic:blipFill>
+                  <pic:spPr>
+                    <a:xfrm>
+                      <a:off x="0" y="0"/>
+                      <a:ext cx="5486400" cy="2834640"/>
+                    </a:xfrm>
+                    <a:prstGeom prst="rect"/>
+                  </pic:spPr>
+                </pic:pic>
+              </a:graphicData>
+            </a:graphic>
+          </wp:inline>
+        </w:drawing>
+      </w:r>
+    </w:p>
+    <w:p>
+      <w:pPr>
+        <w:spacing w:line="336" w:lineRule="auto" w:after="180"/>
+      </w:pPr>
+      <w:r>
+        <w:rPr>
+          <w:b w:val="0"/>
+        </w:rPr>
+        <w:t xml:space="preserve">The mismatch record describes a concrete </w:t>
+      </w:r>
+      <w:r>
+        <w:rPr>
+          <w:b/>
+        </w:rPr>
+        <w:t>need</w:t>
+      </w:r>
+      <w:r>
+        <w:rPr>
+          <w:b w:val="0"/>
+        </w:rPr>
+        <w:t>. A measurable goal checks whether the chosen tray satisfies the request; calling the system smart would not tell us how to evaluate it.</w:t>
+      </w:r>
+    </w:p>
+    <w:p>
+      <w:pPr>
+        <w:spacing w:line="336" w:lineRule="auto" w:after="180"/>
+      </w:pPr>
+      <w:r>
+        <w:rPr>
+          <w:b w:val="0"/>
+        </w:rPr>
+        <w:t>Start with a transparent paper baseline, and keep unsatisfied requests visible instead of selecting a near match without warning.</w:t>
+      </w:r>
+    </w:p>
+    <w:p>
+      <w:pPr>
+        <w:spacing w:line="336" w:lineRule="auto" w:after="180"/>
+      </w:pPr>
+      <w:r>
+        <w:rPr>
+          <w:b w:val="0"/>
+        </w:rPr>
+        <w:t>Limit: Eight requests do not show the problem’s frequency across the entire school or prove AI is necessary.</w:t>
+      </w:r>
+    </w:p>
+    <w:p>
+      <w:pPr>
+        <w:spacing w:line="336" w:lineRule="auto" w:after="180"/>
+        <w:shd w:fill="F5F1FB"/>
+      </w:pPr>
+      <w:r>
+        <w:rPr>
+          <w:b w:val="0"/>
+        </w:rPr>
+        <w:t>Explain the case, then point to a limit on the claim.</w:t>
+      </w:r>
+    </w:p>
+    <w:p>
+      <w:pPr>
+        <w:pStyle w:val="Heading3"/>
+      </w:pPr>
+      <w:r>
+        <w:t>My picture explanation, deciding evidence and one limit</w:t>
+      </w:r>
+    </w:p>
+    <w:p>
+      <w:r>
+        <w:t>________________________________________________________________</w:t>
+      </w:r>
+    </w:p>
+    <w:p>
+      <w:r>
+        <w:t>________________________________________________________________</w:t>
+      </w:r>
+    </w:p>
+    <w:p>
+      <w:r>
+        <w:t>________________________________________________________________</w:t>
+      </w:r>
+    </w:p>
+    <w:p>
+      <w:r>
+        <w:t>________________________________________________________________</w:t>
+      </w:r>
+    </w:p>
+    <w:p>
+      <w:pPr>
+        <w:pStyle w:val="Heading3"/>
+      </w:pPr>
+      <w:r>
+        <w:t>06. Make the idea visible in your project</w:t>
+      </w:r>
+    </w:p>
+    <w:p>
+      <w:r>
+        <w:drawing>
+          <wp:inline xmlns:a="http://schemas.openxmlformats.org/drawingml/2006/main" xmlns:pic="http://schemas.openxmlformats.org/drawingml/2006/picture">
+            <wp:extent cx="5486400" cy="3380232"/>
+            <wp:docPr id="7" name="Picture 7" descr="For the Helpful Classroom Sorter, retain the problem record, permitted scope, baseline and observable acceptance criteria. Draw your input, deciding step, result and limit. Supported question: Write a one-sentence project goal and say what evidence would count as a failure."/>
+            <wp:cNvGraphicFramePr>
+              <a:graphicFrameLocks noChangeAspect="1"/>
+            </wp:cNvGraphicFramePr>
+            <a:graphic>
+              <a:graphicData uri="http://schemas.openxmlformats.org/drawingml/2006/picture">
+                <pic:pic>
+                  <pic:nvPicPr>
+                    <pic:cNvPr id="0" name="academy-story-ai-1-29-06.png"/>
+                    <pic:cNvPicPr/>
+                  </pic:nvPicPr>
+                  <pic:blipFill>
+                    <a:blip r:embed="rId15"/>
+                    <a:stretch>
+                      <a:fillRect/>
+                    </a:stretch>
+                  </pic:blipFill>
+                  <pic:spPr>
+                    <a:xfrm>
+                      <a:off x="0" y="0"/>
+                      <a:ext cx="5486400" cy="3380232"/>
+                    </a:xfrm>
+                    <a:prstGeom prst="rect"/>
+                  </pic:spPr>
+                </pic:pic>
+              </a:graphicData>
+            </a:graphic>
+          </wp:inline>
+        </w:drawing>
+      </w:r>
+    </w:p>
+    <w:p>
+      <w:pPr>
+        <w:spacing w:line="336" w:lineRule="auto" w:after="180"/>
+      </w:pPr>
+      <w:r>
+        <w:rPr>
+          <w:b w:val="0"/>
+        </w:rPr>
+        <w:t xml:space="preserve">For the Helpful Classroom Sorter, retain the problem record, permitted scope, baseline and observable acceptance criteria. Draw your </w:t>
+      </w:r>
+      <w:r>
+        <w:rPr>
+          <w:b/>
+        </w:rPr>
+        <w:t>input</w:t>
+      </w:r>
+      <w:r>
+        <w:rPr>
+          <w:b w:val="0"/>
+        </w:rPr>
+        <w:t>, deciding step, result and limit.</w:t>
+      </w:r>
+    </w:p>
+    <w:p>
+      <w:pPr>
+        <w:spacing w:line="336" w:lineRule="auto" w:after="180"/>
+      </w:pPr>
+      <w:r>
+        <w:rPr>
+          <w:b w:val="0"/>
+        </w:rPr>
+        <w:t xml:space="preserve">Supported question: Write a one-sentence project goal and say what </w:t>
+      </w:r>
+      <w:r>
+        <w:rPr>
+          <w:b/>
+        </w:rPr>
+        <w:t>evidence</w:t>
+      </w:r>
+      <w:r>
+        <w:rPr>
+          <w:b w:val="0"/>
+        </w:rPr>
+        <w:t xml:space="preserve"> would count as a failure.</w:t>
+      </w:r>
+    </w:p>
+    <w:p>
+      <w:pPr>
+        <w:spacing w:line="336" w:lineRule="auto" w:after="180"/>
+        <w:shd w:fill="F5F1FB"/>
+      </w:pPr>
+      <w:r>
+        <w:rPr>
+          <w:b w:val="0"/>
+        </w:rPr>
+        <w:t xml:space="preserve">Draw your project trace and justify the deciding step using </w:t>
+      </w:r>
+      <w:r>
+        <w:rPr>
+          <w:b/>
+        </w:rPr>
+        <w:t>evidence</w:t>
+      </w:r>
+      <w:r>
+        <w:rPr>
+          <w:b w:val="0"/>
+        </w:rPr>
+        <w:t>.</w:t>
+      </w:r>
+    </w:p>
+    <w:p>
+      <w:pPr>
+        <w:pStyle w:val="Heading3"/>
+      </w:pPr>
+      <w:r>
+        <w:t>My picture explanation, deciding evidence and one limit</w:t>
       </w:r>
     </w:p>
     <w:p>

--- a/downloads/workbook/ai-1-week-29.docx
+++ b/downloads/workbook/ai-1-week-29.docx
@@ -25,12 +25,401 @@
         <w:pStyle w:val="Heading1"/>
       </w:pPr>
       <w:r>
-        <w:t>01. Recall and choose your starting point</w:t>
-      </w:r>
-    </w:p>
-    <w:p>
-      <w:r>
-        <w:t>Record your starting explanation for Find a Real Problem before opening notes. Show any later correction separately.</w:t>
+        <w:t>One connected problem-framing brief.</w:t>
+      </w:r>
+    </w:p>
+    <w:p>
+      <w:r>
+        <w:t>Frame the activity need, challenge unsupported claims and complete the independent box brief before auditing coverage.</w:t>
+      </w:r>
+    </w:p>
+    <w:p>
+      <w:r>
+        <w:t>Keep observation, hypothesis, proposed solution and later evaluation distinct.</w:t>
+      </w:r>
+    </w:p>
+    <w:p>
+      <w:pPr>
+        <w:pStyle w:val="Heading1"/>
+      </w:pPr>
+      <w:r>
+        <w:t>01. Recall: reconnect earlier ideas</w:t>
+      </w:r>
+    </w:p>
+    <w:p>
+      <w:r>
+        <w:t>Retrieve before opening notes.</w:t>
+      </w:r>
+    </w:p>
+    <w:p>
+      <w:pPr>
+        <w:pStyle w:val="Heading2"/>
+      </w:pPr>
+      <w:r>
+        <w:t>Retrieve and explain</w:t>
+      </w:r>
+    </w:p>
+    <w:p>
+      <w:pPr>
+        <w:pStyle w:val="ListBullet"/>
+      </w:pPr>
+      <w:r>
+        <w:t>Try the recall before opening notes. Then use a different colour or a labelled second line to correct your explanation.</w:t>
+      </w:r>
+    </w:p>
+    <w:p>
+      <w:pPr>
+        <w:pStyle w:val="ListBullet"/>
+      </w:pPr>
+      <w:r>
+        <w:t>Without opening the old lesson, explain one key idea from Humans Set Boundaries. Give an example and a mistake that the idea helps you avoid.</w:t>
+      </w:r>
+    </w:p>
+    <w:p>
+      <w:pPr>
+        <w:pStyle w:val="Heading3"/>
+      </w:pPr>
+      <w:r>
+        <w:t>My remembered idea, example and correction</w:t>
+      </w:r>
+    </w:p>
+    <w:p>
+      <w:r>
+        <w:t>________________________________________________________________</w:t>
+      </w:r>
+    </w:p>
+    <w:p>
+      <w:r>
+        <w:t>________________________________________________________________</w:t>
+      </w:r>
+    </w:p>
+    <w:p>
+      <w:r>
+        <w:t>________________________________________________________________</w:t>
+      </w:r>
+    </w:p>
+    <w:p>
+      <w:pPr>
+        <w:pStyle w:val="ListBullet"/>
+      </w:pPr>
+      <w:r>
+        <w:t>Without opening the old lesson, explain one key idea from Prompts Are Design Instructions. Give an example and a mistake that the idea helps you avoid.</w:t>
+      </w:r>
+    </w:p>
+    <w:p>
+      <w:pPr>
+        <w:pStyle w:val="Heading3"/>
+      </w:pPr>
+      <w:r>
+        <w:t>My remembered idea, example and correction</w:t>
+      </w:r>
+    </w:p>
+    <w:p>
+      <w:r>
+        <w:t>________________________________________________________________</w:t>
+      </w:r>
+    </w:p>
+    <w:p>
+      <w:r>
+        <w:t>________________________________________________________________</w:t>
+      </w:r>
+    </w:p>
+    <w:p>
+      <w:r>
+        <w:t>________________________________________________________________</w:t>
+      </w:r>
+    </w:p>
+    <w:p>
+      <w:pPr>
+        <w:pStyle w:val="ListBullet"/>
+      </w:pPr>
+      <w:r>
+        <w:t>Without opening the old lesson, explain one key idea from Fair for Whom?. Give an example and a mistake that the idea helps you avoid.</w:t>
+      </w:r>
+    </w:p>
+    <w:p>
+      <w:pPr>
+        <w:pStyle w:val="Heading3"/>
+      </w:pPr>
+      <w:r>
+        <w:t>My remembered idea, example and correction</w:t>
+      </w:r>
+    </w:p>
+    <w:p>
+      <w:r>
+        <w:t>________________________________________________________________</w:t>
+      </w:r>
+    </w:p>
+    <w:p>
+      <w:r>
+        <w:t>________________________________________________________________</w:t>
+      </w:r>
+    </w:p>
+    <w:p>
+      <w:r>
+        <w:t>________________________________________________________________</w:t>
+      </w:r>
+    </w:p>
+    <w:p>
+      <w:pPr>
+        <w:pStyle w:val="Heading2"/>
+      </w:pPr>
+      <w:r>
+        <w:t>Earlier wording, alternatives and picture transcripts · reference / check after trying</w:t>
+      </w:r>
+    </w:p>
+    <w:p>
+      <w:pPr>
+        <w:pStyle w:val="Heading3"/>
+      </w:pPr>
+      <w:r>
+        <w:t>Humans Set Boundaries</w:t>
+      </w:r>
+    </w:p>
+    <w:p>
+      <w:pPr>
+        <w:pStyle w:val="Heading3"/>
+      </w:pPr>
+      <w:r>
+        <w:t>Prompts Are Design Instructions</w:t>
+      </w:r>
+    </w:p>
+    <w:p>
+      <w:pPr>
+        <w:pStyle w:val="Heading3"/>
+      </w:pPr>
+      <w:r>
+        <w:t>Fair for Whom?</w:t>
+      </w:r>
+    </w:p>
+    <w:p>
+      <w:pPr>
+        <w:pStyle w:val="Heading1"/>
+      </w:pPr>
+      <w:r>
+        <w:t>12. W1 · Frame the observed activity problem</w:t>
+      </w:r>
+    </w:p>
+    <w:p>
+      <w:r>
+        <w:t>Use the supplied ten-request reference rather than a technology-first wish.</w:t>
+      </w:r>
+    </w:p>
+    <w:p>
+      <w:pPr>
+        <w:pStyle w:val="Heading2"/>
+      </w:pPr>
+      <w:r>
+        <w:t>Your evidence record</w:t>
+      </w:r>
+    </w:p>
+    <w:p>
+      <w:pPr>
+        <w:pStyle w:val="ListBullet"/>
+      </w:pPr>
+      <w:r>
+        <w:t>Activity-project reference for W1–W3: ten fictional requests used an activity catalogue. Six first choices fit the stated time and room conditions; four did not and required another choice. The log does not establish the cause, every pupil’s feelings or the benefit of an unbuilt tool. The permitted project is a paper process using fictional requests and an approved catalogue; necessary request fields are available minutes and quiet-room requirement. No names, profiles, purchases or public posting are needed.</w:t>
+      </w:r>
+    </w:p>
+    <w:p>
+      <w:pPr>
+        <w:pStyle w:val="ListBullet"/>
+      </w:pPr>
+      <w:r>
+        <w:t>Use the ten-request activity log to write a problem statement with a user, setting and observed difficulty. Explain why “Build an AI app” is not yet a problem statement.</w:t>
+      </w:r>
+    </w:p>
+    <w:p>
+      <w:pPr>
+        <w:pStyle w:val="Heading3"/>
+      </w:pPr>
+      <w:r>
+        <w:t>My reasoning and evidence</w:t>
+      </w:r>
+    </w:p>
+    <w:p>
+      <w:r>
+        <w:t>________________________________________________________________</w:t>
+      </w:r>
+    </w:p>
+    <w:p>
+      <w:r>
+        <w:t>________________________________________________________________</w:t>
+      </w:r>
+    </w:p>
+    <w:p>
+      <w:r>
+        <w:t>________________________________________________________________</w:t>
+      </w:r>
+    </w:p>
+    <w:p>
+      <w:r>
+        <w:t>________________________________________________________________</w:t>
+      </w:r>
+    </w:p>
+    <w:p>
+      <w:r>
+        <w:t>________________________________________________________________</w:t>
+      </w:r>
+    </w:p>
+    <w:p>
+      <w:r>
+        <w:t>________________________________________________________________</w:t>
+      </w:r>
+    </w:p>
+    <w:p>
+      <w:pPr>
+        <w:pStyle w:val="Heading1"/>
+      </w:pPr>
+      <w:r>
+        <w:t>13. W2 · Separate findings from unsupported conclusions</w:t>
+      </w:r>
+    </w:p>
+    <w:p>
+      <w:r>
+        <w:t>Keep feelings, causes and future benefit distinct from the log.</w:t>
+      </w:r>
+    </w:p>
+    <w:p>
+      <w:pPr>
+        <w:pStyle w:val="Heading2"/>
+      </w:pPr>
+      <w:r>
+        <w:t>Your evidence record</w:t>
+      </w:r>
+    </w:p>
+    <w:p>
+      <w:pPr>
+        <w:pStyle w:val="ListBullet"/>
+      </w:pPr>
+      <w:r>
+        <w:t>A team says that the four mismatches prove every pupil dislikes the catalogue and that a recommender will fix the problem. Identify two unsupported conclusions and state what the log actually establishes.</w:t>
+      </w:r>
+    </w:p>
+    <w:p>
+      <w:pPr>
+        <w:pStyle w:val="Heading3"/>
+      </w:pPr>
+      <w:r>
+        <w:t>My reasoning and evidence</w:t>
+      </w:r>
+    </w:p>
+    <w:p>
+      <w:r>
+        <w:t>________________________________________________________________</w:t>
+      </w:r>
+    </w:p>
+    <w:p>
+      <w:r>
+        <w:t>________________________________________________________________</w:t>
+      </w:r>
+    </w:p>
+    <w:p>
+      <w:r>
+        <w:t>________________________________________________________________</w:t>
+      </w:r>
+    </w:p>
+    <w:p>
+      <w:r>
+        <w:t>________________________________________________________________</w:t>
+      </w:r>
+    </w:p>
+    <w:p>
+      <w:r>
+        <w:t>________________________________________________________________</w:t>
+      </w:r>
+    </w:p>
+    <w:p>
+      <w:r>
+        <w:t>________________________________________________________________</w:t>
+      </w:r>
+    </w:p>
+    <w:p>
+      <w:pPr>
+        <w:pStyle w:val="Heading1"/>
+      </w:pPr>
+      <w:r>
+        <w:t>14. W3 · Choose scope, inputs and a simpler alternative</w:t>
+      </w:r>
+    </w:p>
+    <w:p>
+      <w:r>
+        <w:t>Define compatible results and preserve user choice.</w:t>
+      </w:r>
+    </w:p>
+    <w:p>
+      <w:pPr>
+        <w:pStyle w:val="Heading2"/>
+      </w:pPr>
+      <w:r>
+        <w:t>Your evidence record</w:t>
+      </w:r>
+    </w:p>
+    <w:p>
+      <w:pPr>
+        <w:pStyle w:val="ListBullet"/>
+      </w:pPr>
+      <w:r>
+        <w:t>The paper project must suggest an activity compatible with available time and a quiet-room requirement. Choose relevant inputs from minutes available, quiet required, pupil name and home address. State the output and a simpler alternative to a recommender. Explain one boundary.</w:t>
+      </w:r>
+    </w:p>
+    <w:p>
+      <w:pPr>
+        <w:pStyle w:val="Heading3"/>
+      </w:pPr>
+      <w:r>
+        <w:t>My reasoning and evidence</w:t>
+      </w:r>
+    </w:p>
+    <w:p>
+      <w:r>
+        <w:t>________________________________________________________________</w:t>
+      </w:r>
+    </w:p>
+    <w:p>
+      <w:r>
+        <w:t>________________________________________________________________</w:t>
+      </w:r>
+    </w:p>
+    <w:p>
+      <w:r>
+        <w:t>________________________________________________________________</w:t>
+      </w:r>
+    </w:p>
+    <w:p>
+      <w:r>
+        <w:t>________________________________________________________________</w:t>
+      </w:r>
+    </w:p>
+    <w:p>
+      <w:r>
+        <w:t>________________________________________________________________</w:t>
+      </w:r>
+    </w:p>
+    <w:p>
+      <w:r>
+        <w:t>________________________________________________________________</w:t>
+      </w:r>
+    </w:p>
+    <w:p>
+      <w:pPr>
+        <w:pStyle w:val="Heading1"/>
+      </w:pPr>
+      <w:r>
+        <w:t>04. W4 · Frame a different problem independently</w:t>
+      </w:r>
+    </w:p>
+    <w:p>
+      <w:r>
+        <w:t>Keep one first attempt before hints or feedback.</w:t>
+      </w:r>
+    </w:p>
+    <w:p>
+      <w:pPr>
+        <w:pStyle w:val="Heading2"/>
+      </w:pPr>
+      <w:r>
+        <w:t>Read and explain independently</w:t>
       </w:r>
     </w:p>
     <w:p>
@@ -41,15 +430,7 @@
         <w:rPr>
           <w:b w:val="0"/>
         </w:rPr>
-        <w:t>Try the recall before opening notes. Then use a different colour or a labelled second line to correct your explanation.</w:t>
-      </w:r>
-    </w:p>
-    <w:p>
-      <w:pPr>
-        <w:pStyle w:val="Heading3"/>
-      </w:pPr>
-      <w:r>
-        <w:t>Humans Set Boundaries</w:t>
+        <w:t>In a fictional equipment cupboard exercise, eight teams choose a box from a list. Three boxes do not contain the items required by the corresponding request; five do.</w:t>
       </w:r>
     </w:p>
     <w:p>
@@ -60,138 +441,19 @@
         <w:rPr>
           <w:b w:val="0"/>
         </w:rPr>
-        <w:t>Without opening the old lesson, explain one key idea from Humans Set Boundaries. Give an example and a mistake that the idea helps you avoid.</w:t>
-      </w:r>
-    </w:p>
-    <w:p>
-      <w:pPr>
-        <w:pStyle w:val="Heading3"/>
-      </w:pPr>
-      <w:r>
-        <w:t>My remembered idea, example and correction</w:t>
-      </w:r>
-    </w:p>
-    <w:p>
-      <w:r>
-        <w:t>________________________________________________________________</w:t>
-      </w:r>
-    </w:p>
-    <w:p>
-      <w:r>
-        <w:t>________________________________________________________________</w:t>
-      </w:r>
-    </w:p>
-    <w:p>
-      <w:r>
-        <w:t>________________________________________________________________</w:t>
-      </w:r>
-    </w:p>
-    <w:p>
-      <w:pPr>
-        <w:pStyle w:val="Heading3"/>
-      </w:pPr>
-      <w:r>
-        <w:t>Prompts Are Design Instructions</w:t>
-      </w:r>
-    </w:p>
-    <w:p>
-      <w:pPr>
-        <w:spacing w:line="336" w:lineRule="auto" w:after="180"/>
-      </w:pPr>
+        <w:t xml:space="preserve">The teacher permits a paper box-finder using fictional item requests and an inventory. Write a brief naming the </w:t>
+      </w:r>
+      <w:r>
+        <w:rPr>
+          <w:b/>
+        </w:rPr>
+        <w:t>user</w:t>
+      </w:r>
       <w:r>
         <w:rPr>
           <w:b w:val="0"/>
         </w:rPr>
-        <w:t>Without opening the old lesson, explain one key idea from Prompts Are Design Instructions. Give an example and a mistake that the idea helps you avoid.</w:t>
-      </w:r>
-    </w:p>
-    <w:p>
-      <w:pPr>
-        <w:pStyle w:val="Heading3"/>
-      </w:pPr>
-      <w:r>
-        <w:t>My remembered idea, example and correction</w:t>
-      </w:r>
-    </w:p>
-    <w:p>
-      <w:r>
-        <w:t>________________________________________________________________</w:t>
-      </w:r>
-    </w:p>
-    <w:p>
-      <w:r>
-        <w:t>________________________________________________________________</w:t>
-      </w:r>
-    </w:p>
-    <w:p>
-      <w:r>
-        <w:t>________________________________________________________________</w:t>
-      </w:r>
-    </w:p>
-    <w:p>
-      <w:pPr>
-        <w:pStyle w:val="Heading3"/>
-      </w:pPr>
-      <w:r>
-        <w:t>Fair for Whom?</w:t>
-      </w:r>
-    </w:p>
-    <w:p>
-      <w:pPr>
-        <w:spacing w:line="336" w:lineRule="auto" w:after="180"/>
-      </w:pPr>
-      <w:r>
-        <w:rPr>
-          <w:b w:val="0"/>
-        </w:rPr>
-        <w:t>Without opening the old lesson, explain one key idea from Fair for Whom?. Give an example and a mistake that the idea helps you avoid.</w:t>
-      </w:r>
-    </w:p>
-    <w:p>
-      <w:pPr>
-        <w:pStyle w:val="Heading3"/>
-      </w:pPr>
-      <w:r>
-        <w:t>My remembered idea, example and correction</w:t>
-      </w:r>
-    </w:p>
-    <w:p>
-      <w:r>
-        <w:t>________________________________________________________________</w:t>
-      </w:r>
-    </w:p>
-    <w:p>
-      <w:r>
-        <w:t>________________________________________________________________</w:t>
-      </w:r>
-    </w:p>
-    <w:p>
-      <w:r>
-        <w:t>________________________________________________________________</w:t>
-      </w:r>
-    </w:p>
-    <w:p>
-      <w:pPr>
-        <w:pStyle w:val="Heading1"/>
-      </w:pPr>
-      <w:r>
-        <w:t>02. Practise with fading help</w:t>
-      </w:r>
-    </w:p>
-    <w:p>
-      <w:r>
-        <w:t>Complete the supported Find a Real Problem trace and record the first step you can explain without help.</w:t>
-      </w:r>
-    </w:p>
-    <w:p>
-      <w:pPr>
-        <w:spacing w:line="336" w:lineRule="auto" w:after="180"/>
-      </w:pPr>
-      <w:r>
-        <w:rPr>
-          <w:b w:val="0"/>
-        </w:rPr>
-        <w:t xml:space="preserve">Use W2: Identify claims beyond the </w:t>
+        <w:t xml:space="preserve"> difficulty, </w:t>
       </w:r>
       <w:r>
         <w:rPr>
@@ -203,146 +465,7 @@
         <w:rPr>
           <w:b w:val="0"/>
         </w:rPr>
-        <w:t xml:space="preserve"> for A problem worth solving. Record the answer once; the lesson and workbook refer to the same attempt.</w:t>
-      </w:r>
-    </w:p>
-    <w:tbl>
-      <w:tblPr>
-        <w:tblStyle w:val="LightShading-Accent1"/>
-        <w:tblW w:type="auto" w:w="0"/>
-        <w:tblLook w:firstColumn="1" w:firstRow="1" w:lastColumn="0" w:lastRow="0" w:noHBand="0" w:noVBand="1" w:val="04A0"/>
-      </w:tblPr>
-      <w:tblGrid>
-        <w:gridCol w:w="2556"/>
-        <w:gridCol w:w="2556"/>
-        <w:gridCol w:w="2556"/>
-        <w:gridCol w:w="2556"/>
-      </w:tblGrid>
-      <w:tr>
-        <w:trPr>
-          <w:tblHeader/>
-        </w:trPr>
-        <w:tc>
-          <w:tcPr>
-            <w:tcW w:type="dxa" w:w="2556"/>
-          </w:tcPr>
-          <w:p>
-            <w:r>
-              <w:t>Given inputs</w:t>
-            </w:r>
-          </w:p>
-        </w:tc>
-        <w:tc>
-          <w:tcPr>
-            <w:tcW w:type="dxa" w:w="2556"/>
-          </w:tcPr>
-          <w:p>
-            <w:r>
-              <w:t>Procedure I chose</w:t>
-            </w:r>
-          </w:p>
-        </w:tc>
-        <w:tc>
-          <w:tcPr>
-            <w:tcW w:type="dxa" w:w="2556"/>
-          </w:tcPr>
-          <w:p>
-            <w:r>
-              <w:t>Middle steps</w:t>
-            </w:r>
-          </w:p>
-        </w:tc>
-        <w:tc>
-          <w:tcPr>
-            <w:tcW w:type="dxa" w:w="2556"/>
-          </w:tcPr>
-          <w:p>
-            <w:r>
-              <w:t>Result and check</w:t>
-            </w:r>
-          </w:p>
-        </w:tc>
-      </w:tr>
-      <w:tr>
-        <w:tc>
-          <w:tcPr>
-            <w:tcW w:type="dxa" w:w="2556"/>
-          </w:tcPr>
-          <w:p>
-            <w:r/>
-          </w:p>
-        </w:tc>
-        <w:tc>
-          <w:tcPr>
-            <w:tcW w:type="dxa" w:w="2556"/>
-          </w:tcPr>
-          <w:p>
-            <w:r/>
-          </w:p>
-        </w:tc>
-        <w:tc>
-          <w:tcPr>
-            <w:tcW w:type="dxa" w:w="2556"/>
-          </w:tcPr>
-          <w:p>
-            <w:r/>
-          </w:p>
-        </w:tc>
-        <w:tc>
-          <w:tcPr>
-            <w:tcW w:type="dxa" w:w="2556"/>
-          </w:tcPr>
-          <w:p>
-            <w:r/>
-          </w:p>
-        </w:tc>
-      </w:tr>
-    </w:tbl>
-    <w:p>
-      <w:pPr>
-        <w:pStyle w:val="Heading3"/>
-      </w:pPr>
-      <w:r>
-        <w:t>The step I completed without help, and the hint I needed</w:t>
-      </w:r>
-    </w:p>
-    <w:p>
-      <w:r>
-        <w:t>________________________________________________________________</w:t>
-      </w:r>
-    </w:p>
-    <w:p>
-      <w:r>
-        <w:t>________________________________________________________________</w:t>
-      </w:r>
-    </w:p>
-    <w:p>
-      <w:r>
-        <w:t>________________________________________________________________</w:t>
-      </w:r>
-    </w:p>
-    <w:p>
-      <w:pPr>
-        <w:pStyle w:val="Heading1"/>
-      </w:pPr>
-      <w:r>
-        <w:t>03. Individual reasoning check</w:t>
-      </w:r>
-    </w:p>
-    <w:p>
-      <w:r>
-        <w:t>Check the proposed Find a Real Problem explanation against the supplied facts before discussing it.</w:t>
-      </w:r>
-    </w:p>
-    <w:p>
-      <w:pPr>
-        <w:spacing w:line="336" w:lineRule="auto" w:after="180"/>
-      </w:pPr>
-      <w:r>
-        <w:rPr>
-          <w:b w:val="0"/>
-        </w:rPr>
-        <w:t xml:space="preserve">Use the worked case for A problem worth solving. Proposed explanation: “Using AI is itself the </w:t>
+        <w:t xml:space="preserve">, desired </w:t>
       </w:r>
       <w:r>
         <w:rPr>
@@ -354,7 +477,7 @@
         <w:rPr>
           <w:b w:val="0"/>
         </w:rPr>
-        <w:t>”. Decide whether this explanation is supported.</w:t>
+        <w:t>, necessary information, an excluded action and a simple alternative.</w:t>
       </w:r>
     </w:p>
     <w:p>
@@ -365,7 +488,196 @@
         <w:rPr>
           <w:b w:val="0"/>
         </w:rPr>
-        <w:t xml:space="preserve">Point to the step or supplied fact that decides; explain your repair if </w:t>
+        <w:t>Identify one cause or benefit that these counts do not establish.</w:t>
+      </w:r>
+    </w:p>
+    <w:p>
+      <w:pPr>
+        <w:pStyle w:val="Heading3"/>
+      </w:pPr>
+      <w:r>
+        <w:t>My independent explanation, trace and limits</w:t>
+      </w:r>
+    </w:p>
+    <w:p>
+      <w:r>
+        <w:t>________________________________________________________________</w:t>
+      </w:r>
+    </w:p>
+    <w:p>
+      <w:r>
+        <w:t>________________________________________________________________</w:t>
+      </w:r>
+    </w:p>
+    <w:p>
+      <w:r>
+        <w:t>________________________________________________________________</w:t>
+      </w:r>
+    </w:p>
+    <w:p>
+      <w:r>
+        <w:t>________________________________________________________________</w:t>
+      </w:r>
+    </w:p>
+    <w:p>
+      <w:r>
+        <w:t>________________________________________________________________</w:t>
+      </w:r>
+    </w:p>
+    <w:p>
+      <w:r>
+        <w:t>________________________________________________________________</w:t>
+      </w:r>
+    </w:p>
+    <w:p>
+      <w:r>
+        <w:t>________________________________________________________________</w:t>
+      </w:r>
+    </w:p>
+    <w:p>
+      <w:pPr>
+        <w:pStyle w:val="Heading2"/>
+      </w:pPr>
+      <w:r>
+        <w:t>Keep a fair record</w:t>
+      </w:r>
+    </w:p>
+    <w:p>
+      <w:pPr>
+        <w:spacing w:line="336" w:lineRule="auto" w:after="180"/>
+      </w:pPr>
+      <w:r>
+        <w:rPr>
+          <w:b w:val="0"/>
+        </w:rPr>
+        <w:t>Attempt this case before feedback. Record any help. Earlier examples below are further practice; a case already practised with feedback cannot establish fresh transfer.</w:t>
+      </w:r>
+    </w:p>
+    <w:p>
+      <w:pPr>
+        <w:pStyle w:val="Heading2"/>
+      </w:pPr>
+      <w:r>
+        <w:t>Earlier wording, alternatives and picture transcripts · reference / check after trying</w:t>
+      </w:r>
+    </w:p>
+    <w:p>
+      <w:pPr>
+        <w:pStyle w:val="Heading3"/>
+      </w:pPr>
+      <w:r>
+        <w:t>Independent case: Frame a different problem independently</w:t>
+      </w:r>
+    </w:p>
+    <w:p>
+      <w:pPr>
+        <w:pStyle w:val="Heading1"/>
+      </w:pPr>
+      <w:r>
+        <w:t>16. W5 · Audit an always-no-match box finder</w:t>
+      </w:r>
+    </w:p>
+    <w:p>
+      <w:r>
+        <w:t>After W4, inspect useful coverage as well as wrong selections.</w:t>
+      </w:r>
+    </w:p>
+    <w:p>
+      <w:pPr>
+        <w:pStyle w:val="Heading2"/>
+      </w:pPr>
+      <w:r>
+        <w:t>Your evidence record</w:t>
+      </w:r>
+    </w:p>
+    <w:p>
+      <w:pPr>
+        <w:pStyle w:val="ListBullet"/>
+      </w:pPr>
+      <w:r>
+        <w:t>For W4, a proposed box-finder never selects a wrong box because it always reports no match. Explain why counting only wrong suggestions would hide a failure. Name two results to record on test requests and explain why the original three-of-eight observation is not already an evaluation of the new tool.</w:t>
+      </w:r>
+    </w:p>
+    <w:p>
+      <w:pPr>
+        <w:pStyle w:val="Heading3"/>
+      </w:pPr>
+      <w:r>
+        <w:t>My reasoning and evidence</w:t>
+      </w:r>
+    </w:p>
+    <w:p>
+      <w:r>
+        <w:t>________________________________________________________________</w:t>
+      </w:r>
+    </w:p>
+    <w:p>
+      <w:r>
+        <w:t>________________________________________________________________</w:t>
+      </w:r>
+    </w:p>
+    <w:p>
+      <w:r>
+        <w:t>________________________________________________________________</w:t>
+      </w:r>
+    </w:p>
+    <w:p>
+      <w:r>
+        <w:t>________________________________________________________________</w:t>
+      </w:r>
+    </w:p>
+    <w:p>
+      <w:r>
+        <w:t>________________________________________________________________</w:t>
+      </w:r>
+    </w:p>
+    <w:p>
+      <w:r>
+        <w:t>________________________________________________________________</w:t>
+      </w:r>
+    </w:p>
+    <w:p>
+      <w:pPr>
+        <w:pStyle w:val="Heading1"/>
+      </w:pPr>
+      <w:r>
+        <w:t>09. Project · Keep the decision and its evidence</w:t>
+      </w:r>
+    </w:p>
+    <w:p>
+      <w:r>
+        <w:t>Add this week’s change to your existing project record.</w:t>
+      </w:r>
+    </w:p>
+    <w:p>
+      <w:pPr>
+        <w:pStyle w:val="Heading2"/>
+      </w:pPr>
+      <w:r>
+        <w:t>Your evidence record</w:t>
+      </w:r>
+    </w:p>
+    <w:p>
+      <w:pPr>
+        <w:spacing w:line="336" w:lineRule="auto" w:after="180"/>
+      </w:pPr>
+      <w:r>
+        <w:rPr>
+          <w:b w:val="0"/>
+        </w:rPr>
+        <w:t xml:space="preserve">Choose the Classroom Sorter's real </w:t>
+      </w:r>
+      <w:r>
+        <w:rPr>
+          <w:b/>
+        </w:rPr>
+        <w:t>user</w:t>
+      </w:r>
+      <w:r>
+        <w:rPr>
+          <w:b w:val="0"/>
+        </w:rPr>
+        <w:t xml:space="preserve"> and measurable </w:t>
       </w:r>
       <w:r>
         <w:rPr>
@@ -377,56 +689,7 @@
         <w:rPr>
           <w:b w:val="0"/>
         </w:rPr>
-        <w:t>ed.</w:t>
-      </w:r>
-    </w:p>
-    <w:p>
-      <w:pPr>
-        <w:pStyle w:val="Heading3"/>
-      </w:pPr>
-      <w:r>
-        <w:t>My explanation before partner discussion</w:t>
-      </w:r>
-    </w:p>
-    <w:p>
-      <w:r>
-        <w:t>________________________________________________________________</w:t>
-      </w:r>
-    </w:p>
-    <w:p>
-      <w:r>
-        <w:t>________________________________________________________________</w:t>
-      </w:r>
-    </w:p>
-    <w:p>
-      <w:r>
-        <w:t>________________________________________________________________</w:t>
-      </w:r>
-    </w:p>
-    <w:p>
-      <w:r>
-        <w:t>________________________________________________________________</w:t>
-      </w:r>
-    </w:p>
-    <w:p>
-      <w:pPr>
-        <w:pStyle w:val="Heading1"/>
-      </w:pPr>
-      <w:r>
-        <w:t>04. Independent transfer case</w:t>
-      </w:r>
-    </w:p>
-    <w:p>
-      <w:r>
-        <w:t>Write one first attempt at the reserved independent case before feedback. Repeated copies of that case refer to the same recorded attempt.</w:t>
-      </w:r>
-    </w:p>
-    <w:p>
-      <w:pPr>
-        <w:pStyle w:val="Heading3"/>
-      </w:pPr>
-      <w:r>
-        <w:t>Independent case: Frame a different problem independently</w:t>
+        <w:t>; keep an AI-free solution option open.</w:t>
       </w:r>
     </w:p>
     <w:p>
@@ -437,30 +700,7 @@
         <w:rPr>
           <w:b w:val="0"/>
         </w:rPr>
-        <w:t>In a fictional equipment cupboard exercise, eight teams choose a box from a list. Three boxes do not contain the items required by the corresponding request; five do.</w:t>
-      </w:r>
-    </w:p>
-    <w:p>
-      <w:pPr>
-        <w:spacing w:line="336" w:lineRule="auto" w:after="180"/>
-      </w:pPr>
-      <w:r>
-        <w:rPr>
-          <w:b w:val="0"/>
-        </w:rPr>
-        <w:t xml:space="preserve">The teacher permits a paper box-finder using fictional item requests and an inventory. Write a brief naming the </w:t>
-      </w:r>
-      <w:r>
-        <w:rPr>
-          <w:b/>
-        </w:rPr>
-        <w:t>user</w:t>
-      </w:r>
-      <w:r>
-        <w:rPr>
-          <w:b w:val="0"/>
-        </w:rPr>
-        <w:t xml:space="preserve"> difficulty, </w:t>
+        <w:t xml:space="preserve">The project change and </w:t>
       </w:r>
       <w:r>
         <w:rPr>
@@ -472,30 +712,7 @@
         <w:rPr>
           <w:b w:val="0"/>
         </w:rPr>
-        <w:t xml:space="preserve">, desired </w:t>
-      </w:r>
-      <w:r>
-        <w:rPr>
-          <w:b/>
-        </w:rPr>
-        <w:t>outcome</w:t>
-      </w:r>
-      <w:r>
-        <w:rPr>
-          <w:b w:val="0"/>
-        </w:rPr>
-        <w:t>, necessary information, an excluded action and a simple alternative.</w:t>
-      </w:r>
-    </w:p>
-    <w:p>
-      <w:pPr>
-        <w:spacing w:line="336" w:lineRule="auto" w:after="180"/>
-      </w:pPr>
-      <w:r>
-        <w:rPr>
-          <w:b w:val="0"/>
-        </w:rPr>
-        <w:t>Identify one cause or benefit that these counts do not establish.</w:t>
+        <w:t xml:space="preserve"> I will keep</w:t>
       </w:r>
     </w:p>
     <w:p>
@@ -503,7 +720,7 @@
         <w:pStyle w:val="Heading3"/>
       </w:pPr>
       <w:r>
-        <w:t>My independent explanation, trace and limits</w:t>
+        <w:t>Write or draw your reasoning and evidence.</w:t>
       </w:r>
     </w:p>
     <w:p>
@@ -532,1101 +749,24 @@
       </w:r>
     </w:p>
     <w:p>
-      <w:r>
-        <w:t>________________________________________________________________</w:t>
-      </w:r>
-    </w:p>
-    <w:p>
-      <w:r>
-        <w:t>________________________________________________________________</w:t>
-      </w:r>
-    </w:p>
-    <w:p>
-      <w:pPr>
-        <w:spacing w:line="336" w:lineRule="auto" w:after="180"/>
-      </w:pPr>
-      <w:r>
-        <w:rPr>
-          <w:b w:val="0"/>
-        </w:rPr>
-        <w:t>Attempt this case before feedback. Record any help. Earlier examples below are further practice; a case already practised with feedback cannot establish fresh transfer.</w:t>
-      </w:r>
-    </w:p>
-    <w:p>
       <w:pPr>
         <w:pStyle w:val="Heading1"/>
       </w:pPr>
       <w:r>
-        <w:t>05. Your learning target</w:t>
-      </w:r>
-    </w:p>
-    <w:p>
-      <w:r>
-        <w:t>Connect the Find a Real Problem target to a trace and a justified conclusion.</w:t>
-      </w:r>
-    </w:p>
-    <w:p>
-      <w:pPr>
-        <w:spacing w:line="336" w:lineRule="auto" w:after="180"/>
-      </w:pPr>
-      <w:r>
-        <w:rPr>
-          <w:b w:val="0"/>
-        </w:rPr>
-        <w:t>Students spend three minutes finding returned books. Compare shelf labels with an AI locator. Define one fair success test before choosing a solution.</w:t>
-      </w:r>
-    </w:p>
-    <w:p>
-      <w:pPr>
-        <w:pStyle w:val="Heading1"/>
-      </w:pPr>
-      <w:r>
-        <w:t>06. Solve the given case</w:t>
-      </w:r>
-    </w:p>
-    <w:p>
-      <w:r>
-        <w:t>Solve the supplied Find a Real Problem case and show the deciding evidence.</w:t>
-      </w:r>
-    </w:p>
-    <w:p>
-      <w:pPr>
-        <w:spacing w:line="336" w:lineRule="auto" w:after="180"/>
-      </w:pPr>
-      <w:r>
-        <w:rPr>
-          <w:b w:val="0"/>
-        </w:rPr>
-        <w:t>Shared markers are often lost because tray labels are unclear.</w:t>
-      </w:r>
-    </w:p>
-    <w:p>
-      <w:pPr>
-        <w:spacing w:line="336" w:lineRule="auto" w:after="180"/>
-      </w:pPr>
-      <w:r>
-        <w:rPr>
-          <w:b w:val="0"/>
-        </w:rPr>
-        <w:t xml:space="preserve">State the </w:t>
-      </w:r>
-      <w:r>
-        <w:rPr>
-          <w:b/>
-        </w:rPr>
-        <w:t>need</w:t>
-      </w:r>
-      <w:r>
-        <w:rPr>
-          <w:b w:val="0"/>
-        </w:rPr>
-        <w:t xml:space="preserve"> before selecting AI.</w:t>
-      </w:r>
-    </w:p>
-    <w:p>
-      <w:pPr>
-        <w:spacing w:line="336" w:lineRule="auto" w:after="180"/>
-      </w:pPr>
-      <w:r>
-        <w:rPr>
-          <w:b w:val="0"/>
-        </w:rPr>
-        <w:t xml:space="preserve">Show your trace, calculation or </w:t>
-      </w:r>
-      <w:r>
-        <w:rPr>
-          <w:b/>
-        </w:rPr>
-        <w:t>evidence</w:t>
-      </w:r>
-    </w:p>
-    <w:p>
-      <w:pPr>
-        <w:pStyle w:val="Heading3"/>
-      </w:pPr>
-      <w:r>
-        <w:t>Write or draw your reasoning and evidence.</w:t>
-      </w:r>
-    </w:p>
-    <w:p>
-      <w:r>
-        <w:t>________________________________________________________________</w:t>
-      </w:r>
-    </w:p>
-    <w:p>
-      <w:r>
-        <w:t>________________________________________________________________</w:t>
-      </w:r>
-    </w:p>
-    <w:p>
-      <w:r>
-        <w:t>________________________________________________________________</w:t>
-      </w:r>
-    </w:p>
-    <w:p>
-      <w:r>
-        <w:t>________________________________________________________________</w:t>
-      </w:r>
-    </w:p>
-    <w:p>
-      <w:r>
-        <w:t>________________________________________________________________</w:t>
-      </w:r>
-    </w:p>
-    <w:p>
-      <w:pPr>
-        <w:pStyle w:val="Heading1"/>
-      </w:pPr>
-      <w:r>
-        <w:t>07. Check a changed case</w:t>
-      </w:r>
-    </w:p>
-    <w:p>
-      <w:r>
-        <w:t>Apply the procedure to the changed case and record why the conclusion follows.</w:t>
-      </w:r>
-    </w:p>
-    <w:p>
-      <w:pPr>
-        <w:spacing w:line="336" w:lineRule="auto" w:after="180"/>
-      </w:pPr>
-      <w:r>
-        <w:rPr>
-          <w:b w:val="0"/>
-        </w:rPr>
-        <w:t>Learners often cannot find borrowed classroom books. Define the problem before choosing an AI tool. Suggest one simple solution to compare with AI.</w:t>
-      </w:r>
-    </w:p>
-    <w:p>
-      <w:pPr>
-        <w:spacing w:line="336" w:lineRule="auto" w:after="180"/>
-      </w:pPr>
-      <w:r>
-        <w:rPr>
-          <w:b w:val="0"/>
-        </w:rPr>
-        <w:t>My independent answer and reason</w:t>
-      </w:r>
-    </w:p>
-    <w:p>
-      <w:pPr>
-        <w:pStyle w:val="Heading3"/>
-      </w:pPr>
-      <w:r>
-        <w:t>Write or draw your reasoning and evidence.</w:t>
-      </w:r>
-    </w:p>
-    <w:p>
-      <w:r>
-        <w:t>________________________________________________________________</w:t>
-      </w:r>
-    </w:p>
-    <w:p>
-      <w:r>
-        <w:t>________________________________________________________________</w:t>
-      </w:r>
-    </w:p>
-    <w:p>
-      <w:r>
-        <w:t>________________________________________________________________</w:t>
-      </w:r>
-    </w:p>
-    <w:p>
-      <w:r>
-        <w:t>________________________________________________________________</w:t>
-      </w:r>
-    </w:p>
-    <w:p>
-      <w:r>
-        <w:t>________________________________________________________________</w:t>
-      </w:r>
-    </w:p>
-    <w:p>
-      <w:pPr>
-        <w:pStyle w:val="Heading3"/>
-      </w:pPr>
-      <w:r>
-        <w:t>Week 29 Test and reflect</w:t>
-      </w:r>
-    </w:p>
-    <w:p>
-      <w:pPr>
-        <w:pStyle w:val="Heading1"/>
-      </w:pPr>
-      <w:r>
-        <w:t>08. Design a revealing test</w:t>
-      </w:r>
-    </w:p>
-    <w:p>
-      <w:r>
-        <w:t>Specify a changed input, expected result and observation separately.</w:t>
-      </w:r>
-    </w:p>
-    <w:p>
-      <w:pPr>
-        <w:spacing w:line="336" w:lineRule="auto" w:after="180"/>
-      </w:pPr>
-      <w:r>
-        <w:rPr>
-          <w:b w:val="0"/>
-        </w:rPr>
-        <w:t xml:space="preserve">Create a changed </w:t>
-      </w:r>
-      <w:r>
-        <w:rPr>
-          <w:b/>
-        </w:rPr>
-        <w:t>input</w:t>
-      </w:r>
-      <w:r>
-        <w:rPr>
-          <w:b w:val="0"/>
-        </w:rPr>
-        <w:t>, boundary case or missing-information case. Write the expected answer or safe response before testing.</w:t>
-      </w:r>
-    </w:p>
-    <w:tbl>
-      <w:tblPr>
-        <w:tblStyle w:val="LightShading-Accent1"/>
-        <w:tblW w:type="auto" w:w="0"/>
-        <w:tblLook w:firstColumn="1" w:firstRow="1" w:lastColumn="0" w:lastRow="0" w:noHBand="0" w:noVBand="1" w:val="04A0"/>
-      </w:tblPr>
-      <w:tblGrid>
-        <w:gridCol w:w="5112"/>
-        <w:gridCol w:w="5112"/>
-      </w:tblGrid>
-      <w:tr>
-        <w:trPr>
-          <w:tblHeader/>
-        </w:trPr>
-        <w:tc>
-          <w:tcPr>
-            <w:tcW w:type="dxa" w:w="5112"/>
-          </w:tcPr>
-          <w:p>
-            <w:r>
-              <w:t>Test record</w:t>
-            </w:r>
-          </w:p>
-        </w:tc>
-        <w:tc>
-          <w:tcPr>
-            <w:tcW w:type="dxa" w:w="5112"/>
-          </w:tcPr>
-          <w:p>
-            <w:r>
-              <w:t>My evidence</w:t>
-            </w:r>
-          </w:p>
-        </w:tc>
-      </w:tr>
-      <w:tr>
-        <w:tc>
-          <w:tcPr>
-            <w:tcW w:type="dxa" w:w="5112"/>
-          </w:tcPr>
-          <w:p>
-            <w:r>
-              <w:t>Changed input or condition</w:t>
-            </w:r>
-          </w:p>
-        </w:tc>
-        <w:tc>
-          <w:tcPr>
-            <w:tcW w:type="dxa" w:w="5112"/>
-          </w:tcPr>
-          <w:p>
-            <w:r/>
-          </w:p>
-        </w:tc>
-      </w:tr>
-      <w:tr>
-        <w:tc>
-          <w:tcPr>
-            <w:tcW w:type="dxa" w:w="5112"/>
-          </w:tcPr>
-          <w:p>
-            <w:r>
-              <w:t>Expected answer or fallback</w:t>
-            </w:r>
-          </w:p>
-        </w:tc>
-        <w:tc>
-          <w:tcPr>
-            <w:tcW w:type="dxa" w:w="5112"/>
-          </w:tcPr>
-          <w:p>
-            <w:r/>
-          </w:p>
-        </w:tc>
-      </w:tr>
-      <w:tr>
-        <w:tc>
-          <w:tcPr>
-            <w:tcW w:type="dxa" w:w="5112"/>
-          </w:tcPr>
-          <w:p>
-            <w:r>
-              <w:t>Observed result</w:t>
-            </w:r>
-          </w:p>
-        </w:tc>
-        <w:tc>
-          <w:tcPr>
-            <w:tcW w:type="dxa" w:w="5112"/>
-          </w:tcPr>
-          <w:p>
-            <w:r/>
-          </w:p>
-        </w:tc>
-      </w:tr>
-      <w:tr>
-        <w:tc>
-          <w:tcPr>
-            <w:tcW w:type="dxa" w:w="5112"/>
-          </w:tcPr>
-          <w:p>
-            <w:r>
-              <w:t>Why the result occurred</w:t>
-            </w:r>
-          </w:p>
-        </w:tc>
-        <w:tc>
-          <w:tcPr>
-            <w:tcW w:type="dxa" w:w="5112"/>
-          </w:tcPr>
-          <w:p>
-            <w:r/>
-          </w:p>
-        </w:tc>
-      </w:tr>
-    </w:tbl>
-    <w:p>
-      <w:pPr>
-        <w:pStyle w:val="Heading1"/>
-      </w:pPr>
-      <w:r>
-        <w:t>09. Project checkpoint</w:t>
-      </w:r>
-    </w:p>
-    <w:p>
-      <w:r>
-        <w:t>Justify what Find a Real Problem adds to Helpful Classroom Sorter and keep the evidence.</w:t>
-      </w:r>
-    </w:p>
-    <w:p>
-      <w:pPr>
-        <w:spacing w:line="336" w:lineRule="auto" w:after="180"/>
-      </w:pPr>
-      <w:r>
-        <w:rPr>
-          <w:b w:val="0"/>
-        </w:rPr>
-        <w:t xml:space="preserve">Choose the Classroom Sorter's real </w:t>
-      </w:r>
-      <w:r>
-        <w:rPr>
-          <w:b/>
-        </w:rPr>
-        <w:t>user</w:t>
-      </w:r>
-      <w:r>
-        <w:rPr>
-          <w:b w:val="0"/>
-        </w:rPr>
-        <w:t xml:space="preserve"> and measurable </w:t>
-      </w:r>
-      <w:r>
-        <w:rPr>
-          <w:b/>
-        </w:rPr>
-        <w:t>need</w:t>
-      </w:r>
-      <w:r>
-        <w:rPr>
-          <w:b w:val="0"/>
-        </w:rPr>
-        <w:t>; keep an AI-free solution option open.</w:t>
-      </w:r>
-    </w:p>
-    <w:p>
-      <w:pPr>
-        <w:spacing w:line="336" w:lineRule="auto" w:after="180"/>
-      </w:pPr>
-      <w:r>
-        <w:rPr>
-          <w:b w:val="0"/>
-        </w:rPr>
-        <w:t xml:space="preserve">The project change and </w:t>
-      </w:r>
-      <w:r>
-        <w:rPr>
-          <w:b/>
-        </w:rPr>
-        <w:t>evidence</w:t>
-      </w:r>
-      <w:r>
-        <w:rPr>
-          <w:b w:val="0"/>
-        </w:rPr>
-        <w:t xml:space="preserve"> I will keep</w:t>
-      </w:r>
-    </w:p>
-    <w:p>
-      <w:pPr>
-        <w:pStyle w:val="Heading3"/>
-      </w:pPr>
-      <w:r>
-        <w:t>Write or draw your reasoning and evidence.</w:t>
-      </w:r>
-    </w:p>
-    <w:p>
-      <w:r>
-        <w:t>________________________________________________________________</w:t>
-      </w:r>
-    </w:p>
-    <w:p>
-      <w:r>
-        <w:t>________________________________________________________________</w:t>
-      </w:r>
-    </w:p>
-    <w:p>
-      <w:r>
-        <w:t>________________________________________________________________</w:t>
-      </w:r>
-    </w:p>
-    <w:p>
-      <w:r>
-        <w:t>________________________________________________________________</w:t>
-      </w:r>
-    </w:p>
-    <w:p>
-      <w:r>
-        <w:t>________________________________________________________________</w:t>
-      </w:r>
-    </w:p>
-    <w:p>
-      <w:pPr>
-        <w:pStyle w:val="Heading1"/>
-      </w:pPr>
-      <w:r>
-        <w:t>10. Self check</w:t>
-      </w:r>
-    </w:p>
-    <w:p>
-      <w:r>
-        <w:t>Judge explanation, evidence, transfer and limits separately; attach the work behind your judgement.</w:t>
-      </w:r>
-    </w:p>
-    <w:p>
-      <w:pPr>
-        <w:pStyle w:val="ListBullet"/>
-      </w:pPr>
-      <w:r>
-        <w:t>I can explain the mechanism.</w:t>
-      </w:r>
-    </w:p>
-    <w:p>
-      <w:pPr>
-        <w:pStyle w:val="ListBullet"/>
-      </w:pPr>
-      <w:r>
-        <w:t>I can show evidence.</w:t>
-      </w:r>
-    </w:p>
-    <w:p>
-      <w:pPr>
-        <w:pStyle w:val="ListBullet"/>
-      </w:pPr>
-      <w:r>
-        <w:t>I can handle a changed case.</w:t>
-      </w:r>
-    </w:p>
-    <w:p>
-      <w:pPr>
-        <w:pStyle w:val="ListBullet"/>
-      </w:pPr>
-      <w:r>
-        <w:t>I can name a limit.</w:t>
-      </w:r>
-    </w:p>
-    <w:p>
-      <w:r>
-        <w:t>Mark each as not yet, with help or independently, and attach supporting work.</w:t>
-      </w:r>
-    </w:p>
-    <w:p>
-      <w:pPr>
-        <w:spacing w:line="336" w:lineRule="auto" w:after="180"/>
-      </w:pPr>
-      <w:r>
-        <w:rPr>
-          <w:b w:val="0"/>
-        </w:rPr>
-        <w:t>Teacher review ____________________  Next step ____________________</w:t>
-      </w:r>
-    </w:p>
-    <w:p>
-      <w:pPr>
-        <w:pStyle w:val="Heading1"/>
-      </w:pPr>
-      <w:r>
-        <w:t>11. Transfer practice from the original programme</w:t>
-      </w:r>
-    </w:p>
-    <w:p>
-      <w:r>
-        <w:t>Use this earlier case as transfer practice. A case already discussed with feedback is not fresh assessment evidence.</w:t>
-      </w:r>
-    </w:p>
-    <w:p>
-      <w:pPr>
-        <w:spacing w:line="336" w:lineRule="auto" w:after="180"/>
-      </w:pPr>
-      <w:r>
-        <w:rPr>
-          <w:b w:val="0"/>
-        </w:rPr>
-        <w:t>Students spend three minutes finding returned books. Compare shelf labels with an AI locator. Define one fair success test before choosing a solution.</w:t>
-      </w:r>
-    </w:p>
-    <w:p>
-      <w:pPr>
-        <w:pStyle w:val="Heading3"/>
-      </w:pPr>
-      <w:r>
-        <w:t>My independently reasoned answer</w:t>
-      </w:r>
-    </w:p>
-    <w:p>
-      <w:r>
-        <w:t>________________________________________________________________</w:t>
-      </w:r>
-    </w:p>
-    <w:p>
-      <w:r>
-        <w:t>________________________________________________________________</w:t>
-      </w:r>
-    </w:p>
-    <w:p>
-      <w:r>
-        <w:t>________________________________________________________________</w:t>
-      </w:r>
-    </w:p>
-    <w:p>
-      <w:r>
-        <w:t>________________________________________________________________</w:t>
-      </w:r>
-    </w:p>
-    <w:p>
-      <w:r>
-        <w:t>________________________________________________________________</w:t>
-      </w:r>
-    </w:p>
-    <w:p>
-      <w:r>
-        <w:t>________________________________________________________________</w:t>
-      </w:r>
-    </w:p>
-    <w:p>
-      <w:r>
-        <w:t>________________________________________________________________</w:t>
-      </w:r>
-    </w:p>
-    <w:p>
-      <w:pPr>
-        <w:spacing w:line="336" w:lineRule="auto" w:after="180"/>
-      </w:pPr>
-      <w:r>
-        <w:rPr>
-          <w:b w:val="0"/>
-        </w:rPr>
-        <w:t>Record support used: none, hint or teacher explanation.</w:t>
-      </w:r>
-    </w:p>
-    <w:p>
-      <w:pPr>
-        <w:pStyle w:val="Heading1"/>
-      </w:pPr>
-      <w:r>
-        <w:t>12. W1 Write the problem without prescribing a tool</w:t>
-      </w:r>
-    </w:p>
-    <w:p>
-      <w:r>
-        <w:t>Write the problem without prescribing a tool. Apply the supplied Find a Real Problem facts and keep your reasoning.</w:t>
-      </w:r>
-    </w:p>
-    <w:p>
-      <w:pPr>
-        <w:spacing w:line="336" w:lineRule="auto" w:after="180"/>
-      </w:pPr>
-      <w:r>
-        <w:rPr>
-          <w:b w:val="0"/>
-        </w:rPr>
-        <w:t xml:space="preserve">Use the ten-request activity log to write a </w:t>
-      </w:r>
-      <w:r>
-        <w:rPr>
-          <w:b/>
-        </w:rPr>
-        <w:t>problem statement</w:t>
-      </w:r>
-      <w:r>
-        <w:rPr>
-          <w:b w:val="0"/>
-        </w:rPr>
-        <w:t xml:space="preserve"> with a </w:t>
-      </w:r>
-      <w:r>
-        <w:rPr>
-          <w:b/>
-        </w:rPr>
-        <w:t>user</w:t>
-      </w:r>
-      <w:r>
-        <w:rPr>
-          <w:b w:val="0"/>
-        </w:rPr>
-        <w:t xml:space="preserve">, setting and observed difficulty. Explain why “Build an AI app” is not yet a </w:t>
-      </w:r>
-      <w:r>
-        <w:rPr>
-          <w:b/>
-        </w:rPr>
-        <w:t>problem statement</w:t>
-      </w:r>
-      <w:r>
-        <w:rPr>
-          <w:b w:val="0"/>
-        </w:rPr>
-        <w:t>.</w:t>
-      </w:r>
-    </w:p>
-    <w:p>
-      <w:pPr>
-        <w:pStyle w:val="Heading3"/>
-      </w:pPr>
-      <w:r>
-        <w:t>My reasoning and evidence</w:t>
-      </w:r>
-    </w:p>
-    <w:p>
-      <w:r>
-        <w:t>________________________________________________________________</w:t>
-      </w:r>
-    </w:p>
-    <w:p>
-      <w:r>
-        <w:t>________________________________________________________________</w:t>
-      </w:r>
-    </w:p>
-    <w:p>
-      <w:r>
-        <w:t>________________________________________________________________</w:t>
-      </w:r>
-    </w:p>
-    <w:p>
-      <w:r>
-        <w:t>________________________________________________________________</w:t>
-      </w:r>
-    </w:p>
-    <w:p>
-      <w:r>
-        <w:t>________________________________________________________________</w:t>
-      </w:r>
-    </w:p>
-    <w:p>
-      <w:r>
-        <w:t>________________________________________________________________</w:t>
-      </w:r>
-    </w:p>
-    <w:p>
-      <w:pPr>
-        <w:pStyle w:val="Heading1"/>
-      </w:pPr>
-      <w:r>
-        <w:t>13. W2 Identify claims beyond the evidence</w:t>
-      </w:r>
-    </w:p>
-    <w:p>
-      <w:r>
-        <w:t>Identify claims beyond the evidence. Apply the supplied Find a Real Problem facts and keep your reasoning.</w:t>
-      </w:r>
-    </w:p>
-    <w:p>
-      <w:pPr>
-        <w:spacing w:line="336" w:lineRule="auto" w:after="180"/>
-      </w:pPr>
-      <w:r>
-        <w:rPr>
-          <w:b w:val="0"/>
-        </w:rPr>
-        <w:t>A team says that the four mismatches prove every pupil dislikes the catalogue and that a recommender will fix the problem. Identify two unsupported conclusions and state what the log actually establishes.</w:t>
-      </w:r>
-    </w:p>
-    <w:p>
-      <w:pPr>
-        <w:pStyle w:val="Heading3"/>
-      </w:pPr>
-      <w:r>
-        <w:t>My reasoning and evidence</w:t>
-      </w:r>
-    </w:p>
-    <w:p>
-      <w:r>
-        <w:t>________________________________________________________________</w:t>
-      </w:r>
-    </w:p>
-    <w:p>
-      <w:r>
-        <w:t>________________________________________________________________</w:t>
-      </w:r>
-    </w:p>
-    <w:p>
-      <w:r>
-        <w:t>________________________________________________________________</w:t>
-      </w:r>
-    </w:p>
-    <w:p>
-      <w:r>
-        <w:t>________________________________________________________________</w:t>
-      </w:r>
-    </w:p>
-    <w:p>
-      <w:r>
-        <w:t>________________________________________________________________</w:t>
-      </w:r>
-    </w:p>
-    <w:p>
-      <w:r>
-        <w:t>________________________________________________________________</w:t>
-      </w:r>
-    </w:p>
-    <w:p>
-      <w:pPr>
-        <w:pStyle w:val="Heading1"/>
-      </w:pPr>
-      <w:r>
-        <w:t>14. W3 Choose information that serves the outcome</w:t>
-      </w:r>
-    </w:p>
-    <w:p>
-      <w:r>
-        <w:t>Choose information that serves the outcome. Apply the supplied Find a Real Problem facts and keep your reasoning.</w:t>
-      </w:r>
-    </w:p>
-    <w:p>
-      <w:pPr>
-        <w:spacing w:line="336" w:lineRule="auto" w:after="180"/>
-      </w:pPr>
-      <w:r>
-        <w:rPr>
-          <w:b w:val="0"/>
-        </w:rPr>
-        <w:t xml:space="preserve">The paper project must suggest an activity compatible with available time and a quiet-room requirement. Choose relevant </w:t>
-      </w:r>
-      <w:r>
-        <w:rPr>
-          <w:b/>
-        </w:rPr>
-        <w:t>input</w:t>
-      </w:r>
-      <w:r>
-        <w:rPr>
-          <w:b w:val="0"/>
-        </w:rPr>
-        <w:t>s from minutes available, quiet required, pupil name and home address.</w:t>
-      </w:r>
-    </w:p>
-    <w:p>
-      <w:pPr>
-        <w:spacing w:line="336" w:lineRule="auto" w:after="180"/>
-      </w:pPr>
-      <w:r>
-        <w:rPr>
-          <w:b w:val="0"/>
-        </w:rPr>
-        <w:t xml:space="preserve">State the </w:t>
-      </w:r>
-      <w:r>
-        <w:rPr>
-          <w:b/>
-        </w:rPr>
-        <w:t>output</w:t>
-      </w:r>
-      <w:r>
-        <w:rPr>
-          <w:b w:val="0"/>
-        </w:rPr>
-        <w:t xml:space="preserve"> and a simpler alternative to a recommender. Explain one boundary.</w:t>
-      </w:r>
-    </w:p>
-    <w:p>
-      <w:pPr>
-        <w:pStyle w:val="Heading3"/>
-      </w:pPr>
-      <w:r>
-        <w:t>My reasoning and evidence</w:t>
-      </w:r>
-    </w:p>
-    <w:p>
-      <w:r>
-        <w:t>________________________________________________________________</w:t>
-      </w:r>
-    </w:p>
-    <w:p>
-      <w:r>
-        <w:t>________________________________________________________________</w:t>
-      </w:r>
-    </w:p>
-    <w:p>
-      <w:r>
-        <w:t>________________________________________________________________</w:t>
-      </w:r>
-    </w:p>
-    <w:p>
-      <w:r>
-        <w:t>________________________________________________________________</w:t>
-      </w:r>
-    </w:p>
-    <w:p>
-      <w:r>
-        <w:t>________________________________________________________________</w:t>
-      </w:r>
-    </w:p>
-    <w:p>
-      <w:r>
-        <w:t>________________________________________________________________</w:t>
-      </w:r>
-    </w:p>
-    <w:p>
-      <w:pPr>
-        <w:pStyle w:val="Heading1"/>
-      </w:pPr>
-      <w:r>
-        <w:t>15. W4 Frame a different problem independently</w:t>
-      </w:r>
-    </w:p>
-    <w:p>
-      <w:r>
-        <w:t>Attempt before feedback. If this repeats the selected independent case, reuse that first attempt; otherwise keep a separate record. Frame a different problem independently. Apply the supplied Find a Real Problem facts and keep your reasoning.</w:t>
-      </w:r>
-    </w:p>
-    <w:p>
-      <w:pPr>
-        <w:spacing w:line="336" w:lineRule="auto" w:after="180"/>
-      </w:pPr>
-      <w:r>
-        <w:rPr>
-          <w:b w:val="0"/>
-        </w:rPr>
-        <w:t>In a fictional equipment cupboard exercise, eight teams choose a box from a list. Three boxes do not contain the items required by the corresponding request; five do.</w:t>
-      </w:r>
-    </w:p>
-    <w:p>
-      <w:pPr>
-        <w:spacing w:line="336" w:lineRule="auto" w:after="180"/>
-      </w:pPr>
-      <w:r>
-        <w:rPr>
-          <w:b w:val="0"/>
-        </w:rPr>
-        <w:t xml:space="preserve">The teacher permits a paper box-finder using fictional item requests and an inventory. Write a brief naming the </w:t>
-      </w:r>
-      <w:r>
-        <w:rPr>
-          <w:b/>
-        </w:rPr>
-        <w:t>user</w:t>
-      </w:r>
-      <w:r>
-        <w:rPr>
-          <w:b w:val="0"/>
-        </w:rPr>
-        <w:t xml:space="preserve"> difficulty, </w:t>
-      </w:r>
-      <w:r>
-        <w:rPr>
-          <w:b/>
-        </w:rPr>
-        <w:t>evidence</w:t>
-      </w:r>
-      <w:r>
-        <w:rPr>
-          <w:b w:val="0"/>
-        </w:rPr>
-        <w:t xml:space="preserve">, desired </w:t>
-      </w:r>
-      <w:r>
-        <w:rPr>
-          <w:b/>
-        </w:rPr>
-        <w:t>outcome</w:t>
-      </w:r>
-      <w:r>
-        <w:rPr>
-          <w:b w:val="0"/>
-        </w:rPr>
-        <w:t>, necessary information, an excluded action and a simple alternative.</w:t>
-      </w:r>
-    </w:p>
-    <w:p>
-      <w:pPr>
-        <w:spacing w:line="336" w:lineRule="auto" w:after="180"/>
-      </w:pPr>
-      <w:r>
-        <w:rPr>
-          <w:b w:val="0"/>
-        </w:rPr>
-        <w:t>Identify one cause or benefit that these counts do not establish.</w:t>
-      </w:r>
-    </w:p>
-    <w:p>
-      <w:pPr>
-        <w:pStyle w:val="Heading3"/>
-      </w:pPr>
-      <w:r>
-        <w:t>My reasoning and evidence</w:t>
-      </w:r>
-    </w:p>
-    <w:p>
-      <w:r>
-        <w:t>________________________________________________________________</w:t>
-      </w:r>
-    </w:p>
-    <w:p>
-      <w:r>
-        <w:t>________________________________________________________________</w:t>
-      </w:r>
-    </w:p>
-    <w:p>
-      <w:r>
-        <w:t>________________________________________________________________</w:t>
-      </w:r>
-    </w:p>
-    <w:p>
-      <w:r>
-        <w:t>________________________________________________________________</w:t>
-      </w:r>
-    </w:p>
-    <w:p>
-      <w:r>
-        <w:t>________________________________________________________________</w:t>
-      </w:r>
-    </w:p>
-    <w:p>
-      <w:r>
-        <w:t>________________________________________________________________</w:t>
-      </w:r>
-    </w:p>
-    <w:p>
-      <w:r>
-        <w:t>________________________________________________________________</w:t>
-      </w:r>
-    </w:p>
-    <w:p>
-      <w:r>
-        <w:t>________________________________________________________________</w:t>
-      </w:r>
-    </w:p>
-    <w:p>
-      <w:pPr>
-        <w:pStyle w:val="Heading1"/>
-      </w:pPr>
-      <w:r>
-        <w:t>16. W5 Measure help as well as avoided errors</w:t>
-      </w:r>
-    </w:p>
-    <w:p>
-      <w:r>
-        <w:t>Measure help as well as avoided errors. Apply the supplied Find a Real Problem facts and keep your reasoning.</w:t>
-      </w:r>
-    </w:p>
-    <w:p>
-      <w:pPr>
-        <w:spacing w:line="336" w:lineRule="auto" w:after="180"/>
-      </w:pPr>
-      <w:r>
-        <w:rPr>
-          <w:b w:val="0"/>
-        </w:rPr>
-        <w:t>For W4, a proposed box-finder never selects a wrong box because it always reports no match. Explain why counting only wrong suggestions would hide a failure.</w:t>
-      </w:r>
-    </w:p>
-    <w:p>
-      <w:pPr>
-        <w:spacing w:line="336" w:lineRule="auto" w:after="180"/>
-      </w:pPr>
-      <w:r>
-        <w:rPr>
-          <w:b w:val="0"/>
-        </w:rPr>
-        <w:t xml:space="preserve">Name two results to record on test requests and explain why the original three-of-eight </w:t>
-      </w:r>
-      <w:r>
-        <w:rPr>
-          <w:b/>
-        </w:rPr>
-        <w:t>observation</w:t>
-      </w:r>
-      <w:r>
-        <w:rPr>
-          <w:b w:val="0"/>
-        </w:rPr>
-        <w:t xml:space="preserve"> is not already an evaluation of the new tool.</w:t>
-      </w:r>
-    </w:p>
-    <w:p>
-      <w:pPr>
-        <w:pStyle w:val="Heading3"/>
-      </w:pPr>
-      <w:r>
-        <w:t>My reasoning and evidence</w:t>
-      </w:r>
-    </w:p>
-    <w:p>
-      <w:r>
-        <w:t>________________________________________________________________</w:t>
-      </w:r>
-    </w:p>
-    <w:p>
-      <w:r>
-        <w:t>________________________________________________________________</w:t>
-      </w:r>
-    </w:p>
-    <w:p>
-      <w:r>
-        <w:t>________________________________________________________________</w:t>
-      </w:r>
-    </w:p>
-    <w:p>
-      <w:r>
-        <w:t>________________________________________________________________</w:t>
-      </w:r>
-    </w:p>
-    <w:p>
-      <w:r>
-        <w:t>________________________________________________________________</w:t>
-      </w:r>
-    </w:p>
-    <w:p>
-      <w:r>
-        <w:t>________________________________________________________________</w:t>
-      </w:r>
-    </w:p>
-    <w:p>
-      <w:pPr>
-        <w:pStyle w:val="Heading1"/>
-      </w:pPr>
-      <w:r>
-        <w:t>17. Feedback, return check and learning record</w:t>
-      </w:r>
-    </w:p>
-    <w:p>
-      <w:r>
-        <w:t>Record the first repaired step and a different case to revisit after a delay.</w:t>
+        <w:t>17. Feedback · Repair and return</w:t>
+      </w:r>
+    </w:p>
+    <w:p>
+      <w:r>
+        <w:t>Keep the first attempt, the repair and a changed-case return.</w:t>
+      </w:r>
+    </w:p>
+    <w:p>
+      <w:pPr>
+        <w:pStyle w:val="Heading2"/>
+      </w:pPr>
+      <w:r>
+        <w:t>Your evidence record</w:t>
       </w:r>
     </w:p>
     <w:tbl>
@@ -1781,12 +921,956 @@
         <w:pStyle w:val="Heading1"/>
       </w:pPr>
       <w:r>
-        <w:t>18. Pictorial case practice: Find a Real Problem</w:t>
-      </w:r>
-    </w:p>
-    <w:p>
-      <w:r>
-        <w:t>A fictional class loses time finding the correct craft tray. Explain the labelled step before checking the changed condition.</w:t>
+        <w:t>10. Finish · Judge the evidence in your work</w:t>
+      </w:r>
+    </w:p>
+    <w:p>
+      <w:r>
+        <w:t>Point to work that supports your confidence level.</w:t>
+      </w:r>
+    </w:p>
+    <w:p>
+      <w:pPr>
+        <w:pStyle w:val="Heading2"/>
+      </w:pPr>
+      <w:r>
+        <w:t>Your evidence record</w:t>
+      </w:r>
+    </w:p>
+    <w:p>
+      <w:pPr>
+        <w:pStyle w:val="ListBullet"/>
+      </w:pPr>
+      <w:r>
+        <w:t>I can explain the mechanism.</w:t>
+      </w:r>
+    </w:p>
+    <w:p>
+      <w:pPr>
+        <w:pStyle w:val="ListBullet"/>
+      </w:pPr>
+      <w:r>
+        <w:t>I can show evidence.</w:t>
+      </w:r>
+    </w:p>
+    <w:p>
+      <w:pPr>
+        <w:pStyle w:val="ListBullet"/>
+      </w:pPr>
+      <w:r>
+        <w:t>I can handle a changed case.</w:t>
+      </w:r>
+    </w:p>
+    <w:p>
+      <w:pPr>
+        <w:pStyle w:val="ListBullet"/>
+      </w:pPr>
+      <w:r>
+        <w:t>I can name a limit.</w:t>
+      </w:r>
+    </w:p>
+    <w:p>
+      <w:r>
+        <w:t>Mark each as not yet, with help or independently, and attach supporting work.</w:t>
+      </w:r>
+    </w:p>
+    <w:p>
+      <w:pPr>
+        <w:spacing w:line="336" w:lineRule="auto" w:after="180"/>
+      </w:pPr>
+      <w:r>
+        <w:rPr>
+          <w:b w:val="0"/>
+        </w:rPr>
+        <w:t>Teacher review ____________________  Next step ____________________</w:t>
+      </w:r>
+    </w:p>
+    <w:p>
+      <w:pPr>
+        <w:pStyle w:val="Heading1"/>
+      </w:pPr>
+      <w:r>
+        <w:t>Reference bank and extra practice</w:t>
+      </w:r>
+    </w:p>
+    <w:p>
+      <w:pPr>
+        <w:pStyle w:val="Heading1"/>
+      </w:pPr>
+      <w:r>
+        <w:t>02. Reference · Supported W2 record</w:t>
+      </w:r>
+    </w:p>
+    <w:p>
+      <w:r>
+        <w:t>This is the same W2 attempt. Keep one response record.</w:t>
+      </w:r>
+    </w:p>
+    <w:p>
+      <w:pPr>
+        <w:pStyle w:val="Heading2"/>
+      </w:pPr>
+      <w:r>
+        <w:t>Use this when helpful</w:t>
+      </w:r>
+    </w:p>
+    <w:p>
+      <w:pPr>
+        <w:spacing w:line="336" w:lineRule="auto" w:after="180"/>
+      </w:pPr>
+      <w:r>
+        <w:rPr>
+          <w:b w:val="0"/>
+        </w:rPr>
+        <w:t xml:space="preserve">Use W2: Identify claims beyond the </w:t>
+      </w:r>
+      <w:r>
+        <w:rPr>
+          <w:b/>
+        </w:rPr>
+        <w:t>evidence</w:t>
+      </w:r>
+      <w:r>
+        <w:rPr>
+          <w:b w:val="0"/>
+        </w:rPr>
+        <w:t xml:space="preserve"> for A problem worth solving. Record the answer once; the lesson and workbook refer to the same attempt.</w:t>
+      </w:r>
+    </w:p>
+    <w:tbl>
+      <w:tblPr>
+        <w:tblStyle w:val="LightShading-Accent1"/>
+        <w:tblW w:type="auto" w:w="0"/>
+        <w:tblLook w:firstColumn="1" w:firstRow="1" w:lastColumn="0" w:lastRow="0" w:noHBand="0" w:noVBand="1" w:val="04A0"/>
+      </w:tblPr>
+      <w:tblGrid>
+        <w:gridCol w:w="2556"/>
+        <w:gridCol w:w="2556"/>
+        <w:gridCol w:w="2556"/>
+        <w:gridCol w:w="2556"/>
+      </w:tblGrid>
+      <w:tr>
+        <w:trPr>
+          <w:tblHeader/>
+        </w:trPr>
+        <w:tc>
+          <w:tcPr>
+            <w:tcW w:type="dxa" w:w="2556"/>
+          </w:tcPr>
+          <w:p>
+            <w:r>
+              <w:t>Given inputs</w:t>
+            </w:r>
+          </w:p>
+        </w:tc>
+        <w:tc>
+          <w:tcPr>
+            <w:tcW w:type="dxa" w:w="2556"/>
+          </w:tcPr>
+          <w:p>
+            <w:r>
+              <w:t>Procedure I chose</w:t>
+            </w:r>
+          </w:p>
+        </w:tc>
+        <w:tc>
+          <w:tcPr>
+            <w:tcW w:type="dxa" w:w="2556"/>
+          </w:tcPr>
+          <w:p>
+            <w:r>
+              <w:t>Middle steps</w:t>
+            </w:r>
+          </w:p>
+        </w:tc>
+        <w:tc>
+          <w:tcPr>
+            <w:tcW w:type="dxa" w:w="2556"/>
+          </w:tcPr>
+          <w:p>
+            <w:r>
+              <w:t>Result and check</w:t>
+            </w:r>
+          </w:p>
+        </w:tc>
+      </w:tr>
+      <w:tr>
+        <w:tc>
+          <w:tcPr>
+            <w:tcW w:type="dxa" w:w="2556"/>
+          </w:tcPr>
+          <w:p>
+            <w:r/>
+          </w:p>
+        </w:tc>
+        <w:tc>
+          <w:tcPr>
+            <w:tcW w:type="dxa" w:w="2556"/>
+          </w:tcPr>
+          <w:p>
+            <w:r/>
+          </w:p>
+        </w:tc>
+        <w:tc>
+          <w:tcPr>
+            <w:tcW w:type="dxa" w:w="2556"/>
+          </w:tcPr>
+          <w:p>
+            <w:r/>
+          </w:p>
+        </w:tc>
+        <w:tc>
+          <w:tcPr>
+            <w:tcW w:type="dxa" w:w="2556"/>
+          </w:tcPr>
+          <w:p>
+            <w:r/>
+          </w:p>
+        </w:tc>
+      </w:tr>
+    </w:tbl>
+    <w:p>
+      <w:pPr>
+        <w:pStyle w:val="Heading3"/>
+      </w:pPr>
+      <w:r>
+        <w:t>The step I completed without help, and the hint I needed</w:t>
+      </w:r>
+    </w:p>
+    <w:p>
+      <w:r>
+        <w:t>________________________________________________________________</w:t>
+      </w:r>
+    </w:p>
+    <w:p>
+      <w:r>
+        <w:t>________________________________________________________________</w:t>
+      </w:r>
+    </w:p>
+    <w:p>
+      <w:r>
+        <w:t>________________________________________________________________</w:t>
+      </w:r>
+    </w:p>
+    <w:p>
+      <w:pPr>
+        <w:pStyle w:val="Heading1"/>
+      </w:pPr>
+      <w:r>
+        <w:t>03. Extra practice · Repair the explanation</w:t>
+      </w:r>
+    </w:p>
+    <w:p>
+      <w:r>
+        <w:t>Explain the deciding fact before discussing the answer.</w:t>
+      </w:r>
+    </w:p>
+    <w:p>
+      <w:pPr>
+        <w:pStyle w:val="Heading2"/>
+      </w:pPr>
+      <w:r>
+        <w:t>Use this when helpful</w:t>
+      </w:r>
+    </w:p>
+    <w:p>
+      <w:pPr>
+        <w:spacing w:line="336" w:lineRule="auto" w:after="180"/>
+      </w:pPr>
+      <w:r>
+        <w:rPr>
+          <w:b w:val="0"/>
+        </w:rPr>
+        <w:t xml:space="preserve">Use the worked case for A problem worth solving. Proposed explanation: “Using AI is itself the </w:t>
+      </w:r>
+      <w:r>
+        <w:rPr>
+          <w:b/>
+        </w:rPr>
+        <w:t>outcome</w:t>
+      </w:r>
+      <w:r>
+        <w:rPr>
+          <w:b w:val="0"/>
+        </w:rPr>
+        <w:t>”. Decide whether this explanation is supported.</w:t>
+      </w:r>
+    </w:p>
+    <w:p>
+      <w:pPr>
+        <w:spacing w:line="336" w:lineRule="auto" w:after="180"/>
+      </w:pPr>
+      <w:r>
+        <w:rPr>
+          <w:b w:val="0"/>
+        </w:rPr>
+        <w:t xml:space="preserve">Point to the step or supplied fact that decides; explain your repair if </w:t>
+      </w:r>
+      <w:r>
+        <w:rPr>
+          <w:b/>
+        </w:rPr>
+        <w:t>need</w:t>
+      </w:r>
+      <w:r>
+        <w:rPr>
+          <w:b w:val="0"/>
+        </w:rPr>
+        <w:t>ed.</w:t>
+      </w:r>
+    </w:p>
+    <w:p>
+      <w:pPr>
+        <w:pStyle w:val="Heading3"/>
+      </w:pPr>
+      <w:r>
+        <w:t>My explanation before partner discussion</w:t>
+      </w:r>
+    </w:p>
+    <w:p>
+      <w:r>
+        <w:t>________________________________________________________________</w:t>
+      </w:r>
+    </w:p>
+    <w:p>
+      <w:r>
+        <w:t>________________________________________________________________</w:t>
+      </w:r>
+    </w:p>
+    <w:p>
+      <w:r>
+        <w:t>________________________________________________________________</w:t>
+      </w:r>
+    </w:p>
+    <w:p>
+      <w:r>
+        <w:t>________________________________________________________________</w:t>
+      </w:r>
+    </w:p>
+    <w:p>
+      <w:pPr>
+        <w:pStyle w:val="Heading1"/>
+      </w:pPr>
+      <w:r>
+        <w:t>05. Reference · Original learning target</w:t>
+      </w:r>
+    </w:p>
+    <w:p>
+      <w:r>
+        <w:t>Use this target to inspect an explanation.</w:t>
+      </w:r>
+    </w:p>
+    <w:p>
+      <w:pPr>
+        <w:pStyle w:val="Heading2"/>
+      </w:pPr>
+      <w:r>
+        <w:t>Use this when helpful</w:t>
+      </w:r>
+    </w:p>
+    <w:p>
+      <w:pPr>
+        <w:spacing w:line="336" w:lineRule="auto" w:after="180"/>
+      </w:pPr>
+      <w:r>
+        <w:rPr>
+          <w:b w:val="0"/>
+        </w:rPr>
+        <w:t>Students spend three minutes finding returned books. Compare shelf labels with an AI locator. Define one fair success test before choosing a solution.</w:t>
+      </w:r>
+    </w:p>
+    <w:p>
+      <w:pPr>
+        <w:pStyle w:val="Heading1"/>
+      </w:pPr>
+      <w:r>
+        <w:t>06. Extra practice · A complete case</w:t>
+      </w:r>
+    </w:p>
+    <w:p>
+      <w:r>
+        <w:t>Try the question before checking the worked explanation.</w:t>
+      </w:r>
+    </w:p>
+    <w:p>
+      <w:pPr>
+        <w:pStyle w:val="Heading2"/>
+      </w:pPr>
+      <w:r>
+        <w:t>Use this when helpful</w:t>
+      </w:r>
+    </w:p>
+    <w:p>
+      <w:pPr>
+        <w:spacing w:line="336" w:lineRule="auto" w:after="180"/>
+      </w:pPr>
+      <w:r>
+        <w:rPr>
+          <w:b w:val="0"/>
+        </w:rPr>
+        <w:t>Shared markers are often lost because tray labels are unclear.</w:t>
+      </w:r>
+    </w:p>
+    <w:p>
+      <w:pPr>
+        <w:spacing w:line="336" w:lineRule="auto" w:after="180"/>
+      </w:pPr>
+      <w:r>
+        <w:rPr>
+          <w:b w:val="0"/>
+        </w:rPr>
+        <w:t xml:space="preserve">State the </w:t>
+      </w:r>
+      <w:r>
+        <w:rPr>
+          <w:b/>
+        </w:rPr>
+        <w:t>need</w:t>
+      </w:r>
+      <w:r>
+        <w:rPr>
+          <w:b w:val="0"/>
+        </w:rPr>
+        <w:t xml:space="preserve"> before selecting AI.</w:t>
+      </w:r>
+    </w:p>
+    <w:p>
+      <w:pPr>
+        <w:spacing w:line="336" w:lineRule="auto" w:after="180"/>
+      </w:pPr>
+      <w:r>
+        <w:rPr>
+          <w:b w:val="0"/>
+        </w:rPr>
+        <w:t xml:space="preserve">Show your trace, calculation or </w:t>
+      </w:r>
+      <w:r>
+        <w:rPr>
+          <w:b/>
+        </w:rPr>
+        <w:t>evidence</w:t>
+      </w:r>
+    </w:p>
+    <w:p>
+      <w:pPr>
+        <w:pStyle w:val="Heading3"/>
+      </w:pPr>
+      <w:r>
+        <w:t>Write or draw your reasoning and evidence.</w:t>
+      </w:r>
+    </w:p>
+    <w:p>
+      <w:r>
+        <w:t>________________________________________________________________</w:t>
+      </w:r>
+    </w:p>
+    <w:p>
+      <w:r>
+        <w:t>________________________________________________________________</w:t>
+      </w:r>
+    </w:p>
+    <w:p>
+      <w:r>
+        <w:t>________________________________________________________________</w:t>
+      </w:r>
+    </w:p>
+    <w:p>
+      <w:r>
+        <w:t>________________________________________________________________</w:t>
+      </w:r>
+    </w:p>
+    <w:p>
+      <w:r>
+        <w:t>________________________________________________________________</w:t>
+      </w:r>
+    </w:p>
+    <w:p>
+      <w:pPr>
+        <w:pStyle w:val="Heading1"/>
+      </w:pPr>
+      <w:r>
+        <w:t>07. Extra practice · A changed case</w:t>
+      </w:r>
+    </w:p>
+    <w:p>
+      <w:r>
+        <w:t>Keep this practice separate from the reserved independent attempt.</w:t>
+      </w:r>
+    </w:p>
+    <w:p>
+      <w:pPr>
+        <w:pStyle w:val="Heading2"/>
+      </w:pPr>
+      <w:r>
+        <w:t>Use this when helpful</w:t>
+      </w:r>
+    </w:p>
+    <w:p>
+      <w:pPr>
+        <w:spacing w:line="336" w:lineRule="auto" w:after="180"/>
+      </w:pPr>
+      <w:r>
+        <w:rPr>
+          <w:b w:val="0"/>
+        </w:rPr>
+        <w:t>Learners often cannot find borrowed classroom books. Define the problem before choosing an AI tool. Suggest one simple solution to compare with AI.</w:t>
+      </w:r>
+    </w:p>
+    <w:p>
+      <w:pPr>
+        <w:spacing w:line="336" w:lineRule="auto" w:after="180"/>
+      </w:pPr>
+      <w:r>
+        <w:rPr>
+          <w:b w:val="0"/>
+        </w:rPr>
+        <w:t>My practice answer and reason</w:t>
+      </w:r>
+    </w:p>
+    <w:p>
+      <w:pPr>
+        <w:pStyle w:val="Heading3"/>
+      </w:pPr>
+      <w:r>
+        <w:t>Write or draw your reasoning and evidence.</w:t>
+      </w:r>
+    </w:p>
+    <w:p>
+      <w:r>
+        <w:t>________________________________________________________________</w:t>
+      </w:r>
+    </w:p>
+    <w:p>
+      <w:r>
+        <w:t>________________________________________________________________</w:t>
+      </w:r>
+    </w:p>
+    <w:p>
+      <w:r>
+        <w:t>________________________________________________________________</w:t>
+      </w:r>
+    </w:p>
+    <w:p>
+      <w:r>
+        <w:t>________________________________________________________________</w:t>
+      </w:r>
+    </w:p>
+    <w:p>
+      <w:r>
+        <w:t>________________________________________________________________</w:t>
+      </w:r>
+    </w:p>
+    <w:p>
+      <w:pPr>
+        <w:pStyle w:val="Heading3"/>
+      </w:pPr>
+      <w:r>
+        <w:t>Week 29 Test and reflect</w:t>
+      </w:r>
+    </w:p>
+    <w:p>
+      <w:pPr>
+        <w:pStyle w:val="Heading1"/>
+      </w:pPr>
+      <w:r>
+        <w:t>08. Extra practice · Design a revealing test</w:t>
+      </w:r>
+    </w:p>
+    <w:p>
+      <w:r>
+        <w:t>Predict before tracing or testing.</w:t>
+      </w:r>
+    </w:p>
+    <w:p>
+      <w:pPr>
+        <w:pStyle w:val="Heading2"/>
+      </w:pPr>
+      <w:r>
+        <w:t>Use this when helpful</w:t>
+      </w:r>
+    </w:p>
+    <w:p>
+      <w:pPr>
+        <w:spacing w:line="336" w:lineRule="auto" w:after="180"/>
+      </w:pPr>
+      <w:r>
+        <w:rPr>
+          <w:b w:val="0"/>
+        </w:rPr>
+        <w:t xml:space="preserve">Create a changed </w:t>
+      </w:r>
+      <w:r>
+        <w:rPr>
+          <w:b/>
+        </w:rPr>
+        <w:t>input</w:t>
+      </w:r>
+      <w:r>
+        <w:rPr>
+          <w:b w:val="0"/>
+        </w:rPr>
+        <w:t>, boundary case or missing-information case. Write the expected answer or safe response before testing.</w:t>
+      </w:r>
+    </w:p>
+    <w:tbl>
+      <w:tblPr>
+        <w:tblStyle w:val="LightShading-Accent1"/>
+        <w:tblW w:type="auto" w:w="0"/>
+        <w:tblLook w:firstColumn="1" w:firstRow="1" w:lastColumn="0" w:lastRow="0" w:noHBand="0" w:noVBand="1" w:val="04A0"/>
+      </w:tblPr>
+      <w:tblGrid>
+        <w:gridCol w:w="5112"/>
+        <w:gridCol w:w="5112"/>
+      </w:tblGrid>
+      <w:tr>
+        <w:trPr>
+          <w:tblHeader/>
+        </w:trPr>
+        <w:tc>
+          <w:tcPr>
+            <w:tcW w:type="dxa" w:w="5112"/>
+          </w:tcPr>
+          <w:p>
+            <w:r>
+              <w:t>Test record</w:t>
+            </w:r>
+          </w:p>
+        </w:tc>
+        <w:tc>
+          <w:tcPr>
+            <w:tcW w:type="dxa" w:w="5112"/>
+          </w:tcPr>
+          <w:p>
+            <w:r>
+              <w:t>My evidence</w:t>
+            </w:r>
+          </w:p>
+        </w:tc>
+      </w:tr>
+      <w:tr>
+        <w:tc>
+          <w:tcPr>
+            <w:tcW w:type="dxa" w:w="5112"/>
+          </w:tcPr>
+          <w:p>
+            <w:r>
+              <w:t>Changed input or condition</w:t>
+            </w:r>
+          </w:p>
+        </w:tc>
+        <w:tc>
+          <w:tcPr>
+            <w:tcW w:type="dxa" w:w="5112"/>
+          </w:tcPr>
+          <w:p>
+            <w:r/>
+          </w:p>
+        </w:tc>
+      </w:tr>
+      <w:tr>
+        <w:tc>
+          <w:tcPr>
+            <w:tcW w:type="dxa" w:w="5112"/>
+          </w:tcPr>
+          <w:p>
+            <w:r>
+              <w:t>Expected answer or fallback</w:t>
+            </w:r>
+          </w:p>
+        </w:tc>
+        <w:tc>
+          <w:tcPr>
+            <w:tcW w:type="dxa" w:w="5112"/>
+          </w:tcPr>
+          <w:p>
+            <w:r/>
+          </w:p>
+        </w:tc>
+      </w:tr>
+      <w:tr>
+        <w:tc>
+          <w:tcPr>
+            <w:tcW w:type="dxa" w:w="5112"/>
+          </w:tcPr>
+          <w:p>
+            <w:r>
+              <w:t>Observed result</w:t>
+            </w:r>
+          </w:p>
+        </w:tc>
+        <w:tc>
+          <w:tcPr>
+            <w:tcW w:type="dxa" w:w="5112"/>
+          </w:tcPr>
+          <w:p>
+            <w:r/>
+          </w:p>
+        </w:tc>
+      </w:tr>
+      <w:tr>
+        <w:tc>
+          <w:tcPr>
+            <w:tcW w:type="dxa" w:w="5112"/>
+          </w:tcPr>
+          <w:p>
+            <w:r>
+              <w:t>Why the result occurred</w:t>
+            </w:r>
+          </w:p>
+        </w:tc>
+        <w:tc>
+          <w:tcPr>
+            <w:tcW w:type="dxa" w:w="5112"/>
+          </w:tcPr>
+          <w:p>
+            <w:r/>
+          </w:p>
+        </w:tc>
+      </w:tr>
+    </w:tbl>
+    <w:p>
+      <w:pPr>
+        <w:pStyle w:val="Heading1"/>
+      </w:pPr>
+      <w:r>
+        <w:t>11. Reference · Original target response space</w:t>
+      </w:r>
+    </w:p>
+    <w:p>
+      <w:r>
+        <w:t>This teaching case is practice rather than a fresh assessment.</w:t>
+      </w:r>
+    </w:p>
+    <w:p>
+      <w:pPr>
+        <w:pStyle w:val="Heading2"/>
+      </w:pPr>
+      <w:r>
+        <w:t>Use this when helpful</w:t>
+      </w:r>
+    </w:p>
+    <w:p>
+      <w:pPr>
+        <w:spacing w:line="336" w:lineRule="auto" w:after="180"/>
+      </w:pPr>
+      <w:r>
+        <w:rPr>
+          <w:b w:val="0"/>
+        </w:rPr>
+        <w:t>Students spend three minutes finding returned books. Compare shelf labels with an AI locator. Define one fair success test before choosing a solution.</w:t>
+      </w:r>
+    </w:p>
+    <w:p>
+      <w:pPr>
+        <w:pStyle w:val="Heading3"/>
+      </w:pPr>
+      <w:r>
+        <w:t>My explanation after practice</w:t>
+      </w:r>
+    </w:p>
+    <w:p>
+      <w:r>
+        <w:t>________________________________________________________________</w:t>
+      </w:r>
+    </w:p>
+    <w:p>
+      <w:r>
+        <w:t>________________________________________________________________</w:t>
+      </w:r>
+    </w:p>
+    <w:p>
+      <w:r>
+        <w:t>________________________________________________________________</w:t>
+      </w:r>
+    </w:p>
+    <w:p>
+      <w:r>
+        <w:t>________________________________________________________________</w:t>
+      </w:r>
+    </w:p>
+    <w:p>
+      <w:r>
+        <w:t>________________________________________________________________</w:t>
+      </w:r>
+    </w:p>
+    <w:p>
+      <w:r>
+        <w:t>________________________________________________________________</w:t>
+      </w:r>
+    </w:p>
+    <w:p>
+      <w:r>
+        <w:t>________________________________________________________________</w:t>
+      </w:r>
+    </w:p>
+    <w:p>
+      <w:pPr>
+        <w:spacing w:line="336" w:lineRule="auto" w:after="180"/>
+      </w:pPr>
+      <w:r>
+        <w:rPr>
+          <w:b w:val="0"/>
+        </w:rPr>
+        <w:t>Record support used: none, hint or teacher explanation.</w:t>
+      </w:r>
+    </w:p>
+    <w:p>
+      <w:pPr>
+        <w:pStyle w:val="Heading1"/>
+      </w:pPr>
+      <w:r>
+        <w:t>15. Reference · Independent-case response copy</w:t>
+      </w:r>
+    </w:p>
+    <w:p>
+      <w:r>
+        <w:t>This duplicates W4. Reuse the same first-attempt record.</w:t>
+      </w:r>
+    </w:p>
+    <w:p>
+      <w:pPr>
+        <w:pStyle w:val="Heading2"/>
+      </w:pPr>
+      <w:r>
+        <w:t>Use this when helpful</w:t>
+      </w:r>
+    </w:p>
+    <w:p>
+      <w:pPr>
+        <w:spacing w:line="336" w:lineRule="auto" w:after="180"/>
+      </w:pPr>
+      <w:r>
+        <w:rPr>
+          <w:b w:val="0"/>
+        </w:rPr>
+        <w:t>In a fictional equipment cupboard exercise, eight teams choose a box from a list. Three boxes do not contain the items required by the corresponding request; five do.</w:t>
+      </w:r>
+    </w:p>
+    <w:p>
+      <w:pPr>
+        <w:spacing w:line="336" w:lineRule="auto" w:after="180"/>
+      </w:pPr>
+      <w:r>
+        <w:rPr>
+          <w:b w:val="0"/>
+        </w:rPr>
+        <w:t xml:space="preserve">The teacher permits a paper box-finder using fictional item requests and an inventory. Write a brief naming the </w:t>
+      </w:r>
+      <w:r>
+        <w:rPr>
+          <w:b/>
+        </w:rPr>
+        <w:t>user</w:t>
+      </w:r>
+      <w:r>
+        <w:rPr>
+          <w:b w:val="0"/>
+        </w:rPr>
+        <w:t xml:space="preserve"> difficulty, </w:t>
+      </w:r>
+      <w:r>
+        <w:rPr>
+          <w:b/>
+        </w:rPr>
+        <w:t>evidence</w:t>
+      </w:r>
+      <w:r>
+        <w:rPr>
+          <w:b w:val="0"/>
+        </w:rPr>
+        <w:t xml:space="preserve">, desired </w:t>
+      </w:r>
+      <w:r>
+        <w:rPr>
+          <w:b/>
+        </w:rPr>
+        <w:t>outcome</w:t>
+      </w:r>
+      <w:r>
+        <w:rPr>
+          <w:b w:val="0"/>
+        </w:rPr>
+        <w:t>, necessary information, an excluded action and a simple alternative.</w:t>
+      </w:r>
+    </w:p>
+    <w:p>
+      <w:pPr>
+        <w:spacing w:line="336" w:lineRule="auto" w:after="180"/>
+      </w:pPr>
+      <w:r>
+        <w:rPr>
+          <w:b w:val="0"/>
+        </w:rPr>
+        <w:t>Identify one cause or benefit that these counts do not establish.</w:t>
+      </w:r>
+    </w:p>
+    <w:p>
+      <w:pPr>
+        <w:pStyle w:val="Heading3"/>
+      </w:pPr>
+      <w:r>
+        <w:t>My reasoning and evidence</w:t>
+      </w:r>
+    </w:p>
+    <w:p>
+      <w:r>
+        <w:t>________________________________________________________________</w:t>
+      </w:r>
+    </w:p>
+    <w:p>
+      <w:r>
+        <w:t>________________________________________________________________</w:t>
+      </w:r>
+    </w:p>
+    <w:p>
+      <w:r>
+        <w:t>________________________________________________________________</w:t>
+      </w:r>
+    </w:p>
+    <w:p>
+      <w:r>
+        <w:t>________________________________________________________________</w:t>
+      </w:r>
+    </w:p>
+    <w:p>
+      <w:r>
+        <w:t>________________________________________________________________</w:t>
+      </w:r>
+    </w:p>
+    <w:p>
+      <w:r>
+        <w:t>________________________________________________________________</w:t>
+      </w:r>
+    </w:p>
+    <w:p>
+      <w:r>
+        <w:t>________________________________________________________________</w:t>
+      </w:r>
+    </w:p>
+    <w:p>
+      <w:r>
+        <w:t>________________________________________________________________</w:t>
+      </w:r>
+    </w:p>
+    <w:p>
+      <w:pPr>
+        <w:pStyle w:val="Heading1"/>
+      </w:pPr>
+      <w:r>
+        <w:t>18. Extra practice · Use the worked picture</w:t>
+      </w:r>
+    </w:p>
+    <w:p>
+      <w:r>
+        <w:t>Keep the explanation and the support you used.</w:t>
+      </w:r>
+    </w:p>
+    <w:p>
+      <w:pPr>
+        <w:pStyle w:val="Heading2"/>
+      </w:pPr>
+      <w:r>
+        <w:t>Use this when helpful</w:t>
       </w:r>
     </w:p>
     <w:p>
@@ -1921,16 +2005,7 @@
     </w:p>
     <w:p>
       <w:pPr>
-        <w:pStyle w:val="Heading3"/>
-      </w:pPr>
-      <w:r>
-        <w:t>Record the help used</w:t>
-      </w:r>
-    </w:p>
-    <w:p>
-      <w:pPr>
         <w:spacing w:line="336" w:lineRule="auto" w:after="180"/>
-        <w:shd w:fill="F1F6F8"/>
       </w:pPr>
       <w:r>
         <w:rPr>
@@ -1967,12 +2042,20 @@
         <w:pStyle w:val="Heading1"/>
       </w:pPr>
       <w:r>
-        <w:t>19. Project portfolio milestone</w:t>
-      </w:r>
-    </w:p>
-    <w:p>
-      <w:r>
-        <w:t>Keep this week’s input, deciding step, result and limit together in the Helpful Classroom Sorter record.</w:t>
+        <w:t>19. Reference · Project portfolio record</w:t>
+      </w:r>
+    </w:p>
+    <w:p>
+      <w:r>
+        <w:t>Extend your main project response when helpful.</w:t>
+      </w:r>
+    </w:p>
+    <w:p>
+      <w:pPr>
+        <w:pStyle w:val="Heading2"/>
+      </w:pPr>
+      <w:r>
+        <w:t>Use this when helpful</w:t>
       </w:r>
     </w:p>
     <w:p>
@@ -2174,12 +2257,475 @@
         <w:pStyle w:val="Heading1"/>
       </w:pPr>
       <w:r>
-        <w:t>20. Supported practice and learning evidence</w:t>
-      </w:r>
-    </w:p>
-    <w:p>
-      <w:r>
-        <w:t>Try the supported questions before comparing with hints and feedback. Record what you repaired and the evidence you retained.</w:t>
+        <w:t>20. Extra practice: pictures, repair and feedback</w:t>
+      </w:r>
+    </w:p>
+    <w:p>
+      <w:r>
+        <w:t>Attempt each question before opening its explanation. Use one browser or paper copy.</w:t>
+      </w:r>
+    </w:p>
+    <w:p>
+      <w:pPr>
+        <w:pStyle w:val="Heading2"/>
+      </w:pPr>
+      <w:r>
+        <w:t>First supported question</w:t>
+      </w:r>
+    </w:p>
+    <w:p>
+      <w:pPr>
+        <w:pStyle w:val="ListBullet"/>
+      </w:pPr>
+      <w:r>
+        <w:t>A fictional class loses time finding the correct craft tray.</w:t>
+      </w:r>
+    </w:p>
+    <w:p>
+      <w:pPr>
+        <w:pStyle w:val="Heading3"/>
+      </w:pPr>
+      <w:r>
+        <w:t>Practice 1: explain the deciding evidence</w:t>
+      </w:r>
+    </w:p>
+    <w:p>
+      <w:pPr>
+        <w:pStyle w:val="ListBullet"/>
+      </w:pPr>
+      <w:r>
+        <w:t>Which labelled step matches this detail? Use fictional tool requests; do not collect identity or purchase equipment.</w:t>
+      </w:r>
+    </w:p>
+    <w:p>
+      <w:pPr>
+        <w:pStyle w:val="ListBullet"/>
+      </w:pPr>
+      <w:r>
+        <w:t>1. Bound the project</w:t>
+      </w:r>
+    </w:p>
+    <w:p>
+      <w:pPr>
+        <w:pStyle w:val="ListBullet"/>
+      </w:pPr>
+      <w:r>
+        <w:t>2. Observe problem</w:t>
+      </w:r>
+    </w:p>
+    <w:p>
+      <w:pPr>
+        <w:pStyle w:val="ListBullet"/>
+      </w:pPr>
+      <w:r>
+        <w:t>3. Set success test</w:t>
+      </w:r>
+    </w:p>
+    <w:p>
+      <w:pPr>
+        <w:pStyle w:val="ListBullet"/>
+      </w:pPr>
+      <w:r>
+        <w:t>4. Define need</w:t>
+      </w:r>
+    </w:p>
+    <w:p>
+      <w:pPr>
+        <w:pStyle w:val="Heading3"/>
+      </w:pPr>
+      <w:r>
+        <w:t>My selected conclusion, deciding fact and explanation</w:t>
+      </w:r>
+    </w:p>
+    <w:p>
+      <w:r>
+        <w:t>________________________________________________________________</w:t>
+      </w:r>
+    </w:p>
+    <w:p>
+      <w:r>
+        <w:t>________________________________________________________________</w:t>
+      </w:r>
+    </w:p>
+    <w:p>
+      <w:r>
+        <w:t>________________________________________________________________</w:t>
+      </w:r>
+    </w:p>
+    <w:p>
+      <w:r>
+        <w:t>________________________________________________________________</w:t>
+      </w:r>
+    </w:p>
+    <w:p>
+      <w:r>
+        <w:t>________________________________________________________________</w:t>
+      </w:r>
+    </w:p>
+    <w:p>
+      <w:pPr>
+        <w:pStyle w:val="ListBullet"/>
+      </w:pPr>
+      <w:r>
+        <w:t>Hint if needed: Read the steps in the pictorial case. Match the supplied detail to the stage that performs or records it.</w:t>
+      </w:r>
+    </w:p>
+    <w:p>
+      <w:pPr>
+        <w:pStyle w:val="Heading2"/>
+      </w:pPr>
+      <w:r>
+        <w:t>Check the first explanation · reference / check after trying</w:t>
+      </w:r>
+    </w:p>
+    <w:p>
+      <w:pPr>
+        <w:spacing w:line="336" w:lineRule="auto" w:after="180"/>
+      </w:pPr>
+      <w:r>
+        <w:rPr>
+          <w:b w:val="0"/>
+        </w:rPr>
+        <w:t xml:space="preserve">After your attempt, compare with the supported explanation: Bound the project Use fictional tool requests; do not collect identity or purchase equipment. The mismatch record describes a concrete </w:t>
+      </w:r>
+      <w:r>
+        <w:rPr>
+          <w:b/>
+        </w:rPr>
+        <w:t>need</w:t>
+      </w:r>
+      <w:r>
+        <w:rPr>
+          <w:b w:val="0"/>
+        </w:rPr>
+        <w:t>.</w:t>
+      </w:r>
+    </w:p>
+    <w:p>
+      <w:pPr>
+        <w:spacing w:line="336" w:lineRule="auto" w:after="180"/>
+      </w:pPr>
+      <w:r>
+        <w:rPr>
+          <w:b w:val="0"/>
+        </w:rPr>
+        <w:t>A measurable goal checks whether the chosen tray satisfies the request; calling the system smart would not tell us how to evaluate it.</w:t>
+      </w:r>
+    </w:p>
+    <w:p>
+      <w:pPr>
+        <w:spacing w:line="336" w:lineRule="auto" w:after="180"/>
+      </w:pPr>
+      <w:r>
+        <w:rPr>
+          <w:b w:val="0"/>
+        </w:rPr>
+        <w:t>Start with a transparent paper baseline, and keep unsatisfied requests visible instead of selecting a near match without warning.</w:t>
+      </w:r>
+    </w:p>
+    <w:p>
+      <w:pPr>
+        <w:pStyle w:val="Heading2"/>
+      </w:pPr>
+      <w:r>
+        <w:t>Changed-case question</w:t>
+      </w:r>
+    </w:p>
+    <w:p>
+      <w:pPr>
+        <w:pStyle w:val="Heading3"/>
+      </w:pPr>
+      <w:r>
+        <w:t>Practice 2: explain the deciding evidence</w:t>
+      </w:r>
+    </w:p>
+    <w:p>
+      <w:pPr>
+        <w:pStyle w:val="ListBullet"/>
+      </w:pPr>
+      <w:r>
+        <w:t>Changed-case practice: The approved list contains no tray with every requested tool. Which conclusion is supported by the supplied facts?</w:t>
+      </w:r>
+    </w:p>
+    <w:p>
+      <w:pPr>
+        <w:pStyle w:val="ListBullet"/>
+      </w:pPr>
+      <w:r>
+        <w:t>1. We can decide the result without examining the changed input or the procedure.</w:t>
+      </w:r>
+    </w:p>
+    <w:p>
+      <w:pPr>
+        <w:pStyle w:val="ListBullet"/>
+      </w:pPr>
+      <w:r>
+        <w:t>2. The finder should report no suitable tray rather than guess.</w:t>
+      </w:r>
+    </w:p>
+    <w:p>
+      <w:pPr>
+        <w:pStyle w:val="ListBullet"/>
+      </w:pPr>
+      <w:r>
+        <w:t>3. This one example guarantees correct results for every future input.</w:t>
+      </w:r>
+    </w:p>
+    <w:p>
+      <w:pPr>
+        <w:pStyle w:val="Heading3"/>
+      </w:pPr>
+      <w:r>
+        <w:t>My selected conclusion, deciding fact and explanation</w:t>
+      </w:r>
+    </w:p>
+    <w:p>
+      <w:r>
+        <w:t>________________________________________________________________</w:t>
+      </w:r>
+    </w:p>
+    <w:p>
+      <w:r>
+        <w:t>________________________________________________________________</w:t>
+      </w:r>
+    </w:p>
+    <w:p>
+      <w:r>
+        <w:t>________________________________________________________________</w:t>
+      </w:r>
+    </w:p>
+    <w:p>
+      <w:r>
+        <w:t>________________________________________________________________</w:t>
+      </w:r>
+    </w:p>
+    <w:p>
+      <w:r>
+        <w:t>________________________________________________________________</w:t>
+      </w:r>
+    </w:p>
+    <w:p>
+      <w:pPr>
+        <w:pStyle w:val="ListBullet"/>
+      </w:pPr>
+      <w:r>
+        <w:t>Hint if needed: Use the changed condition and the deciding step in the pictorial trace. The answer must say what follows from those facts.</w:t>
+      </w:r>
+    </w:p>
+    <w:p>
+      <w:pPr>
+        <w:pStyle w:val="Heading2"/>
+      </w:pPr>
+      <w:r>
+        <w:t>Check the changed case · reference / check after trying</w:t>
+      </w:r>
+    </w:p>
+    <w:p>
+      <w:pPr>
+        <w:spacing w:line="336" w:lineRule="auto" w:after="180"/>
+      </w:pPr>
+      <w:r>
+        <w:rPr>
+          <w:b w:val="0"/>
+        </w:rPr>
+        <w:t>After your attempt, compare with the supported explanation: The finder should report no suitable tray rather than guess. Success includes honestly identifying unsatisfied requirements.</w:t>
+      </w:r>
+    </w:p>
+    <w:p>
+      <w:pPr>
+        <w:pStyle w:val="Heading2"/>
+      </w:pPr>
+      <w:r>
+        <w:t>Repair and save your work</w:t>
+      </w:r>
+    </w:p>
+    <w:p>
+      <w:pPr>
+        <w:spacing w:line="336" w:lineRule="auto" w:after="180"/>
+      </w:pPr>
+      <w:r>
+        <w:rPr>
+          <w:b w:val="0"/>
+        </w:rPr>
+        <w:t xml:space="preserve">Review Humans Set Boundaries (ai-1/28). Goal: Distinguish a system’s capability, the correctness of its </w:t>
+      </w:r>
+      <w:r>
+        <w:rPr>
+          <w:b/>
+        </w:rPr>
+        <w:t>output</w:t>
+      </w:r>
+      <w:r>
+        <w:rPr>
+          <w:b w:val="0"/>
+        </w:rPr>
+        <w:t xml:space="preserve"> and permission to take an action. Short practice: Which original proposal is authorised?</w:t>
+      </w:r>
+    </w:p>
+    <w:p>
+      <w:pPr>
+        <w:spacing w:line="336" w:lineRule="auto" w:after="180"/>
+      </w:pPr>
+      <w:r>
+        <w:rPr>
+          <w:b w:val="0"/>
+        </w:rPr>
+        <w:t xml:space="preserve">Why do the other two </w:t>
+      </w:r>
+      <w:r>
+        <w:rPr>
+          <w:b/>
+        </w:rPr>
+        <w:t>need</w:t>
+      </w:r>
+      <w:r>
+        <w:rPr>
+          <w:b w:val="0"/>
+        </w:rPr>
+        <w:t xml:space="preserve"> separate approval?. Return to this week and explain what you changed.</w:t>
+      </w:r>
+    </w:p>
+    <w:p>
+      <w:pPr>
+        <w:spacing w:line="336" w:lineRule="auto" w:after="180"/>
+      </w:pPr>
+      <w:r>
+        <w:rPr>
+          <w:b w:val="0"/>
+        </w:rPr>
+        <w:t xml:space="preserve">Review Prompts Are Design Instructions (ai-1/26). Goal: Write a prompt with a clear task, supplied </w:t>
+      </w:r>
+      <w:r>
+        <w:rPr>
+          <w:b/>
+        </w:rPr>
+        <w:t>evidence</w:t>
+      </w:r>
+      <w:r>
+        <w:rPr>
+          <w:b w:val="0"/>
+        </w:rPr>
+        <w:t xml:space="preserve"> and checkable </w:t>
+      </w:r>
+      <w:r>
+        <w:rPr>
+          <w:b/>
+        </w:rPr>
+        <w:t>output</w:t>
+      </w:r>
+      <w:r>
+        <w:rPr>
+          <w:b w:val="0"/>
+        </w:rPr>
+        <w:t xml:space="preserve"> requirements.</w:t>
+      </w:r>
+    </w:p>
+    <w:p>
+      <w:pPr>
+        <w:spacing w:line="336" w:lineRule="auto" w:after="180"/>
+      </w:pPr>
+      <w:r>
+        <w:rPr>
+          <w:b w:val="0"/>
+        </w:rPr>
+        <w:t>Short practice: What must happen if B instead conflicts with another equally authoritative duration record?. Return to this week and explain what you changed.</w:t>
+      </w:r>
+    </w:p>
+    <w:p>
+      <w:pPr>
+        <w:spacing w:line="336" w:lineRule="auto" w:after="180"/>
+      </w:pPr>
+      <w:r>
+        <w:rPr>
+          <w:b w:val="0"/>
+        </w:rPr>
+        <w:t>Review Fair for Whom? (ai-1/23). Goal: Compute a correct-out-of-assessed fraction and explain its denominator. Short practice: Which group loses performance under N, and can total improvement erase that fact?.</w:t>
+      </w:r>
+    </w:p>
+    <w:p>
+      <w:pPr>
+        <w:spacing w:line="336" w:lineRule="auto" w:after="180"/>
+      </w:pPr>
+      <w:r>
+        <w:rPr>
+          <w:b w:val="0"/>
+        </w:rPr>
+        <w:t>Return to this week and explain what you changed.</w:t>
+      </w:r>
+    </w:p>
+    <w:p>
+      <w:pPr>
+        <w:spacing w:line="336" w:lineRule="auto" w:after="180"/>
+      </w:pPr>
+      <w:r>
+        <w:rPr>
+          <w:b w:val="0"/>
+        </w:rPr>
+        <w:t xml:space="preserve">Use Download completed work in the hosted lesson to export your answers, reflections, practice feedback and code-run </w:t>
+      </w:r>
+      <w:r>
+        <w:rPr>
+          <w:b/>
+        </w:rPr>
+        <w:t>evidence</w:t>
+      </w:r>
+      <w:r>
+        <w:rPr>
+          <w:b w:val="0"/>
+        </w:rPr>
+        <w:t>. Open the HTML copy to read or print it.</w:t>
+      </w:r>
+    </w:p>
+    <w:p>
+      <w:pPr>
+        <w:spacing w:line="336" w:lineRule="auto" w:after="180"/>
+      </w:pPr>
+      <w:r>
+        <w:rPr>
+          <w:b w:val="0"/>
+        </w:rPr>
+        <w:t>Drafts stay in this browser when storage is available; clear drafts on a shared device.</w:t>
+      </w:r>
+    </w:p>
+    <w:p>
+      <w:pPr>
+        <w:pStyle w:val="Heading3"/>
+      </w:pPr>
+      <w:r>
+        <w:t>What I repaired, the evidence I kept and the next test</w:t>
+      </w:r>
+    </w:p>
+    <w:p>
+      <w:r>
+        <w:t>________________________________________________________________</w:t>
+      </w:r>
+    </w:p>
+    <w:p>
+      <w:r>
+        <w:t>________________________________________________________________</w:t>
+      </w:r>
+    </w:p>
+    <w:p>
+      <w:r>
+        <w:t>________________________________________________________________</w:t>
+      </w:r>
+    </w:p>
+    <w:p>
+      <w:r>
+        <w:t>________________________________________________________________</w:t>
+      </w:r>
+    </w:p>
+    <w:p>
+      <w:r>
+        <w:t>________________________________________________________________</w:t>
+      </w:r>
+    </w:p>
+    <w:p>
+      <w:pPr>
+        <w:pStyle w:val="Heading2"/>
+      </w:pPr>
+      <w:r>
+        <w:t>Earlier wording, alternatives and picture transcripts · reference / check after trying</w:t>
       </w:r>
     </w:p>
     <w:p>
@@ -2195,86 +2741,10 @@
     </w:p>
     <w:p>
       <w:pPr>
-        <w:spacing w:line="336" w:lineRule="auto" w:after="180"/>
-      </w:pPr>
-      <w:r>
-        <w:rPr>
-          <w:b w:val="0"/>
-        </w:rPr>
-        <w:t>A fictional class loses time finding the correct craft tray.</w:t>
-      </w:r>
-    </w:p>
-    <w:p>
-      <w:pPr>
         <w:pStyle w:val="Heading3"/>
       </w:pPr>
       <w:r>
-        <w:t>Practice 1: explain the deciding evidence</w:t>
-      </w:r>
-    </w:p>
-    <w:p>
-      <w:pPr>
-        <w:spacing w:line="336" w:lineRule="auto" w:after="180"/>
-      </w:pPr>
-      <w:r>
-        <w:rPr>
-          <w:b w:val="0"/>
-        </w:rPr>
-        <w:t>Which labelled step matches this detail? Use fictional tool requests; do not collect identity or purchase equipment.</w:t>
-      </w:r>
-    </w:p>
-    <w:p>
-      <w:pPr>
-        <w:spacing w:line="336" w:lineRule="auto" w:after="180"/>
-        <w:shd w:fill="F4F9FC"/>
-      </w:pPr>
-      <w:r>
-        <w:rPr>
-          <w:b w:val="0"/>
-        </w:rPr>
-        <w:t>1. Bound the project</w:t>
-      </w:r>
-    </w:p>
-    <w:p>
-      <w:pPr>
-        <w:spacing w:line="336" w:lineRule="auto" w:after="180"/>
-        <w:shd w:fill="F4F9FC"/>
-      </w:pPr>
-      <w:r>
-        <w:rPr>
-          <w:b w:val="0"/>
-        </w:rPr>
-        <w:t>2. Observe problem</w:t>
-      </w:r>
-    </w:p>
-    <w:p>
-      <w:pPr>
-        <w:spacing w:line="336" w:lineRule="auto" w:after="180"/>
-        <w:shd w:fill="F4F9FC"/>
-      </w:pPr>
-      <w:r>
-        <w:rPr>
-          <w:b w:val="0"/>
-        </w:rPr>
-        <w:t>3. Set success test</w:t>
-      </w:r>
-    </w:p>
-    <w:p>
-      <w:pPr>
-        <w:spacing w:line="336" w:lineRule="auto" w:after="180"/>
-        <w:shd w:fill="F4F9FC"/>
-      </w:pPr>
-      <w:r>
-        <w:rPr>
-          <w:b w:val="0"/>
-        </w:rPr>
-        <w:t xml:space="preserve">4. Define </w:t>
-      </w:r>
-      <w:r>
-        <w:rPr>
-          <w:b/>
-        </w:rPr>
-        <w:t>need</w:t>
+        <w:t>Repair a missing building block</w:t>
       </w:r>
     </w:p>
     <w:p>
@@ -2282,508 +2752,25 @@
         <w:pStyle w:val="Heading3"/>
       </w:pPr>
       <w:r>
-        <w:t>My selected conclusion, deciding fact and explanation</w:t>
-      </w:r>
-    </w:p>
-    <w:p>
-      <w:r>
-        <w:t>________________________________________________________________</w:t>
-      </w:r>
-    </w:p>
-    <w:p>
-      <w:r>
-        <w:t>________________________________________________________________</w:t>
-      </w:r>
-    </w:p>
-    <w:p>
-      <w:r>
-        <w:t>________________________________________________________________</w:t>
-      </w:r>
-    </w:p>
-    <w:p>
-      <w:r>
-        <w:t>________________________________________________________________</w:t>
-      </w:r>
-    </w:p>
-    <w:p>
-      <w:r>
-        <w:t>________________________________________________________________</w:t>
-      </w:r>
-    </w:p>
-    <w:p>
-      <w:pPr>
-        <w:pStyle w:val="Heading3"/>
-      </w:pPr>
-      <w:r>
-        <w:t>Hint · try first</w:t>
-      </w:r>
-    </w:p>
-    <w:p>
-      <w:pPr>
-        <w:spacing w:line="336" w:lineRule="auto" w:after="180"/>
-        <w:shd w:fill="F1F6F8"/>
-      </w:pPr>
-      <w:r>
-        <w:rPr>
-          <w:b w:val="0"/>
-        </w:rPr>
-        <w:t xml:space="preserve">Hint if </w:t>
-      </w:r>
-      <w:r>
-        <w:rPr>
-          <w:b/>
-        </w:rPr>
-        <w:t>need</w:t>
-      </w:r>
-      <w:r>
-        <w:rPr>
-          <w:b w:val="0"/>
-        </w:rPr>
-        <w:t>ed: Read the steps in the pictorial case. Match the supplied detail to the stage that performs or records it.</w:t>
-      </w:r>
-    </w:p>
-    <w:p>
-      <w:pPr>
-        <w:pStyle w:val="Heading3"/>
-      </w:pPr>
-      <w:r>
-        <w:t>Feedback · compare after trying</w:t>
-      </w:r>
-    </w:p>
-    <w:p>
-      <w:pPr>
-        <w:spacing w:line="336" w:lineRule="auto" w:after="180"/>
-        <w:shd w:fill="F1F6FC"/>
-      </w:pPr>
-      <w:r>
-        <w:rPr>
-          <w:b w:val="0"/>
-        </w:rPr>
-        <w:t xml:space="preserve">After your attempt, compare with the supported explanation: Bound the project Use fictional tool requests; do not collect identity or purchase equipment. The mismatch record describes a concrete </w:t>
-      </w:r>
-      <w:r>
-        <w:rPr>
-          <w:b/>
-        </w:rPr>
-        <w:t>need</w:t>
-      </w:r>
-      <w:r>
-        <w:rPr>
-          <w:b w:val="0"/>
-        </w:rPr>
-        <w:t>.</w:t>
-      </w:r>
-    </w:p>
-    <w:p>
-      <w:pPr>
-        <w:spacing w:line="336" w:lineRule="auto" w:after="180"/>
-        <w:shd w:fill="F1F6FC"/>
-      </w:pPr>
-      <w:r>
-        <w:rPr>
-          <w:b w:val="0"/>
-        </w:rPr>
-        <w:t>A measurable goal checks whether the chosen tray satisfies the request; calling the system smart would not tell us how to evaluate it.</w:t>
-      </w:r>
-    </w:p>
-    <w:p>
-      <w:pPr>
-        <w:spacing w:line="336" w:lineRule="auto" w:after="180"/>
-        <w:shd w:fill="F1F6FC"/>
-      </w:pPr>
-      <w:r>
-        <w:rPr>
-          <w:b w:val="0"/>
-        </w:rPr>
-        <w:t>Start with a transparent paper baseline, and keep unsatisfied requests visible instead of selecting a near match without warning.</w:t>
-      </w:r>
-    </w:p>
-    <w:p>
-      <w:pPr>
-        <w:pStyle w:val="Heading3"/>
-      </w:pPr>
-      <w:r>
-        <w:t>Practice 2: explain the deciding evidence</w:t>
-      </w:r>
-    </w:p>
-    <w:p>
-      <w:pPr>
-        <w:pStyle w:val="Heading3"/>
-      </w:pPr>
-      <w:r>
-        <w:t>Changed case · predict first</w:t>
-      </w:r>
-    </w:p>
-    <w:p>
-      <w:pPr>
-        <w:spacing w:line="336" w:lineRule="auto" w:after="180"/>
-        <w:shd w:fill="F5F1FB"/>
-      </w:pPr>
-      <w:r>
-        <w:rPr>
-          <w:b w:val="0"/>
-        </w:rPr>
-        <w:t>Changed-case practice: The approved list contains no tray with every requested tool. Which conclusion is supported by the supplied facts?</w:t>
-      </w:r>
-    </w:p>
-    <w:p>
-      <w:pPr>
-        <w:spacing w:line="336" w:lineRule="auto" w:after="180"/>
-        <w:shd w:fill="F4F9FC"/>
-      </w:pPr>
-      <w:r>
-        <w:rPr>
-          <w:b w:val="0"/>
-        </w:rPr>
-        <w:t xml:space="preserve">1. We can decide the result without examining the changed </w:t>
-      </w:r>
-      <w:r>
-        <w:rPr>
-          <w:b/>
-        </w:rPr>
-        <w:t>input</w:t>
-      </w:r>
-      <w:r>
-        <w:rPr>
-          <w:b w:val="0"/>
-        </w:rPr>
-        <w:t xml:space="preserve"> or the procedure.</w:t>
-      </w:r>
-    </w:p>
-    <w:p>
-      <w:pPr>
-        <w:spacing w:line="336" w:lineRule="auto" w:after="180"/>
-        <w:shd w:fill="F4F9FC"/>
-      </w:pPr>
-      <w:r>
-        <w:rPr>
-          <w:b w:val="0"/>
-        </w:rPr>
-        <w:t>2. The finder should report no suitable tray rather than guess.</w:t>
-      </w:r>
-    </w:p>
-    <w:p>
-      <w:pPr>
-        <w:spacing w:line="336" w:lineRule="auto" w:after="180"/>
-        <w:shd w:fill="F4F9FC"/>
-      </w:pPr>
-      <w:r>
-        <w:rPr>
-          <w:b w:val="0"/>
-        </w:rPr>
-        <w:t xml:space="preserve">3. This one example guarantees correct results for every future </w:t>
-      </w:r>
-      <w:r>
-        <w:rPr>
-          <w:b/>
-        </w:rPr>
-        <w:t>input</w:t>
-      </w:r>
-      <w:r>
-        <w:rPr>
-          <w:b w:val="0"/>
-        </w:rPr>
-        <w:t>.</w:t>
-      </w:r>
-    </w:p>
-    <w:p>
-      <w:pPr>
-        <w:pStyle w:val="Heading3"/>
-      </w:pPr>
-      <w:r>
-        <w:t>My selected conclusion, deciding fact and explanation</w:t>
-      </w:r>
-    </w:p>
-    <w:p>
-      <w:r>
-        <w:t>________________________________________________________________</w:t>
-      </w:r>
-    </w:p>
-    <w:p>
-      <w:r>
-        <w:t>________________________________________________________________</w:t>
-      </w:r>
-    </w:p>
-    <w:p>
-      <w:r>
-        <w:t>________________________________________________________________</w:t>
-      </w:r>
-    </w:p>
-    <w:p>
-      <w:r>
-        <w:t>________________________________________________________________</w:t>
-      </w:r>
-    </w:p>
-    <w:p>
-      <w:r>
-        <w:t>________________________________________________________________</w:t>
-      </w:r>
-    </w:p>
-    <w:p>
-      <w:pPr>
-        <w:pStyle w:val="Heading3"/>
-      </w:pPr>
-      <w:r>
-        <w:t>Hint · try first</w:t>
-      </w:r>
-    </w:p>
-    <w:p>
-      <w:pPr>
-        <w:spacing w:line="336" w:lineRule="auto" w:after="180"/>
-        <w:shd w:fill="F1F6F8"/>
-      </w:pPr>
-      <w:r>
-        <w:rPr>
-          <w:b w:val="0"/>
-        </w:rPr>
-        <w:t xml:space="preserve">Hint if </w:t>
-      </w:r>
-      <w:r>
-        <w:rPr>
-          <w:b/>
-        </w:rPr>
-        <w:t>need</w:t>
-      </w:r>
-      <w:r>
-        <w:rPr>
-          <w:b w:val="0"/>
-        </w:rPr>
-        <w:t>ed: Use the changed condition and the deciding step in the pictorial trace. The answer must say what follows from those facts.</w:t>
-      </w:r>
-    </w:p>
-    <w:p>
-      <w:pPr>
-        <w:pStyle w:val="Heading3"/>
-      </w:pPr>
-      <w:r>
-        <w:t>Feedback · compare after trying</w:t>
-      </w:r>
-    </w:p>
-    <w:p>
-      <w:pPr>
-        <w:spacing w:line="336" w:lineRule="auto" w:after="180"/>
-        <w:shd w:fill="F1F6FC"/>
-      </w:pPr>
-      <w:r>
-        <w:rPr>
-          <w:b w:val="0"/>
-        </w:rPr>
-        <w:t>After your attempt, compare with the supported explanation: The finder should report no suitable tray rather than guess. Success includes honestly identifying unsatisfied requirements.</w:t>
-      </w:r>
-    </w:p>
-    <w:p>
-      <w:pPr>
-        <w:pStyle w:val="Heading3"/>
-      </w:pPr>
-      <w:r>
-        <w:t>Repair a missing building block</w:t>
-      </w:r>
-    </w:p>
-    <w:p>
-      <w:pPr>
-        <w:spacing w:line="336" w:lineRule="auto" w:after="180"/>
-      </w:pPr>
-      <w:r>
-        <w:rPr>
-          <w:b w:val="0"/>
-        </w:rPr>
-        <w:t xml:space="preserve">Review Humans Set Boundaries (ai-1/28). Goal: Distinguish a system’s capability, the correctness of its </w:t>
-      </w:r>
-      <w:r>
-        <w:rPr>
-          <w:b/>
-        </w:rPr>
-        <w:t>output</w:t>
-      </w:r>
-      <w:r>
-        <w:rPr>
-          <w:b w:val="0"/>
-        </w:rPr>
-        <w:t xml:space="preserve"> and permission to take an action. Short practice: Which original proposal is authorised?</w:t>
-      </w:r>
-    </w:p>
-    <w:p>
-      <w:pPr>
-        <w:spacing w:line="336" w:lineRule="auto" w:after="180"/>
-      </w:pPr>
-      <w:r>
-        <w:rPr>
-          <w:b w:val="0"/>
-        </w:rPr>
-        <w:t xml:space="preserve">Why do the other two </w:t>
-      </w:r>
-      <w:r>
-        <w:rPr>
-          <w:b/>
-        </w:rPr>
-        <w:t>need</w:t>
-      </w:r>
-      <w:r>
-        <w:rPr>
-          <w:b w:val="0"/>
-        </w:rPr>
-        <w:t xml:space="preserve"> separate approval?. Return to this week and explain what you changed.</w:t>
-      </w:r>
-    </w:p>
-    <w:p>
-      <w:pPr>
-        <w:spacing w:line="336" w:lineRule="auto" w:after="180"/>
-      </w:pPr>
-      <w:r>
-        <w:rPr>
-          <w:b w:val="0"/>
-        </w:rPr>
-        <w:t xml:space="preserve">Review Prompts Are Design Instructions (ai-1/26). Goal: Write a prompt with a clear task, supplied </w:t>
-      </w:r>
-      <w:r>
-        <w:rPr>
-          <w:b/>
-        </w:rPr>
-        <w:t>evidence</w:t>
-      </w:r>
-      <w:r>
-        <w:rPr>
-          <w:b w:val="0"/>
-        </w:rPr>
-        <w:t xml:space="preserve"> and checkable </w:t>
-      </w:r>
-      <w:r>
-        <w:rPr>
-          <w:b/>
-        </w:rPr>
-        <w:t>output</w:t>
-      </w:r>
-      <w:r>
-        <w:rPr>
-          <w:b w:val="0"/>
-        </w:rPr>
-        <w:t xml:space="preserve"> requirements.</w:t>
-      </w:r>
-    </w:p>
-    <w:p>
-      <w:pPr>
-        <w:spacing w:line="336" w:lineRule="auto" w:after="180"/>
-      </w:pPr>
-      <w:r>
-        <w:rPr>
-          <w:b w:val="0"/>
-        </w:rPr>
-        <w:t>Short practice: What must happen if B instead conflicts with another equally authoritative duration record?. Return to this week and explain what you changed.</w:t>
-      </w:r>
-    </w:p>
-    <w:p>
-      <w:pPr>
-        <w:spacing w:line="336" w:lineRule="auto" w:after="180"/>
-      </w:pPr>
-      <w:r>
-        <w:rPr>
-          <w:b w:val="0"/>
-        </w:rPr>
-        <w:t>Review Fair for Whom? (ai-1/23). Goal: Compute a correct-out-of-assessed fraction and explain its denominator. Short practice: Which group loses performance under N, and can total improvement erase that fact?.</w:t>
-      </w:r>
-    </w:p>
-    <w:p>
-      <w:pPr>
-        <w:spacing w:line="336" w:lineRule="auto" w:after="180"/>
-      </w:pPr>
-      <w:r>
-        <w:rPr>
-          <w:b w:val="0"/>
-        </w:rPr>
-        <w:t>Return to this week and explain what you changed.</w:t>
-      </w:r>
-    </w:p>
-    <w:p>
-      <w:pPr>
-        <w:pStyle w:val="Heading3"/>
-      </w:pPr>
-      <w:r>
         <w:t>Keep your completed work</w:t>
       </w:r>
     </w:p>
     <w:p>
       <w:pPr>
-        <w:spacing w:line="336" w:lineRule="auto" w:after="180"/>
-      </w:pPr>
-      <w:r>
-        <w:rPr>
-          <w:b w:val="0"/>
-        </w:rPr>
-        <w:t xml:space="preserve">Use Download completed work in the hosted lesson to export your answers, reflections, practice feedback and code-run </w:t>
-      </w:r>
-      <w:r>
-        <w:rPr>
-          <w:b/>
-        </w:rPr>
-        <w:t>evidence</w:t>
-      </w:r>
-      <w:r>
-        <w:rPr>
-          <w:b w:val="0"/>
-        </w:rPr>
-        <w:t>. Open the HTML copy to read or print it.</w:t>
-      </w:r>
-    </w:p>
-    <w:p>
-      <w:pPr>
-        <w:spacing w:line="336" w:lineRule="auto" w:after="180"/>
-      </w:pPr>
-      <w:r>
-        <w:rPr>
-          <w:b w:val="0"/>
-        </w:rPr>
-        <w:t>Drafts stay in this browser when storage is available; clear drafts on a shared device.</w:t>
-      </w:r>
-    </w:p>
-    <w:p>
-      <w:pPr>
-        <w:pStyle w:val="Heading3"/>
-      </w:pPr>
-      <w:r>
-        <w:t>What I repaired, the evidence I kept and the next test</w:t>
-      </w:r>
-    </w:p>
-    <w:p>
-      <w:r>
-        <w:t>________________________________________________________________</w:t>
-      </w:r>
-    </w:p>
-    <w:p>
-      <w:r>
-        <w:t>________________________________________________________________</w:t>
-      </w:r>
-    </w:p>
-    <w:p>
-      <w:r>
-        <w:t>________________________________________________________________</w:t>
-      </w:r>
-    </w:p>
-    <w:p>
-      <w:r>
-        <w:t>________________________________________________________________</w:t>
-      </w:r>
-    </w:p>
-    <w:p>
-      <w:r>
-        <w:t>________________________________________________________________</w:t>
-      </w:r>
-    </w:p>
-    <w:p>
-      <w:pPr>
         <w:pStyle w:val="Heading1"/>
       </w:pPr>
       <w:r>
-        <w:t>21. Visual concept journey</w:t>
-      </w:r>
-    </w:p>
-    <w:p>
-      <w:r>
-        <w:t>Explain each Find a Real Problem picture from its labels, then record a relevant limit.</w:t>
-      </w:r>
-    </w:p>
-    <w:p>
-      <w:pPr>
-        <w:pStyle w:val="Heading3"/>
+        <w:t>21. Reference · Six-picture response sheets</w:t>
+      </w:r>
+    </w:p>
+    <w:p>
+      <w:r>
+        <w:t>Choose the image that helps rather than repeating all six.</w:t>
+      </w:r>
+    </w:p>
+    <w:p>
+      <w:pPr>
+        <w:pStyle w:val="Heading2"/>
       </w:pPr>
       <w:r>
         <w:t>01. Find a Real Problem: the case</w:t>
@@ -2850,7 +2837,6 @@
     <w:p>
       <w:pPr>
         <w:spacing w:line="336" w:lineRule="auto" w:after="180"/>
-        <w:shd w:fill="F5F1FB"/>
       </w:pPr>
       <w:r>
         <w:rPr>
@@ -2889,7 +2875,7 @@
     </w:p>
     <w:p>
       <w:pPr>
-        <w:pStyle w:val="Heading3"/>
+        <w:pStyle w:val="Heading2"/>
       </w:pPr>
       <w:r>
         <w:t>02. Follow the deciding steps</w:t>
@@ -2969,7 +2955,6 @@
     <w:p>
       <w:pPr>
         <w:spacing w:line="336" w:lineRule="auto" w:after="180"/>
-        <w:shd w:fill="F5F1FB"/>
       </w:pPr>
       <w:r>
         <w:rPr>
@@ -3020,7 +3005,7 @@
     </w:p>
     <w:p>
       <w:pPr>
-        <w:pStyle w:val="Heading3"/>
+        <w:pStyle w:val="Heading2"/>
       </w:pPr>
       <w:r>
         <w:t>03. From an observed difficulty to a testable goal</w:t>
@@ -3147,7 +3132,6 @@
     <w:p>
       <w:pPr>
         <w:spacing w:line="336" w:lineRule="auto" w:after="180"/>
-        <w:shd w:fill="F5F1FB"/>
       </w:pPr>
       <w:r>
         <w:rPr>
@@ -3186,7 +3170,7 @@
     </w:p>
     <w:p>
       <w:pPr>
-        <w:pStyle w:val="Heading3"/>
+        <w:pStyle w:val="Heading2"/>
       </w:pPr>
       <w:r>
         <w:t>04. Change one thing. Trace what follows.</w:t>
@@ -3253,7 +3237,6 @@
     <w:p>
       <w:pPr>
         <w:spacing w:line="336" w:lineRule="auto" w:after="180"/>
-        <w:shd w:fill="F5F1FB"/>
       </w:pPr>
       <w:r>
         <w:rPr>
@@ -3292,7 +3275,7 @@
     </w:p>
     <w:p>
       <w:pPr>
-        <w:pStyle w:val="Heading3"/>
+        <w:pStyle w:val="Heading2"/>
       </w:pPr>
       <w:r>
         <w:t>05. Connect the explanation to its limit</w:t>
@@ -3382,7 +3365,6 @@
     <w:p>
       <w:pPr>
         <w:spacing w:line="336" w:lineRule="auto" w:after="180"/>
-        <w:shd w:fill="F5F1FB"/>
       </w:pPr>
       <w:r>
         <w:rPr>
@@ -3421,7 +3403,7 @@
     </w:p>
     <w:p>
       <w:pPr>
-        <w:pStyle w:val="Heading3"/>
+        <w:pStyle w:val="Heading2"/>
       </w:pPr>
       <w:r>
         <w:t>06. Make the idea visible in your project</w:t>
@@ -3512,7 +3494,6 @@
     <w:p>
       <w:pPr>
         <w:spacing w:line="336" w:lineRule="auto" w:after="180"/>
-        <w:shd w:fill="F5F1FB"/>
       </w:pPr>
       <w:r>
         <w:rPr>
@@ -3559,6 +3540,62 @@
     <w:p>
       <w:r>
         <w:t>________________________________________________________________</w:t>
+      </w:r>
+    </w:p>
+    <w:p>
+      <w:pPr>
+        <w:pStyle w:val="Heading2"/>
+      </w:pPr>
+      <w:r>
+        <w:t>Earlier wording, alternatives and picture transcripts · reference / check after trying</w:t>
+      </w:r>
+    </w:p>
+    <w:p>
+      <w:pPr>
+        <w:pStyle w:val="Heading3"/>
+      </w:pPr>
+      <w:r>
+        <w:t>01. Find a Real Problem: the case</w:t>
+      </w:r>
+    </w:p>
+    <w:p>
+      <w:pPr>
+        <w:pStyle w:val="Heading3"/>
+      </w:pPr>
+      <w:r>
+        <w:t>02. Follow the deciding steps</w:t>
+      </w:r>
+    </w:p>
+    <w:p>
+      <w:pPr>
+        <w:pStyle w:val="Heading3"/>
+      </w:pPr>
+      <w:r>
+        <w:t>03. From an observed difficulty to a testable goal</w:t>
+      </w:r>
+    </w:p>
+    <w:p>
+      <w:pPr>
+        <w:pStyle w:val="Heading3"/>
+      </w:pPr>
+      <w:r>
+        <w:t>04. Change one thing. Trace what follows.</w:t>
+      </w:r>
+    </w:p>
+    <w:p>
+      <w:pPr>
+        <w:pStyle w:val="Heading3"/>
+      </w:pPr>
+      <w:r>
+        <w:t>05. Connect the explanation to its limit</w:t>
+      </w:r>
+    </w:p>
+    <w:p>
+      <w:pPr>
+        <w:pStyle w:val="Heading3"/>
+      </w:pPr>
+      <w:r>
+        <w:t>06. Make the idea visible in your project</w:t>
       </w:r>
     </w:p>
     <w:sectPr>
